--- a/projects/skkn_1773776784610_eblasj47t/appendices/phu-luc-data_table.docx
+++ b/projects/skkn_1773776784610_eblasj47t/appendices/phu-luc-data_table.docx
@@ -1,53 +1,94 @@
 
-<file path=word/document.xml><?xml version="1.0" encoding="utf-8"?>
-<w:document xmlns:wpc="http://schemas.microsoft.com/office/word/2010/wordprocessingCanvas" xmlns:cx="http://schemas.microsoft.com/office/drawing/2014/chartex" xmlns:cx1="http://schemas.microsoft.com/office/drawing/2015/9/8/chartex" xmlns:cx2="http://schemas.microsoft.com/office/drawing/2015/10/21/chartex" xmlns:cx3="http://schemas.microsoft.com/office/drawing/2016/5/9/chartex" xmlns:cx4="http://schemas.microsoft.com/office/drawing/2016/5/10/chartex" xmlns:cx5="http://schemas.microsoft.com/office/drawing/2016/5/11/chartex" xmlns:cx6="http://schemas.microsoft.com/office/drawing/2016/5/12/chartex" xmlns:cx7="http://schemas.microsoft.com/office/drawing/2016/5/13/chartex" xmlns:cx8="http://schemas.microsoft.com/office/drawing/2016/5/14/chartex" xmlns:mc="http://schemas.openxmlformats.org/markup-compatibility/2006" xmlns:aink="http://schemas.microsoft.com/office/drawing/2016/ink" xmlns:am3d="http://schemas.microsoft.com/office/drawing/2017/model3d" xmlns:o="urn:schemas-microsoft-com:office:office" xmlns:oel="http://schemas.microsoft.com/office/2019/extlst" xmlns:r="http://schemas.openxmlformats.org/officeDocument/2006/relationships" xmlns:m="http://schemas.openxmlformats.org/officeDocument/2006/math" xmlns:v="urn:schemas-microsoft-com:vml" xmlns:wp14="http://schemas.microsoft.com/office/word/2010/wordprocessingDrawing" xmlns:wp="http://schemas.openxmlformats.org/drawingml/2006/wordprocessingDrawing" xmlns:w10="urn:schemas-microsoft-com:office:word" xmlns:w="http://schemas.openxmlformats.org/wordprocessingml/2006/main" xmlns:w14="http://schemas.microsoft.com/office/word/2010/wordml" xmlns:w15="http://schemas.microsoft.com/office/word/2012/wordml" xmlns:w16cex="http://schemas.microsoft.com/office/word/2018/wordml/cex" xmlns:w16cid="http://schemas.microsoft.com/office/word/2016/wordml/cid" xmlns:w16="http://schemas.microsoft.com/office/word/2018/wordml" xmlns:w16sdtdh="http://schemas.microsoft.com/office/word/2020/wordml/sdtdatahash" xmlns:w16se="http://schemas.microsoft.com/office/word/2015/wordml/symex" xmlns:wpg="http://schemas.microsoft.com/office/word/2010/wordprocessingGroup" xmlns:wpi="http://schemas.microsoft.com/office/word/2010/wordprocessingInk" xmlns:wne="http://schemas.microsoft.com/office/word/2006/wordml" xmlns:wps="http://schemas.microsoft.com/office/word/2010/wordprocessingShape" mc:Ignorable="w14 w15 w16se w16cid w16 w16cex w16sdtdh wp14">
-  <w:body>
-    <w:p>
-      <w:pPr>
-        <w:pageBreakBefore/>
-        <w:jc w:val="center"/>
-        <w:rPr>
-          <w:b/>
-          <w:bCs/>
-        </w:rPr>
-      </w:pPr>
-      <w:r>
-        <w:rPr>
-          <w:b/>
-          <w:bCs/>
-        </w:rPr>
-        <w:t>MINH CHỨNG PHỤ LỤC</w:t>
-      </w:r>
-    </w:p>
-    <w:p>
-      <w:pPr>
-        <w:spacing w:before="120" w:after="120"/>
-      </w:pPr>
-      <w:r>
-        <w:t>[NOI_DUNG_</w:t>
-      </w:r>
-      <w:r>
-        <w:t>PHU_LUC</w:t>
-      </w:r>
-      <w:r>
-        <w:t>]</w:t>
-      </w:r>
-    </w:p>
-    <w:sectPr>
-      <w:headerReference w:type="even" r:id="rId7"/>
-      <w:headerReference w:type="default" r:id="rId8"/>
-      <w:footerReference w:type="even" r:id="rId9"/>
-      <w:footerReference w:type="default" r:id="rId10"/>
-      <w:headerReference w:type="first" r:id="rId11"/>
-      <w:footerReference w:type="first" r:id="rId12"/>
-      <w:pgSz w:w="11906" w:h="16838"/>
-      <w:pgMar w:top="1134" w:right="1134" w:bottom="1134" w:left="1701" w:header="708" w:footer="708" w:gutter="0"/>
-      <w:pgNumType w:start="1"/>
-      <w:cols w:space="720"/>
-      <w:docGrid w:linePitch="360"/>
-    </w:sectPr>
-  </w:body>
-</w:document>
+<file path=word/document.xml><?xml version="1.0" encoding="UTF-8" standalone="yes"?>
+<w:document xmlns:wpc="http://schemas.microsoft.com/office/word/2010/wordprocessingCanvas" xmlns:cx="http://schemas.microsoft.com/office/drawing/2014/chartex" xmlns:cx1="http://schemas.microsoft.com/office/drawing/2015/9/8/chartex" xmlns:cx2="http://schemas.microsoft.com/office/drawing/2015/10/21/chartex" xmlns:cx3="http://schemas.microsoft.com/office/drawing/2016/5/9/chartex" xmlns:cx4="http://schemas.microsoft.com/office/drawing/2016/5/10/chartex" xmlns:cx5="http://schemas.microsoft.com/office/drawing/2016/5/11/chartex" xmlns:cx6="http://schemas.microsoft.com/office/drawing/2016/5/12/chartex" xmlns:cx7="http://schemas.microsoft.com/office/drawing/2016/5/13/chartex" xmlns:cx8="http://schemas.microsoft.com/office/drawing/2016/5/14/chartex" xmlns:mc="http://schemas.openxmlformats.org/markup-compatibility/2006" xmlns:aink="http://schemas.microsoft.com/office/drawing/2016/ink" xmlns:am3d="http://schemas.microsoft.com/office/drawing/2017/model3d" xmlns:o="urn:schemas-microsoft-com:office:office" xmlns:oel="http://schemas.microsoft.com/office/2019/extlst" xmlns:r="http://schemas.openxmlformats.org/officeDocument/2006/relationships" xmlns:m="http://schemas.openxmlformats.org/officeDocument/2006/math" xmlns:v="urn:schemas-microsoft-com:vml" xmlns:wp14="http://schemas.microsoft.com/office/word/2010/wordprocessingDrawing" xmlns:wp="http://schemas.openxmlformats.org/drawingml/2006/wordprocessingDrawing" xmlns:w10="urn:schemas-microsoft-com:office:word" xmlns:w="http://schemas.openxmlformats.org/wordprocessingml/2006/main" xmlns:w14="http://schemas.microsoft.com/office/word/2010/wordml" xmlns:w15="http://schemas.microsoft.com/office/word/2012/wordml" xmlns:w16cex="http://schemas.microsoft.com/office/word/2018/wordml/cex" xmlns:w16cid="http://schemas.microsoft.com/office/word/2016/wordml/cid" xmlns:w16="http://schemas.microsoft.com/office/word/2018/wordml" xmlns:w16sdtdh="http://schemas.microsoft.com/office/word/2020/wordml/sdtdatahash" xmlns:w16se="http://schemas.microsoft.com/office/word/2015/wordml/symex" xmlns:wpg="http://schemas.microsoft.com/office/word/2010/wordprocessingGroup" xmlns:wpi="http://schemas.microsoft.com/office/word/2010/wordprocessingInk" xmlns:wne="http://schemas.microsoft.com/office/word/2006/wordml" xmlns:wps="http://schemas.microsoft.com/office/word/2010/wordprocessingShape" mc:Ignorable="w14 w15 w16se w16cid w16 w16cex w16sdtdh wp14"><w:body><w:p><w:pPr><w:jc w:val="center"/></w:pPr><w:r><w:drawing><wp:inline cx="1524000" cy="1524000"><wp:extent cx="1524000" cy="1524000"/><wp:docPr id="999" name="QR"/><a:graphic xmlns:a="http://schemas.openxmlformats.org/drawingml/2006/main"><a:graphicData uri="http://schemas.openxmlformats.org/drawingml/2006/picture"><pic:pic xmlns:pic="http://schemas.openxmlformats.org/drawingml/2006/picture"><pic:nvPicPr><pic:cNvPr id="0" name="qr.png"/><pic:cNvPicPr/></pic:nvPicPr><pic:blipFill><a:blip xmlns:r="http://schemas.openxmlformats.org/officeDocument/2006/relationships" r:embed="rId999"/></a:blipFill><pic:spPr><a:xfrm><a:off x="0" y="0"/><a:ext cx="1524000" cy="1524000"/></a:xfrm><a:prstGeom prst="rect"><a:avLst/></a:prstGeom></pic:spPr></pic:pic></a:graphicData></a:graphic></wp:inline></w:drawing></w:r></w:p><w:p>
+<w:pPr>
+<w:jc w:val="both"/>
+<w:ind w:firstLine="720"/>
+<w:spacing w:line="360" w:lineRule="auto" w:after="120"/>
+</w:pPr>
+<w:r><w:t xml:space="preserve">Để minh chứng cho hiệu quả của giải pháp &quot;Ứng dụng công nghệ số trong mô hình hóa 3D nhằm nâng cao năng lực tưởng tượng không gian cho học sinh lớp 12 qua chủ đề phương pháp tọa độ trong không gian&quot;, tôi đã tiến hành khảo sát và đánh giá kết quả học tập của học sinh lớp thực nghiệm (12A2) và lớp đối chứng (12A1) tại Trường THPT PPPPTTTT trong năm học 2025-2026. Kết quả được tổng hợp và trình bày chi tiết qua các bảng thống kê dưới đây:</w:t></w:r>
+</w:p><w:p>
+<w:pPr>
+<w:jc w:val="both"/>
+<w:ind w:firstLine="720"/>
+<w:spacing w:line="360" w:lineRule="auto" w:after="120"/>
+</w:pPr>
+<w:r><w:rPr><w:b/></w:rPr><w:t xml:space="preserve">Bảng 1</w:t></w:r><w:r><w:rPr><w:b/></w:rPr><w:t xml:space="preserve">: Thống kê mô tả kết quả bài kiểm tra đánh giá năng lực tưởng tượng không gian và vận dụng kiến thức phương pháp tọa độ trong không gian</w:t></w:r>
+</w:p><w:tbl><w:tblPr><w:tblW w:w="9360" w:type="dxa"/><w:tblBorders><w:top w:val="single" w:sz="4" w:space="0" w:color="000000"/><w:left w:val="single" w:sz="4" w:space="0" w:color="000000"/><w:bottom w:val="single" w:sz="4" w:space="0" w:color="000000"/><w:right w:val="single" w:sz="4" w:space="0" w:color="000000"/><w:insideH w:val="single" w:sz="4" w:space="0" w:color="000000"/><w:insideV w:val="single" w:sz="4" w:space="0" w:color="000000"/></w:tblBorders><w:tblLook w:val="04A0"/></w:tblPr><w:tblGrid><w:gridCol w:w="1337"/><w:gridCol w:w="1337"/><w:gridCol w:w="1337"/><w:gridCol w:w="1337"/><w:gridCol w:w="1337"/><w:gridCol w:w="1337"/><w:gridCol w:w="1337"/></w:tblGrid><w:tr><w:tc><w:tcPr><w:tcW w:w="1337" w:type="dxa"/><w:shd w:val="clear" w:color="auto" w:fill="D5E8F0"/></w:tcPr><w:p><w:pPr><w:jc w:val="center"/></w:pPr><w:r><w:t xml:space="preserve">Chỉ số</w:t></w:r></w:p></w:tc><w:tc><w:tcPr><w:tcW w:w="1337" w:type="dxa"/><w:shd w:val="clear" w:color="auto" w:fill="D5E8F0"/></w:tcPr><w:p><w:pPr><w:jc w:val="center"/></w:pPr><w:r><w:t xml:space="preserve">Lớp</w:t></w:r></w:p></w:tc><w:tc><w:tcPr><w:tcW w:w="1337" w:type="dxa"/><w:shd w:val="clear" w:color="auto" w:fill="D5E8F0"/></w:tcPr><w:p><w:pPr><w:jc w:val="center"/></w:pPr><w:r><w:t xml:space="preserve">Số lượng HS</w:t></w:r></w:p></w:tc><w:tc><w:tcPr><w:tcW w:w="1337" w:type="dxa"/><w:shd w:val="clear" w:color="auto" w:fill="D5E8F0"/></w:tcPr><w:p><w:pPr><w:jc w:val="center"/></w:pPr><w:r><w:t xml:space="preserve">Điểm trung bình (ĐTB) trước tác động</w:t></w:r></w:p></w:tc><w:tc><w:tcPr><w:tcW w:w="1337" w:type="dxa"/><w:shd w:val="clear" w:color="auto" w:fill="D5E8F0"/></w:tcPr><w:p><w:pPr><w:jc w:val="center"/></w:pPr><w:r><w:t xml:space="preserve">Độ lệch chuẩn (ĐLC) trước tác động</w:t></w:r></w:p></w:tc><w:tc><w:tcPr><w:tcW w:w="1337" w:type="dxa"/><w:shd w:val="clear" w:color="auto" w:fill="D5E8F0"/></w:tcPr><w:p><w:pPr><w:jc w:val="center"/></w:pPr><w:r><w:t xml:space="preserve">Điểm trung bình (ĐTB) sau tác động</w:t></w:r></w:p></w:tc><w:tc><w:tcPr><w:tcW w:w="1337" w:type="dxa"/><w:shd w:val="clear" w:color="auto" w:fill="D5E8F0"/></w:tcPr><w:p><w:pPr><w:jc w:val="center"/></w:pPr><w:r><w:t xml:space="preserve">Độ lệch chuẩn (ĐLC) sau tác động</w:t></w:r></w:p></w:tc></w:tr><w:tr><w:tc><w:tcPr><w:tcW w:w="1337" w:type="dxa"/></w:tcPr><w:p><w:pPr><w:jc w:val="center"/></w:pPr><w:r><w:rPr><w:b/></w:rPr><w:t xml:space="preserve">Điểm kiểm tra (Thang 10)</w:t></w:r></w:p></w:tc><w:tc><w:tcPr><w:tcW w:w="1337" w:type="dxa"/></w:tcPr><w:p><w:pPr><w:jc w:val="center"/></w:pPr><w:r><w:rPr><w:b/></w:rPr><w:t xml:space="preserve">Đối chứng (12A1)</w:t></w:r></w:p></w:tc><w:tc><w:tcPr><w:tcW w:w="1337" w:type="dxa"/></w:tcPr><w:p><w:pPr><w:jc w:val="center"/></w:pPr><w:r><w:t xml:space="preserve">40</w:t></w:r></w:p></w:tc><w:tc><w:tcPr><w:tcW w:w="1337" w:type="dxa"/></w:tcPr><w:p><w:pPr><w:jc w:val="center"/></w:pPr><w:r><w:t xml:space="preserve">5.35</w:t></w:r></w:p></w:tc><w:tc><w:tcPr><w:tcW w:w="1337" w:type="dxa"/></w:tcPr><w:p><w:pPr><w:jc w:val="center"/></w:pPr><w:r><w:t xml:space="preserve">1.48</w:t></w:r></w:p></w:tc><w:tc><w:tcPr><w:tcW w:w="1337" w:type="dxa"/></w:tcPr><w:p><w:pPr><w:jc w:val="center"/></w:pPr><w:r><w:t xml:space="preserve">5.95</w:t></w:r></w:p></w:tc><w:tc><w:tcPr><w:tcW w:w="1337" w:type="dxa"/></w:tcPr><w:p><w:pPr><w:jc w:val="center"/></w:pPr><w:r><w:t xml:space="preserve">1.35</w:t></w:r></w:p></w:tc></w:tr><w:tr><w:tc><w:tcPr><w:tcW w:w="1337" w:type="dxa"/></w:tcPr><w:p><w:pPr><w:jc w:val="center"/></w:pPr><w:r><w:rPr><w:b/></w:rPr><w:t xml:space="preserve">Thực nghiệm (12A2)</w:t></w:r></w:p></w:tc><w:tc><w:tcPr><w:tcW w:w="1337" w:type="dxa"/></w:tcPr><w:p><w:pPr><w:jc w:val="center"/></w:pPr><w:r><w:t xml:space="preserve">40</w:t></w:r></w:p></w:tc><w:tc><w:tcPr><w:tcW w:w="1337" w:type="dxa"/></w:tcPr><w:p><w:pPr><w:jc w:val="center"/></w:pPr><w:r><w:t xml:space="preserve">5.42</w:t></w:r></w:p></w:tc><w:tc><w:tcPr><w:tcW w:w="1337" w:type="dxa"/></w:tcPr><w:p><w:pPr><w:jc w:val="center"/></w:pPr><w:r><w:t xml:space="preserve">1.45</w:t></w:r></w:p></w:tc><w:tc><w:tcPr><w:tcW w:w="1337" w:type="dxa"/></w:tcPr><w:p><w:pPr><w:jc w:val="center"/></w:pPr><w:r><w:t xml:space="preserve">7.40</w:t></w:r></w:p></w:tc><w:tc><w:tcPr><w:tcW w:w="1337" w:type="dxa"/></w:tcPr><w:p><w:pPr><w:jc w:val="center"/></w:pPr><w:r><w:t xml:space="preserve">1.10</w:t></w:r></w:p></w:tc><w:tc><w:tcPr><w:tcW w:w="1337" w:type="dxa"/></w:tcPr><w:p><w:pPr><w:jc w:val="center"/></w:pPr></w:p></w:tc></w:tr></w:tbl><w:p><w:pPr><w:spacing w:after="120"/></w:pPr></w:p><w:p><w:pPr>
+<w:jc w:val="both"/>
+<w:tabs><w:tab w:val="left" w:pos="720"/></w:tabs>
+<w:ind w:left="720" w:hanging="360"/>
+<w:spacing w:after="60"/>
+</w:pPr><w:r><w:t xml:space="preserve">• </w:t><w:tab/></w:r><w:r><w:rPr><w:b/></w:rPr><w:t xml:space="preserve">Nhận xét:</w:t></w:r></w:p><w:p><w:pPr>
+<w:jc w:val="both"/>
+<w:tabs><w:tab w:val="left" w:pos="720"/></w:tabs>
+<w:ind w:left="720" w:hanging="360"/>
+<w:spacing w:after="60"/>
+</w:pPr><w:r><w:t xml:space="preserve">• </w:t><w:tab/></w:r><w:r><w:t xml:space="preserve">Trước khi áp dụng giải pháp, điểm trung bình và độ lệch chuẩn của hai lớp Đối chứng và Thực nghiệm tương đương nhau, cho thấy năng lực tưởng tượng không gian và kiến thức nền tảng của học sinh hai lớp là tương đồng. Điều này đảm bảo tính khách quan trong việc so sánh hiệu quả của giải pháp.</w:t></w:r></w:p><w:p><w:pPr>
+<w:jc w:val="both"/>
+<w:tabs><w:tab w:val="left" w:pos="720"/></w:tabs>
+<w:ind w:left="720" w:hanging="360"/>
+<w:spacing w:after="60"/>
+</w:pPr><w:r><w:t xml:space="preserve">• </w:t><w:tab/></w:r><w:r><w:t xml:space="preserve">Sau khi áp dụng giải pháp, lớp Thực nghiệm (12A2) có sự cải thiện vượt bậc về điểm trung bình (từ 5.42 lên 7.40), cao hơn đáng kể so với lớp Đối chứng (từ 5.35 lên 5.95).</w:t></w:r></w:p><w:p><w:pPr>
+<w:jc w:val="both"/>
+<w:tabs><w:tab w:val="left" w:pos="720"/></w:tabs>
+<w:ind w:left="720" w:hanging="360"/>
+<w:spacing w:after="60"/>
+</w:pPr><w:r><w:t xml:space="preserve">• </w:t><w:tab/></w:r><w:r><w:t xml:space="preserve">Độ lệch chuẩn của lớp Thực nghiệm giảm rõ rệt (từ 1.45 xuống 1.10), cho thấy kết quả học tập của học sinh trong lớp đồng đều hơn, khoảng cách giữa học sinh khá giỏi và học sinh trung bình yếu được thu hẹp. Ngược lại, lớp Đối chứng có độ lệch chuẩn giảm ít hơn.</w:t></w:r></w:p><w:p>
+<w:pPr>
+<w:jc w:val="both"/>
+<w:ind w:firstLine="720"/>
+<w:spacing w:line="360" w:lineRule="auto" w:after="120"/>
+</w:pPr>
+<w:r><w:rPr><w:b/></w:rPr><w:t xml:space="preserve">Bảng 2</w:t></w:r><w:r><w:rPr><w:b/></w:rPr><w:t xml:space="preserve">: Phân loại học lực của học sinh theo kết quả bài kiểm tra</w:t></w:r>
+</w:p><w:tbl><w:tblPr><w:tblW w:w="9360" w:type="dxa"/><w:tblBorders><w:top w:val="single" w:sz="4" w:space="0" w:color="000000"/><w:left w:val="single" w:sz="4" w:space="0" w:color="000000"/><w:bottom w:val="single" w:sz="4" w:space="0" w:color="000000"/><w:right w:val="single" w:sz="4" w:space="0" w:color="000000"/><w:insideH w:val="single" w:sz="4" w:space="0" w:color="000000"/><w:insideV w:val="single" w:sz="4" w:space="0" w:color="000000"/></w:tblBorders><w:tblLook w:val="04A0"/></w:tblPr><w:tblGrid><w:gridCol w:w="1560"/><w:gridCol w:w="1560"/><w:gridCol w:w="1560"/><w:gridCol w:w="1560"/><w:gridCol w:w="1560"/><w:gridCol w:w="1560"/></w:tblGrid><w:tr><w:tc><w:tcPr><w:tcW w:w="1560" w:type="dxa"/><w:shd w:val="clear" w:color="auto" w:fill="D5E8F0"/></w:tcPr><w:p><w:pPr><w:jc w:val="center"/></w:pPr><w:r><w:t xml:space="preserve">Xếp loại học lực</w:t></w:r></w:p></w:tc><w:tc><w:tcPr><w:tcW w:w="1560" w:type="dxa"/><w:shd w:val="clear" w:color="auto" w:fill="D5E8F0"/></w:tcPr><w:p><w:pPr><w:jc w:val="center"/></w:pPr><w:r><w:t xml:space="preserve">Lớp</w:t></w:r></w:p></w:tc><w:tc><w:tcPr><w:tcW w:w="1560" w:type="dxa"/><w:shd w:val="clear" w:color="auto" w:fill="D5E8F0"/></w:tcPr><w:p><w:pPr><w:jc w:val="center"/></w:pPr><w:r><w:t xml:space="preserve">Số lượng HS trước tác động</w:t></w:r></w:p></w:tc><w:tc><w:tcPr><w:tcW w:w="1560" w:type="dxa"/><w:shd w:val="clear" w:color="auto" w:fill="D5E8F0"/></w:tcPr><w:p><w:pPr><w:jc w:val="center"/></w:pPr><w:r><w:t xml:space="preserve">Tỷ lệ (%) trước tác động</w:t></w:r></w:p></w:tc><w:tc><w:tcPr><w:tcW w:w="1560" w:type="dxa"/><w:shd w:val="clear" w:color="auto" w:fill="D5E8F0"/></w:tcPr><w:p><w:pPr><w:jc w:val="center"/></w:pPr><w:r><w:t xml:space="preserve">Số lượng HS sau tác động</w:t></w:r></w:p></w:tc><w:tc><w:tcPr><w:tcW w:w="1560" w:type="dxa"/><w:shd w:val="clear" w:color="auto" w:fill="D5E8F0"/></w:tcPr><w:p><w:pPr><w:jc w:val="center"/></w:pPr><w:r><w:t xml:space="preserve">Tỷ lệ (%) sau tác động</w:t></w:r></w:p></w:tc></w:tr><w:tr><w:tc><w:tcPr><w:tcW w:w="1560" w:type="dxa"/></w:tcPr><w:p><w:pPr><w:jc w:val="center"/></w:pPr><w:r><w:rPr><w:b/></w:rPr><w:t xml:space="preserve">Giỏi</w:t></w:r><w:r><w:t xml:space="preserve"> (Từ 8.0 trở lên)</w:t></w:r></w:p></w:tc><w:tc><w:tcPr><w:tcW w:w="1560" w:type="dxa"/></w:tcPr><w:p><w:pPr><w:jc w:val="center"/></w:pPr><w:r><w:rPr><w:b/></w:rPr><w:t xml:space="preserve">Đối chứng (12A1)</w:t></w:r></w:p></w:tc><w:tc><w:tcPr><w:tcW w:w="1560" w:type="dxa"/></w:tcPr><w:p><w:pPr><w:jc w:val="center"/></w:pPr><w:r><w:t xml:space="preserve">0</w:t></w:r></w:p></w:tc><w:tc><w:tcPr><w:tcW w:w="1560" w:type="dxa"/></w:tcPr><w:p><w:pPr><w:jc w:val="center"/></w:pPr><w:r><w:t xml:space="preserve">0.0%</w:t></w:r></w:p></w:tc><w:tc><w:tcPr><w:tcW w:w="1560" w:type="dxa"/></w:tcPr><w:p><w:pPr><w:jc w:val="center"/></w:pPr><w:r><w:t xml:space="preserve">3</w:t></w:r></w:p></w:tc><w:tc><w:tcPr><w:tcW w:w="1560" w:type="dxa"/></w:tcPr><w:p><w:pPr><w:jc w:val="center"/></w:pPr><w:r><w:t xml:space="preserve">7.5%</w:t></w:r></w:p></w:tc></w:tr><w:tr><w:tc><w:tcPr><w:tcW w:w="1560" w:type="dxa"/></w:tcPr><w:p><w:pPr><w:jc w:val="center"/></w:pPr><w:r><w:rPr><w:b/></w:rPr><w:t xml:space="preserve">Thực nghiệm (12A2)</w:t></w:r></w:p></w:tc><w:tc><w:tcPr><w:tcW w:w="1560" w:type="dxa"/></w:tcPr><w:p><w:pPr><w:jc w:val="center"/></w:pPr><w:r><w:t xml:space="preserve">0</w:t></w:r></w:p></w:tc><w:tc><w:tcPr><w:tcW w:w="1560" w:type="dxa"/></w:tcPr><w:p><w:pPr><w:jc w:val="center"/></w:pPr><w:r><w:t xml:space="preserve">0.0%</w:t></w:r></w:p></w:tc><w:tc><w:tcPr><w:tcW w:w="1560" w:type="dxa"/></w:tcPr><w:p><w:pPr><w:jc w:val="center"/></w:pPr><w:r><w:t xml:space="preserve">12</w:t></w:r></w:p></w:tc><w:tc><w:tcPr><w:tcW w:w="1560" w:type="dxa"/></w:tcPr><w:p><w:pPr><w:jc w:val="center"/></w:pPr><w:r><w:t xml:space="preserve">30.0%</w:t></w:r></w:p></w:tc><w:tc><w:tcPr><w:tcW w:w="1560" w:type="dxa"/></w:tcPr><w:p><w:pPr><w:jc w:val="center"/></w:pPr></w:p></w:tc></w:tr><w:tr><w:tc><w:tcPr><w:tcW w:w="1560" w:type="dxa"/></w:tcPr><w:p><w:pPr><w:jc w:val="center"/></w:pPr><w:r><w:rPr><w:b/></w:rPr><w:t xml:space="preserve">Khá</w:t></w:r><w:r><w:t xml:space="preserve"> (Từ 6.5 đến dưới 8.0)</w:t></w:r></w:p></w:tc><w:tc><w:tcPr><w:tcW w:w="1560" w:type="dxa"/></w:tcPr><w:p><w:pPr><w:jc w:val="center"/></w:pPr><w:r><w:rPr><w:b/></w:rPr><w:t xml:space="preserve">Đối chứng (12A1)</w:t></w:r></w:p></w:tc><w:tc><w:tcPr><w:tcW w:w="1560" w:type="dxa"/></w:tcPr><w:p><w:pPr><w:jc w:val="center"/></w:pPr><w:r><w:t xml:space="preserve">6</w:t></w:r></w:p></w:tc><w:tc><w:tcPr><w:tcW w:w="1560" w:type="dxa"/></w:tcPr><w:p><w:pPr><w:jc w:val="center"/></w:pPr><w:r><w:t xml:space="preserve">15.0%</w:t></w:r></w:p></w:tc><w:tc><w:tcPr><w:tcW w:w="1560" w:type="dxa"/></w:tcPr><w:p><w:pPr><w:jc w:val="center"/></w:pPr><w:r><w:t xml:space="preserve">10</w:t></w:r></w:p></w:tc><w:tc><w:tcPr><w:tcW w:w="1560" w:type="dxa"/></w:tcPr><w:p><w:pPr><w:jc w:val="center"/></w:pPr><w:r><w:t xml:space="preserve">25.0%</w:t></w:r></w:p></w:tc></w:tr><w:tr><w:tc><w:tcPr><w:tcW w:w="1560" w:type="dxa"/></w:tcPr><w:p><w:pPr><w:jc w:val="center"/></w:pPr><w:r><w:rPr><w:b/></w:rPr><w:t xml:space="preserve">Thực nghiệm (12A2)</w:t></w:r></w:p></w:tc><w:tc><w:tcPr><w:tcW w:w="1560" w:type="dxa"/></w:tcPr><w:p><w:pPr><w:jc w:val="center"/></w:pPr><w:r><w:t xml:space="preserve">7</w:t></w:r></w:p></w:tc><w:tc><w:tcPr><w:tcW w:w="1560" w:type="dxa"/></w:tcPr><w:p><w:pPr><w:jc w:val="center"/></w:pPr><w:r><w:t xml:space="preserve">17.5%</w:t></w:r></w:p></w:tc><w:tc><w:tcPr><w:tcW w:w="1560" w:type="dxa"/></w:tcPr><w:p><w:pPr><w:jc w:val="center"/></w:pPr><w:r><w:t xml:space="preserve">20</w:t></w:r></w:p></w:tc><w:tc><w:tcPr><w:tcW w:w="1560" w:type="dxa"/></w:tcPr><w:p><w:pPr><w:jc w:val="center"/></w:pPr><w:r><w:t xml:space="preserve">50.0%</w:t></w:r></w:p></w:tc><w:tc><w:tcPr><w:tcW w:w="1560" w:type="dxa"/></w:tcPr><w:p><w:pPr><w:jc w:val="center"/></w:pPr></w:p></w:tc></w:tr><w:tr><w:tc><w:tcPr><w:tcW w:w="1560" w:type="dxa"/></w:tcPr><w:p><w:pPr><w:jc w:val="center"/></w:pPr><w:r><w:rPr><w:b/></w:rPr><w:t xml:space="preserve">Trung bình</w:t></w:r><w:r><w:t xml:space="preserve"> (Từ 5.0 đến dưới 6.5)</w:t></w:r></w:p></w:tc><w:tc><w:tcPr><w:tcW w:w="1560" w:type="dxa"/></w:tcPr><w:p><w:pPr><w:jc w:val="center"/></w:pPr><w:r><w:rPr><w:b/></w:rPr><w:t xml:space="preserve">Đối chứng (12A1)</w:t></w:r></w:p></w:tc><w:tc><w:tcPr><w:tcW w:w="1560" w:type="dxa"/></w:tcPr><w:p><w:pPr><w:jc w:val="center"/></w:pPr><w:r><w:t xml:space="preserve">22</w:t></w:r></w:p></w:tc><w:tc><w:tcPr><w:tcW w:w="1560" w:type="dxa"/></w:tcPr><w:p><w:pPr><w:jc w:val="center"/></w:pPr><w:r><w:t xml:space="preserve">55.0%</w:t></w:r></w:p></w:tc><w:tc><w:tcPr><w:tcW w:w="1560" w:type="dxa"/></w:tcPr><w:p><w:pPr><w:jc w:val="center"/></w:pPr><w:r><w:t xml:space="preserve">19</w:t></w:r></w:p></w:tc><w:tc><w:tcPr><w:tcW w:w="1560" w:type="dxa"/></w:tcPr><w:p><w:pPr><w:jc w:val="center"/></w:pPr><w:r><w:t xml:space="preserve">47.5%</w:t></w:r></w:p></w:tc></w:tr><w:tr><w:tc><w:tcPr><w:tcW w:w="1560" w:type="dxa"/></w:tcPr><w:p><w:pPr><w:jc w:val="center"/></w:pPr><w:r><w:rPr><w:b/></w:rPr><w:t xml:space="preserve">Thực nghiệm (12A2)</w:t></w:r></w:p></w:tc><w:tc><w:tcPr><w:tcW w:w="1560" w:type="dxa"/></w:tcPr><w:p><w:pPr><w:jc w:val="center"/></w:pPr><w:r><w:t xml:space="preserve">21</w:t></w:r></w:p></w:tc><w:tc><w:tcPr><w:tcW w:w="1560" w:type="dxa"/></w:tcPr><w:p><w:pPr><w:jc w:val="center"/></w:pPr><w:r><w:t xml:space="preserve">52.5%</w:t></w:r></w:p></w:tc><w:tc><w:tcPr><w:tcW w:w="1560" w:type="dxa"/></w:tcPr><w:p><w:pPr><w:jc w:val="center"/></w:pPr><w:r><w:t xml:space="preserve">8</w:t></w:r></w:p></w:tc><w:tc><w:tcPr><w:tcW w:w="1560" w:type="dxa"/></w:tcPr><w:p><w:pPr><w:jc w:val="center"/></w:pPr><w:r><w:t xml:space="preserve">20.0%</w:t></w:r></w:p></w:tc><w:tc><w:tcPr><w:tcW w:w="1560" w:type="dxa"/></w:tcPr><w:p><w:pPr><w:jc w:val="center"/></w:pPr></w:p></w:tc></w:tr><w:tr><w:tc><w:tcPr><w:tcW w:w="1560" w:type="dxa"/></w:tcPr><w:p><w:pPr><w:jc w:val="center"/></w:pPr><w:r><w:rPr><w:b/></w:rPr><w:t xml:space="preserve">Yếu</w:t></w:r><w:r><w:t xml:space="preserve"> (Dưới 5.0)</w:t></w:r></w:p></w:tc><w:tc><w:tcPr><w:tcW w:w="1560" w:type="dxa"/></w:tcPr><w:p><w:pPr><w:jc w:val="center"/></w:pPr><w:r><w:rPr><w:b/></w:rPr><w:t xml:space="preserve">Đối chứng (12A1)</w:t></w:r></w:p></w:tc><w:tc><w:tcPr><w:tcW w:w="1560" w:type="dxa"/></w:tcPr><w:p><w:pPr><w:jc w:val="center"/></w:pPr><w:r><w:t xml:space="preserve">12</w:t></w:r></w:p></w:tc><w:tc><w:tcPr><w:tcW w:w="1560" w:type="dxa"/></w:tcPr><w:p><w:pPr><w:jc w:val="center"/></w:pPr><w:r><w:t xml:space="preserve">30.0%</w:t></w:r></w:p></w:tc><w:tc><w:tcPr><w:tcW w:w="1560" w:type="dxa"/></w:tcPr><w:p><w:pPr><w:jc w:val="center"/></w:pPr><w:r><w:t xml:space="preserve">8</w:t></w:r></w:p></w:tc><w:tc><w:tcPr><w:tcW w:w="1560" w:type="dxa"/></w:tcPr><w:p><w:pPr><w:jc w:val="center"/></w:pPr><w:r><w:t xml:space="preserve">20.0%</w:t></w:r></w:p></w:tc></w:tr><w:tr><w:tc><w:tcPr><w:tcW w:w="1560" w:type="dxa"/></w:tcPr><w:p><w:pPr><w:jc w:val="center"/></w:pPr><w:r><w:rPr><w:b/></w:rPr><w:t xml:space="preserve">Thực nghiệm (12A2)</w:t></w:r></w:p></w:tc><w:tc><w:tcPr><w:tcW w:w="1560" w:type="dxa"/></w:tcPr><w:p><w:pPr><w:jc w:val="center"/></w:pPr><w:r><w:t xml:space="preserve">12</w:t></w:r></w:p></w:tc><w:tc><w:tcPr><w:tcW w:w="1560" w:type="dxa"/></w:tcPr><w:p><w:pPr><w:jc w:val="center"/></w:pPr><w:r><w:t xml:space="preserve">30.0%</w:t></w:r></w:p></w:tc><w:tc><w:tcPr><w:tcW w:w="1560" w:type="dxa"/></w:tcPr><w:p><w:pPr><w:jc w:val="center"/></w:pPr><w:r><w:t xml:space="preserve">0</w:t></w:r></w:p></w:tc><w:tc><w:tcPr><w:tcW w:w="1560" w:type="dxa"/></w:tcPr><w:p><w:pPr><w:jc w:val="center"/></w:pPr><w:r><w:t xml:space="preserve">0.0%</w:t></w:r></w:p></w:tc><w:tc><w:tcPr><w:tcW w:w="1560" w:type="dxa"/></w:tcPr><w:p><w:pPr><w:jc w:val="center"/></w:pPr></w:p></w:tc></w:tr><w:tr><w:tc><w:tcPr><w:tcW w:w="1560" w:type="dxa"/></w:tcPr><w:p><w:pPr><w:jc w:val="center"/></w:pPr><w:r><w:rPr><w:b/></w:rPr><w:t xml:space="preserve">Tổng cộng</w:t></w:r></w:p></w:tc><w:tc><w:tcPr><w:tcW w:w="1560" w:type="dxa"/></w:tcPr><w:p><w:pPr><w:jc w:val="center"/></w:pPr><w:r><w:rPr><w:b/></w:rPr><w:t xml:space="preserve">80</w:t></w:r></w:p></w:tc><w:tc><w:tcPr><w:tcW w:w="1560" w:type="dxa"/></w:tcPr><w:p><w:pPr><w:jc w:val="center"/></w:pPr><w:r><w:rPr><w:b/></w:rPr><w:t xml:space="preserve">100%</w:t></w:r></w:p></w:tc><w:tc><w:tcPr><w:tcW w:w="1560" w:type="dxa"/></w:tcPr><w:p><w:pPr><w:jc w:val="center"/></w:pPr><w:r><w:rPr><w:b/></w:rPr><w:t xml:space="preserve">80</w:t></w:r></w:p></w:tc><w:tc><w:tcPr><w:tcW w:w="1560" w:type="dxa"/></w:tcPr><w:p><w:pPr><w:jc w:val="center"/></w:pPr><w:r><w:rPr><w:b/></w:rPr><w:t xml:space="preserve">100%</w:t></w:r></w:p></w:tc><w:tc><w:tcPr><w:tcW w:w="1560" w:type="dxa"/></w:tcPr><w:p><w:pPr><w:jc w:val="center"/></w:pPr></w:p></w:tc></w:tr></w:tbl><w:p><w:pPr><w:spacing w:after="120"/></w:pPr></w:p><w:p><w:pPr>
+<w:jc w:val="both"/>
+<w:tabs><w:tab w:val="left" w:pos="720"/></w:tabs>
+<w:ind w:left="720" w:hanging="360"/>
+<w:spacing w:after="60"/>
+</w:pPr><w:r><w:t xml:space="preserve">• </w:t><w:tab/></w:r><w:r><w:rPr><w:b/></w:rPr><w:t xml:space="preserve">Nhận xét:</w:t></w:r></w:p><w:p><w:pPr>
+<w:jc w:val="both"/>
+<w:tabs><w:tab w:val="left" w:pos="720"/></w:tabs>
+<w:ind w:left="720" w:hanging="360"/>
+<w:spacing w:after="60"/>
+</w:pPr><w:r><w:t xml:space="preserve">• </w:t><w:tab/></w:r><w:r><w:t xml:space="preserve">Trước tác động, cả hai lớp đều có tỷ lệ học sinh yếu và trung bình cao (tổng cộng trên 80%), không có học sinh đạt loại Giỏi, phản ánh đúng thực trạng &quot;học sinh yếu năng lực tưởng tượng không gian&quot; và &quot;kết quả kiểm tra thấp&quot;.</w:t></w:r></w:p><w:p><w:pPr>
+<w:jc w:val="both"/>
+<w:tabs><w:tab w:val="left" w:pos="720"/></w:tabs>
+<w:ind w:left="720" w:hanging="360"/>
+<w:spacing w:after="60"/>
+</w:pPr><w:r><w:t xml:space="preserve">• </w:t><w:tab/></w:r><w:r><w:t xml:space="preserve">Sau tác động, sự thay đổi về học lực của lớp Thực nghiệm (12A2) là rất rõ rệt và tích cực:</w:t></w:r></w:p><w:p><w:pPr>
+<w:jc w:val="both"/>
+<w:tabs><w:tab w:val="left" w:pos="720"/></w:tabs>
+<w:ind w:left="720" w:hanging="360"/>
+<w:spacing w:after="60"/>
+</w:pPr><w:r><w:t xml:space="preserve">• </w:t><w:tab/></w:r><w:r><w:t xml:space="preserve">Tỷ lệ học sinh đạt loại Giỏi tăng từ 0% lên 30.0% (12 học sinh).</w:t></w:r></w:p><w:p><w:pPr>
+<w:jc w:val="both"/>
+<w:tabs><w:tab w:val="left" w:pos="720"/></w:tabs>
+<w:ind w:left="720" w:hanging="360"/>
+<w:spacing w:after="60"/>
+</w:pPr><w:r><w:t xml:space="preserve">• </w:t><w:tab/></w:r><w:r><w:t xml:space="preserve">Tỷ lệ học sinh đạt loại Khá tăng từ 17.5% lên 50.0% (20 học sinh).</w:t></w:r></w:p><w:p><w:pPr>
+<w:jc w:val="both"/>
+<w:tabs><w:tab w:val="left" w:pos="720"/></w:tabs>
+<w:ind w:left="720" w:hanging="360"/>
+<w:spacing w:after="60"/>
+</w:pPr><w:r><w:t xml:space="preserve">• </w:t><w:tab/></w:r><w:r><w:t xml:space="preserve">Tổng số học sinh đạt loại Khá và Giỏi của lớp Thực nghiệm là 80.0% (32 học sinh), vượt mục tiêu đề ra (ít nhất 70% học sinh đạt điểm từ 7 trở lên).</w:t></w:r></w:p><w:p><w:pPr>
+<w:jc w:val="both"/>
+<w:tabs><w:tab w:val="left" w:pos="720"/></w:tabs>
+<w:ind w:left="720" w:hanging="360"/>
+<w:spacing w:after="60"/>
+</w:pPr><w:r><w:t xml:space="preserve">• </w:t><w:tab/></w:r><w:r><w:t xml:space="preserve">Đặc biệt, tỷ lệ học sinh yếu giảm từ 30.0% xuống 0%, cho thấy giải pháp đã giúp khắc phục hoàn toàn tình trạng học sinh yếu kém trong chủ đề này.</w:t></w:r></w:p><w:p><w:pPr>
+<w:jc w:val="both"/>
+<w:tabs><w:tab w:val="left" w:pos="720"/></w:tabs>
+<w:ind w:left="720" w:hanging="360"/>
+<w:spacing w:after="60"/>
+</w:pPr><w:r><w:t xml:space="preserve">• </w:t><w:tab/></w:r><w:r><w:t xml:space="preserve">Trong khi đó, lớp Đối chứng (12A1) cũng có sự cải thiện nhưng ở mức độ khiêm tốn hơn: tỷ lệ học sinh Giỏi và Khá tăng nhẹ (tổng cộng 32.5%), tỷ lệ học sinh Yếu giảm nhưng vẫn còn 20.0%.</w:t></w:r></w:p><w:p>
+<w:pPr>
+<w:jc w:val="both"/>
+<w:ind w:firstLine="720"/>
+<w:spacing w:line="360" w:lineRule="auto" w:after="120"/>
+</w:pPr>
+<w:r><w:t xml:space="preserve">Những số liệu trên đã minh chứng một cách khách quan và khoa học về tính hiệu quả của việc ứng dụng công nghệ số trong mô hình hóa 3D để nâng cao năng lực tưởng tượng không gian và chất lượng học tập môn Toán cho học sinh lớp 12 tại Trường THPT PPPPTTTT.</w:t></w:r>
+</w:p><w:sectPr><w:headerReference w:type="even" r:id="rId7"/><w:headerReference w:type="default" r:id="rId8"/><w:footerReference w:type="even" r:id="rId9"/><w:footerReference w:type="default" r:id="rId10"/><w:headerReference w:type="first" r:id="rId11"/><w:footerReference w:type="first" r:id="rId12"/><w:pgSz w:w="11906" w:h="16838"/><w:pgMar w:top="1134" w:right="1134" w:bottom="1134" w:left="1701" w:header="708" w:footer="708" w:gutter="0"/><w:pgNumType w:start="1"/><w:cols w:space="720"/><w:docGrid w:linePitch="360"/></w:sectPr></w:body></w:document>
 </file>
 
 <file path=word/endnotes.xml><?xml version="1.0" encoding="utf-8"?>

--- a/projects/skkn_1773776784610_eblasj47t/appendices/phu-luc-data_table.docx
+++ b/projects/skkn_1773776784610_eblasj47t/appendices/phu-luc-data_table.docx
@@ -1,6 +1,6 @@
 
 <file path=word/document.xml><?xml version="1.0" encoding="UTF-8" standalone="yes"?>
-<w:document xmlns:wpc="http://schemas.microsoft.com/office/word/2010/wordprocessingCanvas" xmlns:cx="http://schemas.microsoft.com/office/drawing/2014/chartex" xmlns:cx1="http://schemas.microsoft.com/office/drawing/2015/9/8/chartex" xmlns:cx2="http://schemas.microsoft.com/office/drawing/2015/10/21/chartex" xmlns:cx3="http://schemas.microsoft.com/office/drawing/2016/5/9/chartex" xmlns:cx4="http://schemas.microsoft.com/office/drawing/2016/5/10/chartex" xmlns:cx5="http://schemas.microsoft.com/office/drawing/2016/5/11/chartex" xmlns:cx6="http://schemas.microsoft.com/office/drawing/2016/5/12/chartex" xmlns:cx7="http://schemas.microsoft.com/office/drawing/2016/5/13/chartex" xmlns:cx8="http://schemas.microsoft.com/office/drawing/2016/5/14/chartex" xmlns:mc="http://schemas.openxmlformats.org/markup-compatibility/2006" xmlns:aink="http://schemas.microsoft.com/office/drawing/2016/ink" xmlns:am3d="http://schemas.microsoft.com/office/drawing/2017/model3d" xmlns:o="urn:schemas-microsoft-com:office:office" xmlns:oel="http://schemas.microsoft.com/office/2019/extlst" xmlns:r="http://schemas.openxmlformats.org/officeDocument/2006/relationships" xmlns:m="http://schemas.openxmlformats.org/officeDocument/2006/math" xmlns:v="urn:schemas-microsoft-com:vml" xmlns:wp14="http://schemas.microsoft.com/office/word/2010/wordprocessingDrawing" xmlns:wp="http://schemas.openxmlformats.org/drawingml/2006/wordprocessingDrawing" xmlns:w10="urn:schemas-microsoft-com:office:word" xmlns:w="http://schemas.openxmlformats.org/wordprocessingml/2006/main" xmlns:w14="http://schemas.microsoft.com/office/word/2010/wordml" xmlns:w15="http://schemas.microsoft.com/office/word/2012/wordml" xmlns:w16cex="http://schemas.microsoft.com/office/word/2018/wordml/cex" xmlns:w16cid="http://schemas.microsoft.com/office/word/2016/wordml/cid" xmlns:w16="http://schemas.microsoft.com/office/word/2018/wordml" xmlns:w16sdtdh="http://schemas.microsoft.com/office/word/2020/wordml/sdtdatahash" xmlns:w16se="http://schemas.microsoft.com/office/word/2015/wordml/symex" xmlns:wpg="http://schemas.microsoft.com/office/word/2010/wordprocessingGroup" xmlns:wpi="http://schemas.microsoft.com/office/word/2010/wordprocessingInk" xmlns:wne="http://schemas.microsoft.com/office/word/2006/wordml" xmlns:wps="http://schemas.microsoft.com/office/word/2010/wordprocessingShape" mc:Ignorable="w14 w15 w16se w16cid w16 w16cex w16sdtdh wp14"><w:body><w:p><w:pPr><w:jc w:val="center"/></w:pPr><w:r><w:drawing><wp:inline cx="1524000" cy="1524000"><wp:extent cx="1524000" cy="1524000"/><wp:docPr id="999" name="QR"/><a:graphic xmlns:a="http://schemas.openxmlformats.org/drawingml/2006/main"><a:graphicData uri="http://schemas.openxmlformats.org/drawingml/2006/picture"><pic:pic xmlns:pic="http://schemas.openxmlformats.org/drawingml/2006/picture"><pic:nvPicPr><pic:cNvPr id="0" name="qr.png"/><pic:cNvPicPr/></pic:nvPicPr><pic:blipFill><a:blip xmlns:r="http://schemas.openxmlformats.org/officeDocument/2006/relationships" r:embed="rId999"/></a:blipFill><pic:spPr><a:xfrm><a:off x="0" y="0"/><a:ext cx="1524000" cy="1524000"/></a:xfrm><a:prstGeom prst="rect"><a:avLst/></a:prstGeom></pic:spPr></pic:pic></a:graphicData></a:graphic></wp:inline></w:drawing></w:r></w:p><w:p>
+<w:document xmlns:wpc="http://schemas.microsoft.com/office/word/2010/wordprocessingCanvas" xmlns:cx="http://schemas.microsoft.com/office/drawing/2014/chartex" xmlns:cx1="http://schemas.microsoft.com/office/drawing/2015/9/8/chartex" xmlns:cx2="http://schemas.microsoft.com/office/drawing/2015/10/21/chartex" xmlns:cx3="http://schemas.microsoft.com/office/drawing/2016/5/9/chartex" xmlns:cx4="http://schemas.microsoft.com/office/drawing/2016/5/10/chartex" xmlns:cx5="http://schemas.microsoft.com/office/drawing/2016/5/11/chartex" xmlns:cx6="http://schemas.microsoft.com/office/drawing/2016/5/12/chartex" xmlns:cx7="http://schemas.microsoft.com/office/drawing/2016/5/13/chartex" xmlns:cx8="http://schemas.microsoft.com/office/drawing/2016/5/14/chartex" xmlns:mc="http://schemas.openxmlformats.org/markup-compatibility/2006" xmlns:aink="http://schemas.microsoft.com/office/drawing/2016/ink" xmlns:am3d="http://schemas.microsoft.com/office/drawing/2017/model3d" xmlns:o="urn:schemas-microsoft-com:office:office" xmlns:oel="http://schemas.microsoft.com/office/2019/extlst" xmlns:r="http://schemas.openxmlformats.org/officeDocument/2006/relationships" xmlns:m="http://schemas.openxmlformats.org/officeDocument/2006/math" xmlns:v="urn:schemas-microsoft-com:vml" xmlns:wp14="http://schemas.microsoft.com/office/word/2010/wordprocessingDrawing" xmlns:wp="http://schemas.openxmlformats.org/drawingml/2006/wordprocessingDrawing" xmlns:w10="urn:schemas-microsoft-com:office:word" xmlns:w="http://schemas.openxmlformats.org/wordprocessingml/2006/main" xmlns:w14="http://schemas.microsoft.com/office/word/2010/wordml" xmlns:w15="http://schemas.microsoft.com/office/word/2012/wordml" xmlns:w16cex="http://schemas.microsoft.com/office/word/2018/wordml/cex" xmlns:w16cid="http://schemas.microsoft.com/office/word/2016/wordml/cid" xmlns:w16="http://schemas.microsoft.com/office/word/2018/wordml" xmlns:w16sdtdh="http://schemas.microsoft.com/office/word/2020/wordml/sdtdatahash" xmlns:w16se="http://schemas.microsoft.com/office/word/2015/wordml/symex" xmlns:wpg="http://schemas.microsoft.com/office/word/2010/wordprocessingGroup" xmlns:wpi="http://schemas.microsoft.com/office/word/2010/wordprocessingInk" xmlns:wne="http://schemas.microsoft.com/office/word/2006/wordml" xmlns:wps="http://schemas.microsoft.com/office/word/2010/wordprocessingShape" mc:Ignorable="w14 w15 w16se w16cid w16 w16cex w16sdtdh wp14"><w:body><w:p><w:pPr><w:pageBreakBefore/><w:jc w:val="center"/><w:rPr><w:b/><w:bCs/></w:rPr></w:pPr><w:r><w:rPr><w:b/><w:bCs/></w:rPr><w:t>MINH CHỨNG PHỤ LỤC</w:t></w:r></w:p><w:p><w:pPr><w:jc w:val="center"/></w:pPr><w:r><w:drawing><wp:inline cx="1524000" cy="1524000"><wp:extent cx="1524000" cy="1524000"/><wp:docPr id="999" name="QR"/><a:graphic xmlns:a="http://schemas.openxmlformats.org/drawingml/2006/main"><a:graphicData uri="http://schemas.openxmlformats.org/drawingml/2006/picture"><pic:pic xmlns:pic="http://schemas.openxmlformats.org/drawingml/2006/picture"><pic:nvPicPr><pic:cNvPr id="0" name="qr.png"/><pic:cNvPicPr/></pic:nvPicPr><pic:blipFill><a:blip xmlns:r="http://schemas.openxmlformats.org/officeDocument/2006/relationships" r:embed="rId999"/></a:blipFill><pic:spPr><a:xfrm><a:off x="0" y="0"/><a:ext cx="1524000" cy="1524000"/></a:xfrm><a:prstGeom prst="rect"><a:avLst/></a:avLst></pic:spPr></pic:pic></a:graphicData></a:graphic></wp:inline></w:drawing></w:r></w:p><w:p>
 <w:pPr>
 <w:jc w:val="both"/>
 <w:ind w:firstLine="720"/>

--- a/projects/skkn_1773776784610_eblasj47t/appendices/phu-luc-data_table.docx
+++ b/projects/skkn_1773776784610_eblasj47t/appendices/phu-luc-data_table.docx
@@ -1,6 +1,6 @@
 
 <file path=word/document.xml><?xml version="1.0" encoding="UTF-8" standalone="yes"?>
-<w:document xmlns:wpc="http://schemas.microsoft.com/office/word/2010/wordprocessingCanvas" xmlns:cx="http://schemas.microsoft.com/office/drawing/2014/chartex" xmlns:cx1="http://schemas.microsoft.com/office/drawing/2015/9/8/chartex" xmlns:cx2="http://schemas.microsoft.com/office/drawing/2015/10/21/chartex" xmlns:cx3="http://schemas.microsoft.com/office/drawing/2016/5/9/chartex" xmlns:cx4="http://schemas.microsoft.com/office/drawing/2016/5/10/chartex" xmlns:cx5="http://schemas.microsoft.com/office/drawing/2016/5/11/chartex" xmlns:cx6="http://schemas.microsoft.com/office/drawing/2016/5/12/chartex" xmlns:cx7="http://schemas.microsoft.com/office/drawing/2016/5/13/chartex" xmlns:cx8="http://schemas.microsoft.com/office/drawing/2016/5/14/chartex" xmlns:mc="http://schemas.openxmlformats.org/markup-compatibility/2006" xmlns:aink="http://schemas.microsoft.com/office/drawing/2016/ink" xmlns:am3d="http://schemas.microsoft.com/office/drawing/2017/model3d" xmlns:o="urn:schemas-microsoft-com:office:office" xmlns:oel="http://schemas.microsoft.com/office/2019/extlst" xmlns:r="http://schemas.openxmlformats.org/officeDocument/2006/relationships" xmlns:m="http://schemas.openxmlformats.org/officeDocument/2006/math" xmlns:v="urn:schemas-microsoft-com:vml" xmlns:wp14="http://schemas.microsoft.com/office/word/2010/wordprocessingDrawing" xmlns:wp="http://schemas.openxmlformats.org/drawingml/2006/wordprocessingDrawing" xmlns:w10="urn:schemas-microsoft-com:office:word" xmlns:w="http://schemas.openxmlformats.org/wordprocessingml/2006/main" xmlns:w14="http://schemas.microsoft.com/office/word/2010/wordml" xmlns:w15="http://schemas.microsoft.com/office/word/2012/wordml" xmlns:w16cex="http://schemas.microsoft.com/office/word/2018/wordml/cex" xmlns:w16cid="http://schemas.microsoft.com/office/word/2016/wordml/cid" xmlns:w16="http://schemas.microsoft.com/office/word/2018/wordml" xmlns:w16sdtdh="http://schemas.microsoft.com/office/word/2020/wordml/sdtdatahash" xmlns:w16se="http://schemas.microsoft.com/office/word/2015/wordml/symex" xmlns:wpg="http://schemas.microsoft.com/office/word/2010/wordprocessingGroup" xmlns:wpi="http://schemas.microsoft.com/office/word/2010/wordprocessingInk" xmlns:wne="http://schemas.microsoft.com/office/word/2006/wordml" xmlns:wps="http://schemas.microsoft.com/office/word/2010/wordprocessingShape" mc:Ignorable="w14 w15 w16se w16cid w16 w16cex w16sdtdh wp14"><w:body><w:p><w:pPr><w:pageBreakBefore/><w:jc w:val="center"/><w:rPr><w:b/><w:bCs/></w:rPr></w:pPr><w:r><w:rPr><w:b/><w:bCs/></w:rPr><w:t>MINH CHỨNG PHỤ LỤC</w:t></w:r></w:p><w:p><w:pPr><w:jc w:val="center"/></w:pPr><w:r><w:drawing><wp:inline cx="1524000" cy="1524000"><wp:extent cx="1524000" cy="1524000"/><wp:docPr id="999" name="QR"/><a:graphic xmlns:a="http://schemas.openxmlformats.org/drawingml/2006/main"><a:graphicData uri="http://schemas.openxmlformats.org/drawingml/2006/picture"><pic:pic xmlns:pic="http://schemas.openxmlformats.org/drawingml/2006/picture"><pic:nvPicPr><pic:cNvPr id="0" name="qr.png"/><pic:cNvPicPr/></pic:nvPicPr><pic:blipFill><a:blip xmlns:r="http://schemas.openxmlformats.org/officeDocument/2006/relationships" r:embed="rId999"/></a:blipFill><pic:spPr><a:xfrm><a:off x="0" y="0"/><a:ext cx="1524000" cy="1524000"/></a:xfrm><a:prstGeom prst="rect"><a:avLst/></a:avLst></pic:spPr></pic:pic></a:graphicData></a:graphic></wp:inline></w:drawing></w:r></w:p><w:p>
+<w:document xmlns:wpc="http://schemas.microsoft.com/office/word/2010/wordprocessingCanvas" xmlns:cx="http://schemas.microsoft.com/office/drawing/2014/chartex" xmlns:cx1="http://schemas.microsoft.com/office/drawing/2015/9/8/chartex" xmlns:cx2="http://schemas.microsoft.com/office/drawing/2015/10/21/chartex" xmlns:cx3="http://schemas.microsoft.com/office/drawing/2016/5/9/chartex" xmlns:cx4="http://schemas.microsoft.com/office/drawing/2016/5/10/chartex" xmlns:cx5="http://schemas.microsoft.com/office/drawing/2016/5/11/chartex" xmlns:cx6="http://schemas.microsoft.com/office/drawing/2016/5/12/chartex" xmlns:cx7="http://schemas.microsoft.com/office/drawing/2016/5/13/chartex" xmlns:cx8="http://schemas.microsoft.com/office/drawing/2016/5/14/chartex" xmlns:mc="http://schemas.openxmlformats.org/markup-compatibility/2006" xmlns:aink="http://schemas.microsoft.com/office/drawing/2016/ink" xmlns:am3d="http://schemas.microsoft.com/office/drawing/2017/model3d" xmlns:o="urn:schemas-microsoft-com:office:office" xmlns:oel="http://schemas.microsoft.com/office/2019/extlst" xmlns:r="http://schemas.openxmlformats.org/officeDocument/2006/relationships" xmlns:m="http://schemas.openxmlformats.org/officeDocument/2006/math" xmlns:v="urn:schemas-microsoft-com:vml" xmlns:wp14="http://schemas.microsoft.com/office/word/2010/wordprocessingDrawing" xmlns:wp="http://schemas.openxmlformats.org/drawingml/2006/wordprocessingDrawing" xmlns:w10="urn:schemas-microsoft-com:office:word" xmlns:w="http://schemas.openxmlformats.org/wordprocessingml/2006/main" xmlns:w14="http://schemas.microsoft.com/office/word/2010/wordml" xmlns:w15="http://schemas.microsoft.com/office/word/2012/wordml" xmlns:w16cex="http://schemas.microsoft.com/office/word/2018/wordml/cex" xmlns:w16cid="http://schemas.microsoft.com/office/word/2016/wordml/cid" xmlns:w16="http://schemas.microsoft.com/office/word/2018/wordml" xmlns:w16sdtdh="http://schemas.microsoft.com/office/word/2020/wordml/sdtdatahash" xmlns:w16se="http://schemas.microsoft.com/office/word/2015/wordml/symex" xmlns:wpg="http://schemas.microsoft.com/office/word/2010/wordprocessingGroup" xmlns:wpi="http://schemas.microsoft.com/office/word/2010/wordprocessingInk" xmlns:wne="http://schemas.microsoft.com/office/word/2006/wordml" xmlns:wps="http://schemas.microsoft.com/office/word/2010/wordprocessingShape" mc:Ignorable="w14 w15 w16se w16cid w16 w16cex w16sdtdh wp14"><w:body><w:p><w:pPr><w:pageBreakBefore/><w:jc w:val="center"/><w:rPr><w:b/><w:bCs/></w:rPr></w:pPr><w:r><w:rPr><w:b/><w:bCs/></w:rPr><w:t>MINH CHỨNG PHỤ LỤC</w:t></w:r></w:p><w:p><w:pPr><w:jc w:val="center"/></w:pPr><w:r><w:drawing><wp:inline cx="1524000" cy="1524000"><wp:extent cx="1524000" cy="1524000"/><wp:docPr id="999" name="QR"/><a:graphic xmlns:a="http://schemas.openxmlformats.org/drawingml/2006/main"><a:graphicData uri="http://schemas.openxmlformats.org/drawingml/2006/picture"><pic:pic xmlns:pic="http://schemas.openxmlformats.org/drawingml/2006/picture"><pic:nvPicPr><pic:cNvPr id="0" name="qr.png"/><pic:cNvPicPr/></pic:nvPicPr><pic:blipFill><a:blip xmlns:r="http://schemas.openxmlformats.org/officeDocument/2006/relationships" r:embed="rId999"/></a:blipFill><pic:spPr><a:xfrm><a:off x="0" y="0"/><a:ext cx="1524000" cy="1524000"/></a:xfrm><a:prstGeom prst="rect"><a:avLst/></a:prstGeom></pic:spPr></pic:pic></a:graphicData></a:graphic></wp:inline></w:drawing></w:r></w:p><w:p>
 <w:pPr>
 <w:jc w:val="both"/>
 <w:ind w:firstLine="720"/>

--- a/projects/skkn_1773776784610_eblasj47t/appendices/phu-luc-data_table.docx
+++ b/projects/skkn_1773776784610_eblasj47t/appendices/phu-luc-data_table.docx
@@ -1,94 +1,53 @@
 
-<file path=word/document.xml><?xml version="1.0" encoding="UTF-8" standalone="yes"?>
-<w:document xmlns:wpc="http://schemas.microsoft.com/office/word/2010/wordprocessingCanvas" xmlns:cx="http://schemas.microsoft.com/office/drawing/2014/chartex" xmlns:cx1="http://schemas.microsoft.com/office/drawing/2015/9/8/chartex" xmlns:cx2="http://schemas.microsoft.com/office/drawing/2015/10/21/chartex" xmlns:cx3="http://schemas.microsoft.com/office/drawing/2016/5/9/chartex" xmlns:cx4="http://schemas.microsoft.com/office/drawing/2016/5/10/chartex" xmlns:cx5="http://schemas.microsoft.com/office/drawing/2016/5/11/chartex" xmlns:cx6="http://schemas.microsoft.com/office/drawing/2016/5/12/chartex" xmlns:cx7="http://schemas.microsoft.com/office/drawing/2016/5/13/chartex" xmlns:cx8="http://schemas.microsoft.com/office/drawing/2016/5/14/chartex" xmlns:mc="http://schemas.openxmlformats.org/markup-compatibility/2006" xmlns:aink="http://schemas.microsoft.com/office/drawing/2016/ink" xmlns:am3d="http://schemas.microsoft.com/office/drawing/2017/model3d" xmlns:o="urn:schemas-microsoft-com:office:office" xmlns:oel="http://schemas.microsoft.com/office/2019/extlst" xmlns:r="http://schemas.openxmlformats.org/officeDocument/2006/relationships" xmlns:m="http://schemas.openxmlformats.org/officeDocument/2006/math" xmlns:v="urn:schemas-microsoft-com:vml" xmlns:wp14="http://schemas.microsoft.com/office/word/2010/wordprocessingDrawing" xmlns:wp="http://schemas.openxmlformats.org/drawingml/2006/wordprocessingDrawing" xmlns:w10="urn:schemas-microsoft-com:office:word" xmlns:w="http://schemas.openxmlformats.org/wordprocessingml/2006/main" xmlns:w14="http://schemas.microsoft.com/office/word/2010/wordml" xmlns:w15="http://schemas.microsoft.com/office/word/2012/wordml" xmlns:w16cex="http://schemas.microsoft.com/office/word/2018/wordml/cex" xmlns:w16cid="http://schemas.microsoft.com/office/word/2016/wordml/cid" xmlns:w16="http://schemas.microsoft.com/office/word/2018/wordml" xmlns:w16sdtdh="http://schemas.microsoft.com/office/word/2020/wordml/sdtdatahash" xmlns:w16se="http://schemas.microsoft.com/office/word/2015/wordml/symex" xmlns:wpg="http://schemas.microsoft.com/office/word/2010/wordprocessingGroup" xmlns:wpi="http://schemas.microsoft.com/office/word/2010/wordprocessingInk" xmlns:wne="http://schemas.microsoft.com/office/word/2006/wordml" xmlns:wps="http://schemas.microsoft.com/office/word/2010/wordprocessingShape" mc:Ignorable="w14 w15 w16se w16cid w16 w16cex w16sdtdh wp14"><w:body><w:p><w:pPr><w:pageBreakBefore/><w:jc w:val="center"/><w:rPr><w:b/><w:bCs/></w:rPr></w:pPr><w:r><w:rPr><w:b/><w:bCs/></w:rPr><w:t>MINH CHỨNG PHỤ LỤC</w:t></w:r></w:p><w:p><w:pPr><w:jc w:val="center"/></w:pPr><w:r><w:drawing><wp:inline cx="1524000" cy="1524000"><wp:extent cx="1524000" cy="1524000"/><wp:docPr id="999" name="QR"/><a:graphic xmlns:a="http://schemas.openxmlformats.org/drawingml/2006/main"><a:graphicData uri="http://schemas.openxmlformats.org/drawingml/2006/picture"><pic:pic xmlns:pic="http://schemas.openxmlformats.org/drawingml/2006/picture"><pic:nvPicPr><pic:cNvPr id="0" name="qr.png"/><pic:cNvPicPr/></pic:nvPicPr><pic:blipFill><a:blip xmlns:r="http://schemas.openxmlformats.org/officeDocument/2006/relationships" r:embed="rId999"/></a:blipFill><pic:spPr><a:xfrm><a:off x="0" y="0"/><a:ext cx="1524000" cy="1524000"/></a:xfrm><a:prstGeom prst="rect"><a:avLst/></a:prstGeom></pic:spPr></pic:pic></a:graphicData></a:graphic></wp:inline></w:drawing></w:r></w:p><w:p>
-<w:pPr>
-<w:jc w:val="both"/>
-<w:ind w:firstLine="720"/>
-<w:spacing w:line="360" w:lineRule="auto" w:after="120"/>
-</w:pPr>
-<w:r><w:t xml:space="preserve">Để minh chứng cho hiệu quả của giải pháp &quot;Ứng dụng công nghệ số trong mô hình hóa 3D nhằm nâng cao năng lực tưởng tượng không gian cho học sinh lớp 12 qua chủ đề phương pháp tọa độ trong không gian&quot;, tôi đã tiến hành khảo sát và đánh giá kết quả học tập của học sinh lớp thực nghiệm (12A2) và lớp đối chứng (12A1) tại Trường THPT PPPPTTTT trong năm học 2025-2026. Kết quả được tổng hợp và trình bày chi tiết qua các bảng thống kê dưới đây:</w:t></w:r>
-</w:p><w:p>
-<w:pPr>
-<w:jc w:val="both"/>
-<w:ind w:firstLine="720"/>
-<w:spacing w:line="360" w:lineRule="auto" w:after="120"/>
-</w:pPr>
-<w:r><w:rPr><w:b/></w:rPr><w:t xml:space="preserve">Bảng 1</w:t></w:r><w:r><w:rPr><w:b/></w:rPr><w:t xml:space="preserve">: Thống kê mô tả kết quả bài kiểm tra đánh giá năng lực tưởng tượng không gian và vận dụng kiến thức phương pháp tọa độ trong không gian</w:t></w:r>
-</w:p><w:tbl><w:tblPr><w:tblW w:w="9360" w:type="dxa"/><w:tblBorders><w:top w:val="single" w:sz="4" w:space="0" w:color="000000"/><w:left w:val="single" w:sz="4" w:space="0" w:color="000000"/><w:bottom w:val="single" w:sz="4" w:space="0" w:color="000000"/><w:right w:val="single" w:sz="4" w:space="0" w:color="000000"/><w:insideH w:val="single" w:sz="4" w:space="0" w:color="000000"/><w:insideV w:val="single" w:sz="4" w:space="0" w:color="000000"/></w:tblBorders><w:tblLook w:val="04A0"/></w:tblPr><w:tblGrid><w:gridCol w:w="1337"/><w:gridCol w:w="1337"/><w:gridCol w:w="1337"/><w:gridCol w:w="1337"/><w:gridCol w:w="1337"/><w:gridCol w:w="1337"/><w:gridCol w:w="1337"/></w:tblGrid><w:tr><w:tc><w:tcPr><w:tcW w:w="1337" w:type="dxa"/><w:shd w:val="clear" w:color="auto" w:fill="D5E8F0"/></w:tcPr><w:p><w:pPr><w:jc w:val="center"/></w:pPr><w:r><w:t xml:space="preserve">Chỉ số</w:t></w:r></w:p></w:tc><w:tc><w:tcPr><w:tcW w:w="1337" w:type="dxa"/><w:shd w:val="clear" w:color="auto" w:fill="D5E8F0"/></w:tcPr><w:p><w:pPr><w:jc w:val="center"/></w:pPr><w:r><w:t xml:space="preserve">Lớp</w:t></w:r></w:p></w:tc><w:tc><w:tcPr><w:tcW w:w="1337" w:type="dxa"/><w:shd w:val="clear" w:color="auto" w:fill="D5E8F0"/></w:tcPr><w:p><w:pPr><w:jc w:val="center"/></w:pPr><w:r><w:t xml:space="preserve">Số lượng HS</w:t></w:r></w:p></w:tc><w:tc><w:tcPr><w:tcW w:w="1337" w:type="dxa"/><w:shd w:val="clear" w:color="auto" w:fill="D5E8F0"/></w:tcPr><w:p><w:pPr><w:jc w:val="center"/></w:pPr><w:r><w:t xml:space="preserve">Điểm trung bình (ĐTB) trước tác động</w:t></w:r></w:p></w:tc><w:tc><w:tcPr><w:tcW w:w="1337" w:type="dxa"/><w:shd w:val="clear" w:color="auto" w:fill="D5E8F0"/></w:tcPr><w:p><w:pPr><w:jc w:val="center"/></w:pPr><w:r><w:t xml:space="preserve">Độ lệch chuẩn (ĐLC) trước tác động</w:t></w:r></w:p></w:tc><w:tc><w:tcPr><w:tcW w:w="1337" w:type="dxa"/><w:shd w:val="clear" w:color="auto" w:fill="D5E8F0"/></w:tcPr><w:p><w:pPr><w:jc w:val="center"/></w:pPr><w:r><w:t xml:space="preserve">Điểm trung bình (ĐTB) sau tác động</w:t></w:r></w:p></w:tc><w:tc><w:tcPr><w:tcW w:w="1337" w:type="dxa"/><w:shd w:val="clear" w:color="auto" w:fill="D5E8F0"/></w:tcPr><w:p><w:pPr><w:jc w:val="center"/></w:pPr><w:r><w:t xml:space="preserve">Độ lệch chuẩn (ĐLC) sau tác động</w:t></w:r></w:p></w:tc></w:tr><w:tr><w:tc><w:tcPr><w:tcW w:w="1337" w:type="dxa"/></w:tcPr><w:p><w:pPr><w:jc w:val="center"/></w:pPr><w:r><w:rPr><w:b/></w:rPr><w:t xml:space="preserve">Điểm kiểm tra (Thang 10)</w:t></w:r></w:p></w:tc><w:tc><w:tcPr><w:tcW w:w="1337" w:type="dxa"/></w:tcPr><w:p><w:pPr><w:jc w:val="center"/></w:pPr><w:r><w:rPr><w:b/></w:rPr><w:t xml:space="preserve">Đối chứng (12A1)</w:t></w:r></w:p></w:tc><w:tc><w:tcPr><w:tcW w:w="1337" w:type="dxa"/></w:tcPr><w:p><w:pPr><w:jc w:val="center"/></w:pPr><w:r><w:t xml:space="preserve">40</w:t></w:r></w:p></w:tc><w:tc><w:tcPr><w:tcW w:w="1337" w:type="dxa"/></w:tcPr><w:p><w:pPr><w:jc w:val="center"/></w:pPr><w:r><w:t xml:space="preserve">5.35</w:t></w:r></w:p></w:tc><w:tc><w:tcPr><w:tcW w:w="1337" w:type="dxa"/></w:tcPr><w:p><w:pPr><w:jc w:val="center"/></w:pPr><w:r><w:t xml:space="preserve">1.48</w:t></w:r></w:p></w:tc><w:tc><w:tcPr><w:tcW w:w="1337" w:type="dxa"/></w:tcPr><w:p><w:pPr><w:jc w:val="center"/></w:pPr><w:r><w:t xml:space="preserve">5.95</w:t></w:r></w:p></w:tc><w:tc><w:tcPr><w:tcW w:w="1337" w:type="dxa"/></w:tcPr><w:p><w:pPr><w:jc w:val="center"/></w:pPr><w:r><w:t xml:space="preserve">1.35</w:t></w:r></w:p></w:tc></w:tr><w:tr><w:tc><w:tcPr><w:tcW w:w="1337" w:type="dxa"/></w:tcPr><w:p><w:pPr><w:jc w:val="center"/></w:pPr><w:r><w:rPr><w:b/></w:rPr><w:t xml:space="preserve">Thực nghiệm (12A2)</w:t></w:r></w:p></w:tc><w:tc><w:tcPr><w:tcW w:w="1337" w:type="dxa"/></w:tcPr><w:p><w:pPr><w:jc w:val="center"/></w:pPr><w:r><w:t xml:space="preserve">40</w:t></w:r></w:p></w:tc><w:tc><w:tcPr><w:tcW w:w="1337" w:type="dxa"/></w:tcPr><w:p><w:pPr><w:jc w:val="center"/></w:pPr><w:r><w:t xml:space="preserve">5.42</w:t></w:r></w:p></w:tc><w:tc><w:tcPr><w:tcW w:w="1337" w:type="dxa"/></w:tcPr><w:p><w:pPr><w:jc w:val="center"/></w:pPr><w:r><w:t xml:space="preserve">1.45</w:t></w:r></w:p></w:tc><w:tc><w:tcPr><w:tcW w:w="1337" w:type="dxa"/></w:tcPr><w:p><w:pPr><w:jc w:val="center"/></w:pPr><w:r><w:t xml:space="preserve">7.40</w:t></w:r></w:p></w:tc><w:tc><w:tcPr><w:tcW w:w="1337" w:type="dxa"/></w:tcPr><w:p><w:pPr><w:jc w:val="center"/></w:pPr><w:r><w:t xml:space="preserve">1.10</w:t></w:r></w:p></w:tc><w:tc><w:tcPr><w:tcW w:w="1337" w:type="dxa"/></w:tcPr><w:p><w:pPr><w:jc w:val="center"/></w:pPr></w:p></w:tc></w:tr></w:tbl><w:p><w:pPr><w:spacing w:after="120"/></w:pPr></w:p><w:p><w:pPr>
-<w:jc w:val="both"/>
-<w:tabs><w:tab w:val="left" w:pos="720"/></w:tabs>
-<w:ind w:left="720" w:hanging="360"/>
-<w:spacing w:after="60"/>
-</w:pPr><w:r><w:t xml:space="preserve">• </w:t><w:tab/></w:r><w:r><w:rPr><w:b/></w:rPr><w:t xml:space="preserve">Nhận xét:</w:t></w:r></w:p><w:p><w:pPr>
-<w:jc w:val="both"/>
-<w:tabs><w:tab w:val="left" w:pos="720"/></w:tabs>
-<w:ind w:left="720" w:hanging="360"/>
-<w:spacing w:after="60"/>
-</w:pPr><w:r><w:t xml:space="preserve">• </w:t><w:tab/></w:r><w:r><w:t xml:space="preserve">Trước khi áp dụng giải pháp, điểm trung bình và độ lệch chuẩn của hai lớp Đối chứng và Thực nghiệm tương đương nhau, cho thấy năng lực tưởng tượng không gian và kiến thức nền tảng của học sinh hai lớp là tương đồng. Điều này đảm bảo tính khách quan trong việc so sánh hiệu quả của giải pháp.</w:t></w:r></w:p><w:p><w:pPr>
-<w:jc w:val="both"/>
-<w:tabs><w:tab w:val="left" w:pos="720"/></w:tabs>
-<w:ind w:left="720" w:hanging="360"/>
-<w:spacing w:after="60"/>
-</w:pPr><w:r><w:t xml:space="preserve">• </w:t><w:tab/></w:r><w:r><w:t xml:space="preserve">Sau khi áp dụng giải pháp, lớp Thực nghiệm (12A2) có sự cải thiện vượt bậc về điểm trung bình (từ 5.42 lên 7.40), cao hơn đáng kể so với lớp Đối chứng (từ 5.35 lên 5.95).</w:t></w:r></w:p><w:p><w:pPr>
-<w:jc w:val="both"/>
-<w:tabs><w:tab w:val="left" w:pos="720"/></w:tabs>
-<w:ind w:left="720" w:hanging="360"/>
-<w:spacing w:after="60"/>
-</w:pPr><w:r><w:t xml:space="preserve">• </w:t><w:tab/></w:r><w:r><w:t xml:space="preserve">Độ lệch chuẩn của lớp Thực nghiệm giảm rõ rệt (từ 1.45 xuống 1.10), cho thấy kết quả học tập của học sinh trong lớp đồng đều hơn, khoảng cách giữa học sinh khá giỏi và học sinh trung bình yếu được thu hẹp. Ngược lại, lớp Đối chứng có độ lệch chuẩn giảm ít hơn.</w:t></w:r></w:p><w:p>
-<w:pPr>
-<w:jc w:val="both"/>
-<w:ind w:firstLine="720"/>
-<w:spacing w:line="360" w:lineRule="auto" w:after="120"/>
-</w:pPr>
-<w:r><w:rPr><w:b/></w:rPr><w:t xml:space="preserve">Bảng 2</w:t></w:r><w:r><w:rPr><w:b/></w:rPr><w:t xml:space="preserve">: Phân loại học lực của học sinh theo kết quả bài kiểm tra</w:t></w:r>
-</w:p><w:tbl><w:tblPr><w:tblW w:w="9360" w:type="dxa"/><w:tblBorders><w:top w:val="single" w:sz="4" w:space="0" w:color="000000"/><w:left w:val="single" w:sz="4" w:space="0" w:color="000000"/><w:bottom w:val="single" w:sz="4" w:space="0" w:color="000000"/><w:right w:val="single" w:sz="4" w:space="0" w:color="000000"/><w:insideH w:val="single" w:sz="4" w:space="0" w:color="000000"/><w:insideV w:val="single" w:sz="4" w:space="0" w:color="000000"/></w:tblBorders><w:tblLook w:val="04A0"/></w:tblPr><w:tblGrid><w:gridCol w:w="1560"/><w:gridCol w:w="1560"/><w:gridCol w:w="1560"/><w:gridCol w:w="1560"/><w:gridCol w:w="1560"/><w:gridCol w:w="1560"/></w:tblGrid><w:tr><w:tc><w:tcPr><w:tcW w:w="1560" w:type="dxa"/><w:shd w:val="clear" w:color="auto" w:fill="D5E8F0"/></w:tcPr><w:p><w:pPr><w:jc w:val="center"/></w:pPr><w:r><w:t xml:space="preserve">Xếp loại học lực</w:t></w:r></w:p></w:tc><w:tc><w:tcPr><w:tcW w:w="1560" w:type="dxa"/><w:shd w:val="clear" w:color="auto" w:fill="D5E8F0"/></w:tcPr><w:p><w:pPr><w:jc w:val="center"/></w:pPr><w:r><w:t xml:space="preserve">Lớp</w:t></w:r></w:p></w:tc><w:tc><w:tcPr><w:tcW w:w="1560" w:type="dxa"/><w:shd w:val="clear" w:color="auto" w:fill="D5E8F0"/></w:tcPr><w:p><w:pPr><w:jc w:val="center"/></w:pPr><w:r><w:t xml:space="preserve">Số lượng HS trước tác động</w:t></w:r></w:p></w:tc><w:tc><w:tcPr><w:tcW w:w="1560" w:type="dxa"/><w:shd w:val="clear" w:color="auto" w:fill="D5E8F0"/></w:tcPr><w:p><w:pPr><w:jc w:val="center"/></w:pPr><w:r><w:t xml:space="preserve">Tỷ lệ (%) trước tác động</w:t></w:r></w:p></w:tc><w:tc><w:tcPr><w:tcW w:w="1560" w:type="dxa"/><w:shd w:val="clear" w:color="auto" w:fill="D5E8F0"/></w:tcPr><w:p><w:pPr><w:jc w:val="center"/></w:pPr><w:r><w:t xml:space="preserve">Số lượng HS sau tác động</w:t></w:r></w:p></w:tc><w:tc><w:tcPr><w:tcW w:w="1560" w:type="dxa"/><w:shd w:val="clear" w:color="auto" w:fill="D5E8F0"/></w:tcPr><w:p><w:pPr><w:jc w:val="center"/></w:pPr><w:r><w:t xml:space="preserve">Tỷ lệ (%) sau tác động</w:t></w:r></w:p></w:tc></w:tr><w:tr><w:tc><w:tcPr><w:tcW w:w="1560" w:type="dxa"/></w:tcPr><w:p><w:pPr><w:jc w:val="center"/></w:pPr><w:r><w:rPr><w:b/></w:rPr><w:t xml:space="preserve">Giỏi</w:t></w:r><w:r><w:t xml:space="preserve"> (Từ 8.0 trở lên)</w:t></w:r></w:p></w:tc><w:tc><w:tcPr><w:tcW w:w="1560" w:type="dxa"/></w:tcPr><w:p><w:pPr><w:jc w:val="center"/></w:pPr><w:r><w:rPr><w:b/></w:rPr><w:t xml:space="preserve">Đối chứng (12A1)</w:t></w:r></w:p></w:tc><w:tc><w:tcPr><w:tcW w:w="1560" w:type="dxa"/></w:tcPr><w:p><w:pPr><w:jc w:val="center"/></w:pPr><w:r><w:t xml:space="preserve">0</w:t></w:r></w:p></w:tc><w:tc><w:tcPr><w:tcW w:w="1560" w:type="dxa"/></w:tcPr><w:p><w:pPr><w:jc w:val="center"/></w:pPr><w:r><w:t xml:space="preserve">0.0%</w:t></w:r></w:p></w:tc><w:tc><w:tcPr><w:tcW w:w="1560" w:type="dxa"/></w:tcPr><w:p><w:pPr><w:jc w:val="center"/></w:pPr><w:r><w:t xml:space="preserve">3</w:t></w:r></w:p></w:tc><w:tc><w:tcPr><w:tcW w:w="1560" w:type="dxa"/></w:tcPr><w:p><w:pPr><w:jc w:val="center"/></w:pPr><w:r><w:t xml:space="preserve">7.5%</w:t></w:r></w:p></w:tc></w:tr><w:tr><w:tc><w:tcPr><w:tcW w:w="1560" w:type="dxa"/></w:tcPr><w:p><w:pPr><w:jc w:val="center"/></w:pPr><w:r><w:rPr><w:b/></w:rPr><w:t xml:space="preserve">Thực nghiệm (12A2)</w:t></w:r></w:p></w:tc><w:tc><w:tcPr><w:tcW w:w="1560" w:type="dxa"/></w:tcPr><w:p><w:pPr><w:jc w:val="center"/></w:pPr><w:r><w:t xml:space="preserve">0</w:t></w:r></w:p></w:tc><w:tc><w:tcPr><w:tcW w:w="1560" w:type="dxa"/></w:tcPr><w:p><w:pPr><w:jc w:val="center"/></w:pPr><w:r><w:t xml:space="preserve">0.0%</w:t></w:r></w:p></w:tc><w:tc><w:tcPr><w:tcW w:w="1560" w:type="dxa"/></w:tcPr><w:p><w:pPr><w:jc w:val="center"/></w:pPr><w:r><w:t xml:space="preserve">12</w:t></w:r></w:p></w:tc><w:tc><w:tcPr><w:tcW w:w="1560" w:type="dxa"/></w:tcPr><w:p><w:pPr><w:jc w:val="center"/></w:pPr><w:r><w:t xml:space="preserve">30.0%</w:t></w:r></w:p></w:tc><w:tc><w:tcPr><w:tcW w:w="1560" w:type="dxa"/></w:tcPr><w:p><w:pPr><w:jc w:val="center"/></w:pPr></w:p></w:tc></w:tr><w:tr><w:tc><w:tcPr><w:tcW w:w="1560" w:type="dxa"/></w:tcPr><w:p><w:pPr><w:jc w:val="center"/></w:pPr><w:r><w:rPr><w:b/></w:rPr><w:t xml:space="preserve">Khá</w:t></w:r><w:r><w:t xml:space="preserve"> (Từ 6.5 đến dưới 8.0)</w:t></w:r></w:p></w:tc><w:tc><w:tcPr><w:tcW w:w="1560" w:type="dxa"/></w:tcPr><w:p><w:pPr><w:jc w:val="center"/></w:pPr><w:r><w:rPr><w:b/></w:rPr><w:t xml:space="preserve">Đối chứng (12A1)</w:t></w:r></w:p></w:tc><w:tc><w:tcPr><w:tcW w:w="1560" w:type="dxa"/></w:tcPr><w:p><w:pPr><w:jc w:val="center"/></w:pPr><w:r><w:t xml:space="preserve">6</w:t></w:r></w:p></w:tc><w:tc><w:tcPr><w:tcW w:w="1560" w:type="dxa"/></w:tcPr><w:p><w:pPr><w:jc w:val="center"/></w:pPr><w:r><w:t xml:space="preserve">15.0%</w:t></w:r></w:p></w:tc><w:tc><w:tcPr><w:tcW w:w="1560" w:type="dxa"/></w:tcPr><w:p><w:pPr><w:jc w:val="center"/></w:pPr><w:r><w:t xml:space="preserve">10</w:t></w:r></w:p></w:tc><w:tc><w:tcPr><w:tcW w:w="1560" w:type="dxa"/></w:tcPr><w:p><w:pPr><w:jc w:val="center"/></w:pPr><w:r><w:t xml:space="preserve">25.0%</w:t></w:r></w:p></w:tc></w:tr><w:tr><w:tc><w:tcPr><w:tcW w:w="1560" w:type="dxa"/></w:tcPr><w:p><w:pPr><w:jc w:val="center"/></w:pPr><w:r><w:rPr><w:b/></w:rPr><w:t xml:space="preserve">Thực nghiệm (12A2)</w:t></w:r></w:p></w:tc><w:tc><w:tcPr><w:tcW w:w="1560" w:type="dxa"/></w:tcPr><w:p><w:pPr><w:jc w:val="center"/></w:pPr><w:r><w:t xml:space="preserve">7</w:t></w:r></w:p></w:tc><w:tc><w:tcPr><w:tcW w:w="1560" w:type="dxa"/></w:tcPr><w:p><w:pPr><w:jc w:val="center"/></w:pPr><w:r><w:t xml:space="preserve">17.5%</w:t></w:r></w:p></w:tc><w:tc><w:tcPr><w:tcW w:w="1560" w:type="dxa"/></w:tcPr><w:p><w:pPr><w:jc w:val="center"/></w:pPr><w:r><w:t xml:space="preserve">20</w:t></w:r></w:p></w:tc><w:tc><w:tcPr><w:tcW w:w="1560" w:type="dxa"/></w:tcPr><w:p><w:pPr><w:jc w:val="center"/></w:pPr><w:r><w:t xml:space="preserve">50.0%</w:t></w:r></w:p></w:tc><w:tc><w:tcPr><w:tcW w:w="1560" w:type="dxa"/></w:tcPr><w:p><w:pPr><w:jc w:val="center"/></w:pPr></w:p></w:tc></w:tr><w:tr><w:tc><w:tcPr><w:tcW w:w="1560" w:type="dxa"/></w:tcPr><w:p><w:pPr><w:jc w:val="center"/></w:pPr><w:r><w:rPr><w:b/></w:rPr><w:t xml:space="preserve">Trung bình</w:t></w:r><w:r><w:t xml:space="preserve"> (Từ 5.0 đến dưới 6.5)</w:t></w:r></w:p></w:tc><w:tc><w:tcPr><w:tcW w:w="1560" w:type="dxa"/></w:tcPr><w:p><w:pPr><w:jc w:val="center"/></w:pPr><w:r><w:rPr><w:b/></w:rPr><w:t xml:space="preserve">Đối chứng (12A1)</w:t></w:r></w:p></w:tc><w:tc><w:tcPr><w:tcW w:w="1560" w:type="dxa"/></w:tcPr><w:p><w:pPr><w:jc w:val="center"/></w:pPr><w:r><w:t xml:space="preserve">22</w:t></w:r></w:p></w:tc><w:tc><w:tcPr><w:tcW w:w="1560" w:type="dxa"/></w:tcPr><w:p><w:pPr><w:jc w:val="center"/></w:pPr><w:r><w:t xml:space="preserve">55.0%</w:t></w:r></w:p></w:tc><w:tc><w:tcPr><w:tcW w:w="1560" w:type="dxa"/></w:tcPr><w:p><w:pPr><w:jc w:val="center"/></w:pPr><w:r><w:t xml:space="preserve">19</w:t></w:r></w:p></w:tc><w:tc><w:tcPr><w:tcW w:w="1560" w:type="dxa"/></w:tcPr><w:p><w:pPr><w:jc w:val="center"/></w:pPr><w:r><w:t xml:space="preserve">47.5%</w:t></w:r></w:p></w:tc></w:tr><w:tr><w:tc><w:tcPr><w:tcW w:w="1560" w:type="dxa"/></w:tcPr><w:p><w:pPr><w:jc w:val="center"/></w:pPr><w:r><w:rPr><w:b/></w:rPr><w:t xml:space="preserve">Thực nghiệm (12A2)</w:t></w:r></w:p></w:tc><w:tc><w:tcPr><w:tcW w:w="1560" w:type="dxa"/></w:tcPr><w:p><w:pPr><w:jc w:val="center"/></w:pPr><w:r><w:t xml:space="preserve">21</w:t></w:r></w:p></w:tc><w:tc><w:tcPr><w:tcW w:w="1560" w:type="dxa"/></w:tcPr><w:p><w:pPr><w:jc w:val="center"/></w:pPr><w:r><w:t xml:space="preserve">52.5%</w:t></w:r></w:p></w:tc><w:tc><w:tcPr><w:tcW w:w="1560" w:type="dxa"/></w:tcPr><w:p><w:pPr><w:jc w:val="center"/></w:pPr><w:r><w:t xml:space="preserve">8</w:t></w:r></w:p></w:tc><w:tc><w:tcPr><w:tcW w:w="1560" w:type="dxa"/></w:tcPr><w:p><w:pPr><w:jc w:val="center"/></w:pPr><w:r><w:t xml:space="preserve">20.0%</w:t></w:r></w:p></w:tc><w:tc><w:tcPr><w:tcW w:w="1560" w:type="dxa"/></w:tcPr><w:p><w:pPr><w:jc w:val="center"/></w:pPr></w:p></w:tc></w:tr><w:tr><w:tc><w:tcPr><w:tcW w:w="1560" w:type="dxa"/></w:tcPr><w:p><w:pPr><w:jc w:val="center"/></w:pPr><w:r><w:rPr><w:b/></w:rPr><w:t xml:space="preserve">Yếu</w:t></w:r><w:r><w:t xml:space="preserve"> (Dưới 5.0)</w:t></w:r></w:p></w:tc><w:tc><w:tcPr><w:tcW w:w="1560" w:type="dxa"/></w:tcPr><w:p><w:pPr><w:jc w:val="center"/></w:pPr><w:r><w:rPr><w:b/></w:rPr><w:t xml:space="preserve">Đối chứng (12A1)</w:t></w:r></w:p></w:tc><w:tc><w:tcPr><w:tcW w:w="1560" w:type="dxa"/></w:tcPr><w:p><w:pPr><w:jc w:val="center"/></w:pPr><w:r><w:t xml:space="preserve">12</w:t></w:r></w:p></w:tc><w:tc><w:tcPr><w:tcW w:w="1560" w:type="dxa"/></w:tcPr><w:p><w:pPr><w:jc w:val="center"/></w:pPr><w:r><w:t xml:space="preserve">30.0%</w:t></w:r></w:p></w:tc><w:tc><w:tcPr><w:tcW w:w="1560" w:type="dxa"/></w:tcPr><w:p><w:pPr><w:jc w:val="center"/></w:pPr><w:r><w:t xml:space="preserve">8</w:t></w:r></w:p></w:tc><w:tc><w:tcPr><w:tcW w:w="1560" w:type="dxa"/></w:tcPr><w:p><w:pPr><w:jc w:val="center"/></w:pPr><w:r><w:t xml:space="preserve">20.0%</w:t></w:r></w:p></w:tc></w:tr><w:tr><w:tc><w:tcPr><w:tcW w:w="1560" w:type="dxa"/></w:tcPr><w:p><w:pPr><w:jc w:val="center"/></w:pPr><w:r><w:rPr><w:b/></w:rPr><w:t xml:space="preserve">Thực nghiệm (12A2)</w:t></w:r></w:p></w:tc><w:tc><w:tcPr><w:tcW w:w="1560" w:type="dxa"/></w:tcPr><w:p><w:pPr><w:jc w:val="center"/></w:pPr><w:r><w:t xml:space="preserve">12</w:t></w:r></w:p></w:tc><w:tc><w:tcPr><w:tcW w:w="1560" w:type="dxa"/></w:tcPr><w:p><w:pPr><w:jc w:val="center"/></w:pPr><w:r><w:t xml:space="preserve">30.0%</w:t></w:r></w:p></w:tc><w:tc><w:tcPr><w:tcW w:w="1560" w:type="dxa"/></w:tcPr><w:p><w:pPr><w:jc w:val="center"/></w:pPr><w:r><w:t xml:space="preserve">0</w:t></w:r></w:p></w:tc><w:tc><w:tcPr><w:tcW w:w="1560" w:type="dxa"/></w:tcPr><w:p><w:pPr><w:jc w:val="center"/></w:pPr><w:r><w:t xml:space="preserve">0.0%</w:t></w:r></w:p></w:tc><w:tc><w:tcPr><w:tcW w:w="1560" w:type="dxa"/></w:tcPr><w:p><w:pPr><w:jc w:val="center"/></w:pPr></w:p></w:tc></w:tr><w:tr><w:tc><w:tcPr><w:tcW w:w="1560" w:type="dxa"/></w:tcPr><w:p><w:pPr><w:jc w:val="center"/></w:pPr><w:r><w:rPr><w:b/></w:rPr><w:t xml:space="preserve">Tổng cộng</w:t></w:r></w:p></w:tc><w:tc><w:tcPr><w:tcW w:w="1560" w:type="dxa"/></w:tcPr><w:p><w:pPr><w:jc w:val="center"/></w:pPr><w:r><w:rPr><w:b/></w:rPr><w:t xml:space="preserve">80</w:t></w:r></w:p></w:tc><w:tc><w:tcPr><w:tcW w:w="1560" w:type="dxa"/></w:tcPr><w:p><w:pPr><w:jc w:val="center"/></w:pPr><w:r><w:rPr><w:b/></w:rPr><w:t xml:space="preserve">100%</w:t></w:r></w:p></w:tc><w:tc><w:tcPr><w:tcW w:w="1560" w:type="dxa"/></w:tcPr><w:p><w:pPr><w:jc w:val="center"/></w:pPr><w:r><w:rPr><w:b/></w:rPr><w:t xml:space="preserve">80</w:t></w:r></w:p></w:tc><w:tc><w:tcPr><w:tcW w:w="1560" w:type="dxa"/></w:tcPr><w:p><w:pPr><w:jc w:val="center"/></w:pPr><w:r><w:rPr><w:b/></w:rPr><w:t xml:space="preserve">100%</w:t></w:r></w:p></w:tc><w:tc><w:tcPr><w:tcW w:w="1560" w:type="dxa"/></w:tcPr><w:p><w:pPr><w:jc w:val="center"/></w:pPr></w:p></w:tc></w:tr></w:tbl><w:p><w:pPr><w:spacing w:after="120"/></w:pPr></w:p><w:p><w:pPr>
-<w:jc w:val="both"/>
-<w:tabs><w:tab w:val="left" w:pos="720"/></w:tabs>
-<w:ind w:left="720" w:hanging="360"/>
-<w:spacing w:after="60"/>
-</w:pPr><w:r><w:t xml:space="preserve">• </w:t><w:tab/></w:r><w:r><w:rPr><w:b/></w:rPr><w:t xml:space="preserve">Nhận xét:</w:t></w:r></w:p><w:p><w:pPr>
-<w:jc w:val="both"/>
-<w:tabs><w:tab w:val="left" w:pos="720"/></w:tabs>
-<w:ind w:left="720" w:hanging="360"/>
-<w:spacing w:after="60"/>
-</w:pPr><w:r><w:t xml:space="preserve">• </w:t><w:tab/></w:r><w:r><w:t xml:space="preserve">Trước tác động, cả hai lớp đều có tỷ lệ học sinh yếu và trung bình cao (tổng cộng trên 80%), không có học sinh đạt loại Giỏi, phản ánh đúng thực trạng &quot;học sinh yếu năng lực tưởng tượng không gian&quot; và &quot;kết quả kiểm tra thấp&quot;.</w:t></w:r></w:p><w:p><w:pPr>
-<w:jc w:val="both"/>
-<w:tabs><w:tab w:val="left" w:pos="720"/></w:tabs>
-<w:ind w:left="720" w:hanging="360"/>
-<w:spacing w:after="60"/>
-</w:pPr><w:r><w:t xml:space="preserve">• </w:t><w:tab/></w:r><w:r><w:t xml:space="preserve">Sau tác động, sự thay đổi về học lực của lớp Thực nghiệm (12A2) là rất rõ rệt và tích cực:</w:t></w:r></w:p><w:p><w:pPr>
-<w:jc w:val="both"/>
-<w:tabs><w:tab w:val="left" w:pos="720"/></w:tabs>
-<w:ind w:left="720" w:hanging="360"/>
-<w:spacing w:after="60"/>
-</w:pPr><w:r><w:t xml:space="preserve">• </w:t><w:tab/></w:r><w:r><w:t xml:space="preserve">Tỷ lệ học sinh đạt loại Giỏi tăng từ 0% lên 30.0% (12 học sinh).</w:t></w:r></w:p><w:p><w:pPr>
-<w:jc w:val="both"/>
-<w:tabs><w:tab w:val="left" w:pos="720"/></w:tabs>
-<w:ind w:left="720" w:hanging="360"/>
-<w:spacing w:after="60"/>
-</w:pPr><w:r><w:t xml:space="preserve">• </w:t><w:tab/></w:r><w:r><w:t xml:space="preserve">Tỷ lệ học sinh đạt loại Khá tăng từ 17.5% lên 50.0% (20 học sinh).</w:t></w:r></w:p><w:p><w:pPr>
-<w:jc w:val="both"/>
-<w:tabs><w:tab w:val="left" w:pos="720"/></w:tabs>
-<w:ind w:left="720" w:hanging="360"/>
-<w:spacing w:after="60"/>
-</w:pPr><w:r><w:t xml:space="preserve">• </w:t><w:tab/></w:r><w:r><w:t xml:space="preserve">Tổng số học sinh đạt loại Khá và Giỏi của lớp Thực nghiệm là 80.0% (32 học sinh), vượt mục tiêu đề ra (ít nhất 70% học sinh đạt điểm từ 7 trở lên).</w:t></w:r></w:p><w:p><w:pPr>
-<w:jc w:val="both"/>
-<w:tabs><w:tab w:val="left" w:pos="720"/></w:tabs>
-<w:ind w:left="720" w:hanging="360"/>
-<w:spacing w:after="60"/>
-</w:pPr><w:r><w:t xml:space="preserve">• </w:t><w:tab/></w:r><w:r><w:t xml:space="preserve">Đặc biệt, tỷ lệ học sinh yếu giảm từ 30.0% xuống 0%, cho thấy giải pháp đã giúp khắc phục hoàn toàn tình trạng học sinh yếu kém trong chủ đề này.</w:t></w:r></w:p><w:p><w:pPr>
-<w:jc w:val="both"/>
-<w:tabs><w:tab w:val="left" w:pos="720"/></w:tabs>
-<w:ind w:left="720" w:hanging="360"/>
-<w:spacing w:after="60"/>
-</w:pPr><w:r><w:t xml:space="preserve">• </w:t><w:tab/></w:r><w:r><w:t xml:space="preserve">Trong khi đó, lớp Đối chứng (12A1) cũng có sự cải thiện nhưng ở mức độ khiêm tốn hơn: tỷ lệ học sinh Giỏi và Khá tăng nhẹ (tổng cộng 32.5%), tỷ lệ học sinh Yếu giảm nhưng vẫn còn 20.0%.</w:t></w:r></w:p><w:p>
-<w:pPr>
-<w:jc w:val="both"/>
-<w:ind w:firstLine="720"/>
-<w:spacing w:line="360" w:lineRule="auto" w:after="120"/>
-</w:pPr>
-<w:r><w:t xml:space="preserve">Những số liệu trên đã minh chứng một cách khách quan và khoa học về tính hiệu quả của việc ứng dụng công nghệ số trong mô hình hóa 3D để nâng cao năng lực tưởng tượng không gian và chất lượng học tập môn Toán cho học sinh lớp 12 tại Trường THPT PPPPTTTT.</w:t></w:r>
-</w:p><w:sectPr><w:headerReference w:type="even" r:id="rId7"/><w:headerReference w:type="default" r:id="rId8"/><w:footerReference w:type="even" r:id="rId9"/><w:footerReference w:type="default" r:id="rId10"/><w:headerReference w:type="first" r:id="rId11"/><w:footerReference w:type="first" r:id="rId12"/><w:pgSz w:w="11906" w:h="16838"/><w:pgMar w:top="1134" w:right="1134" w:bottom="1134" w:left="1701" w:header="708" w:footer="708" w:gutter="0"/><w:pgNumType w:start="1"/><w:cols w:space="720"/><w:docGrid w:linePitch="360"/></w:sectPr></w:body></w:document>
+<file path=word/document.xml><?xml version="1.0" encoding="utf-8"?>
+<w:document xmlns:wpc="http://schemas.microsoft.com/office/word/2010/wordprocessingCanvas" xmlns:cx="http://schemas.microsoft.com/office/drawing/2014/chartex" xmlns:cx1="http://schemas.microsoft.com/office/drawing/2015/9/8/chartex" xmlns:cx2="http://schemas.microsoft.com/office/drawing/2015/10/21/chartex" xmlns:cx3="http://schemas.microsoft.com/office/drawing/2016/5/9/chartex" xmlns:cx4="http://schemas.microsoft.com/office/drawing/2016/5/10/chartex" xmlns:cx5="http://schemas.microsoft.com/office/drawing/2016/5/11/chartex" xmlns:cx6="http://schemas.microsoft.com/office/drawing/2016/5/12/chartex" xmlns:cx7="http://schemas.microsoft.com/office/drawing/2016/5/13/chartex" xmlns:cx8="http://schemas.microsoft.com/office/drawing/2016/5/14/chartex" xmlns:mc="http://schemas.openxmlformats.org/markup-compatibility/2006" xmlns:aink="http://schemas.microsoft.com/office/drawing/2016/ink" xmlns:am3d="http://schemas.microsoft.com/office/drawing/2017/model3d" xmlns:o="urn:schemas-microsoft-com:office:office" xmlns:oel="http://schemas.microsoft.com/office/2019/extlst" xmlns:r="http://schemas.openxmlformats.org/officeDocument/2006/relationships" xmlns:m="http://schemas.openxmlformats.org/officeDocument/2006/math" xmlns:v="urn:schemas-microsoft-com:vml" xmlns:wp14="http://schemas.microsoft.com/office/word/2010/wordprocessingDrawing" xmlns:wp="http://schemas.openxmlformats.org/drawingml/2006/wordprocessingDrawing" xmlns:w10="urn:schemas-microsoft-com:office:word" xmlns:w="http://schemas.openxmlformats.org/wordprocessingml/2006/main" xmlns:w14="http://schemas.microsoft.com/office/word/2010/wordml" xmlns:w15="http://schemas.microsoft.com/office/word/2012/wordml" xmlns:w16cex="http://schemas.microsoft.com/office/word/2018/wordml/cex" xmlns:w16cid="http://schemas.microsoft.com/office/word/2016/wordml/cid" xmlns:w16="http://schemas.microsoft.com/office/word/2018/wordml" xmlns:w16sdtdh="http://schemas.microsoft.com/office/word/2020/wordml/sdtdatahash" xmlns:w16se="http://schemas.microsoft.com/office/word/2015/wordml/symex" xmlns:wpg="http://schemas.microsoft.com/office/word/2010/wordprocessingGroup" xmlns:wpi="http://schemas.microsoft.com/office/word/2010/wordprocessingInk" xmlns:wne="http://schemas.microsoft.com/office/word/2006/wordml" xmlns:wps="http://schemas.microsoft.com/office/word/2010/wordprocessingShape" mc:Ignorable="w14 w15 w16se w16cid w16 w16cex w16sdtdh wp14">
+  <w:body>
+    <w:p>
+      <w:pPr>
+        <w:pageBreakBefore/>
+        <w:jc w:val="center"/>
+        <w:rPr>
+          <w:b/>
+          <w:bCs/>
+        </w:rPr>
+      </w:pPr>
+      <w:r>
+        <w:rPr>
+          <w:b/>
+          <w:bCs/>
+        </w:rPr>
+        <w:t>MINH CHỨNG PHỤ LỤC</w:t>
+      </w:r>
+    </w:p>
+    <w:p>
+      <w:pPr>
+        <w:spacing w:before="120" w:after="120"/>
+      </w:pPr>
+      <w:r>
+        <w:t>[NOI_DUNG_</w:t>
+      </w:r>
+      <w:r>
+        <w:t>PHU_LUC</w:t>
+      </w:r>
+      <w:r>
+        <w:t>]</w:t>
+      </w:r>
+    </w:p>
+    <w:sectPr>
+      <w:headerReference w:type="even" r:id="rId7"/>
+      <w:headerReference w:type="default" r:id="rId8"/>
+      <w:footerReference w:type="even" r:id="rId9"/>
+      <w:footerReference w:type="default" r:id="rId10"/>
+      <w:headerReference w:type="first" r:id="rId11"/>
+      <w:footerReference w:type="first" r:id="rId12"/>
+      <w:pgSz w:w="11906" w:h="16838"/>
+      <w:pgMar w:top="1134" w:right="1134" w:bottom="1134" w:left="1701" w:header="708" w:footer="708" w:gutter="0"/>
+      <w:pgNumType w:start="1"/>
+      <w:cols w:space="720"/>
+      <w:docGrid w:linePitch="360"/>
+    </w:sectPr>
+  </w:body>
+</w:document>
 </file>
 
 <file path=word/endnotes.xml><?xml version="1.0" encoding="utf-8"?>

--- a/projects/skkn_1773776784610_eblasj47t/appendices/phu-luc-data_table.docx
+++ b/projects/skkn_1773776784610_eblasj47t/appendices/phu-luc-data_table.docx
@@ -1,53 +1,94 @@
 
-<file path=word/document.xml><?xml version="1.0" encoding="utf-8"?>
-<w:document xmlns:wpc="http://schemas.microsoft.com/office/word/2010/wordprocessingCanvas" xmlns:cx="http://schemas.microsoft.com/office/drawing/2014/chartex" xmlns:cx1="http://schemas.microsoft.com/office/drawing/2015/9/8/chartex" xmlns:cx2="http://schemas.microsoft.com/office/drawing/2015/10/21/chartex" xmlns:cx3="http://schemas.microsoft.com/office/drawing/2016/5/9/chartex" xmlns:cx4="http://schemas.microsoft.com/office/drawing/2016/5/10/chartex" xmlns:cx5="http://schemas.microsoft.com/office/drawing/2016/5/11/chartex" xmlns:cx6="http://schemas.microsoft.com/office/drawing/2016/5/12/chartex" xmlns:cx7="http://schemas.microsoft.com/office/drawing/2016/5/13/chartex" xmlns:cx8="http://schemas.microsoft.com/office/drawing/2016/5/14/chartex" xmlns:mc="http://schemas.openxmlformats.org/markup-compatibility/2006" xmlns:aink="http://schemas.microsoft.com/office/drawing/2016/ink" xmlns:am3d="http://schemas.microsoft.com/office/drawing/2017/model3d" xmlns:o="urn:schemas-microsoft-com:office:office" xmlns:oel="http://schemas.microsoft.com/office/2019/extlst" xmlns:r="http://schemas.openxmlformats.org/officeDocument/2006/relationships" xmlns:m="http://schemas.openxmlformats.org/officeDocument/2006/math" xmlns:v="urn:schemas-microsoft-com:vml" xmlns:wp14="http://schemas.microsoft.com/office/word/2010/wordprocessingDrawing" xmlns:wp="http://schemas.openxmlformats.org/drawingml/2006/wordprocessingDrawing" xmlns:w10="urn:schemas-microsoft-com:office:word" xmlns:w="http://schemas.openxmlformats.org/wordprocessingml/2006/main" xmlns:w14="http://schemas.microsoft.com/office/word/2010/wordml" xmlns:w15="http://schemas.microsoft.com/office/word/2012/wordml" xmlns:w16cex="http://schemas.microsoft.com/office/word/2018/wordml/cex" xmlns:w16cid="http://schemas.microsoft.com/office/word/2016/wordml/cid" xmlns:w16="http://schemas.microsoft.com/office/word/2018/wordml" xmlns:w16sdtdh="http://schemas.microsoft.com/office/word/2020/wordml/sdtdatahash" xmlns:w16se="http://schemas.microsoft.com/office/word/2015/wordml/symex" xmlns:wpg="http://schemas.microsoft.com/office/word/2010/wordprocessingGroup" xmlns:wpi="http://schemas.microsoft.com/office/word/2010/wordprocessingInk" xmlns:wne="http://schemas.microsoft.com/office/word/2006/wordml" xmlns:wps="http://schemas.microsoft.com/office/word/2010/wordprocessingShape" mc:Ignorable="w14 w15 w16se w16cid w16 w16cex w16sdtdh wp14">
-  <w:body>
-    <w:p>
-      <w:pPr>
-        <w:pageBreakBefore/>
-        <w:jc w:val="center"/>
-        <w:rPr>
-          <w:b/>
-          <w:bCs/>
-        </w:rPr>
-      </w:pPr>
-      <w:r>
-        <w:rPr>
-          <w:b/>
-          <w:bCs/>
-        </w:rPr>
-        <w:t>MINH CHỨNG PHỤ LỤC</w:t>
-      </w:r>
-    </w:p>
-    <w:p>
-      <w:pPr>
-        <w:spacing w:before="120" w:after="120"/>
-      </w:pPr>
-      <w:r>
-        <w:t>[NOI_DUNG_</w:t>
-      </w:r>
-      <w:r>
-        <w:t>PHU_LUC</w:t>
-      </w:r>
-      <w:r>
-        <w:t>]</w:t>
-      </w:r>
-    </w:p>
-    <w:sectPr>
-      <w:headerReference w:type="even" r:id="rId7"/>
-      <w:headerReference w:type="default" r:id="rId8"/>
-      <w:footerReference w:type="even" r:id="rId9"/>
-      <w:footerReference w:type="default" r:id="rId10"/>
-      <w:headerReference w:type="first" r:id="rId11"/>
-      <w:footerReference w:type="first" r:id="rId12"/>
-      <w:pgSz w:w="11906" w:h="16838"/>
-      <w:pgMar w:top="1134" w:right="1134" w:bottom="1134" w:left="1701" w:header="708" w:footer="708" w:gutter="0"/>
-      <w:pgNumType w:start="1"/>
-      <w:cols w:space="720"/>
-      <w:docGrid w:linePitch="360"/>
-    </w:sectPr>
-  </w:body>
-</w:document>
+<file path=word/document.xml><?xml version="1.0" encoding="UTF-8" standalone="yes"?>
+<w:document xmlns:wpc="http://schemas.microsoft.com/office/word/2010/wordprocessingCanvas" xmlns:cx="http://schemas.microsoft.com/office/drawing/2014/chartex" xmlns:cx1="http://schemas.microsoft.com/office/drawing/2015/9/8/chartex" xmlns:cx2="http://schemas.microsoft.com/office/drawing/2015/10/21/chartex" xmlns:cx3="http://schemas.microsoft.com/office/drawing/2016/5/9/chartex" xmlns:cx4="http://schemas.microsoft.com/office/drawing/2016/5/10/chartex" xmlns:cx5="http://schemas.microsoft.com/office/drawing/2016/5/11/chartex" xmlns:cx6="http://schemas.microsoft.com/office/drawing/2016/5/12/chartex" xmlns:cx7="http://schemas.microsoft.com/office/drawing/2016/5/13/chartex" xmlns:cx8="http://schemas.microsoft.com/office/drawing/2016/5/14/chartex" xmlns:mc="http://schemas.openxmlformats.org/markup-compatibility/2006" xmlns:aink="http://schemas.microsoft.com/office/drawing/2016/ink" xmlns:am3d="http://schemas.microsoft.com/office/drawing/2017/model3d" xmlns:o="urn:schemas-microsoft-com:office:office" xmlns:oel="http://schemas.microsoft.com/office/2019/extlst" xmlns:r="http://schemas.openxmlformats.org/officeDocument/2006/relationships" xmlns:m="http://schemas.openxmlformats.org/officeDocument/2006/math" xmlns:v="urn:schemas-microsoft-com:vml" xmlns:wp14="http://schemas.microsoft.com/office/word/2010/wordprocessingDrawing" xmlns:wp="http://schemas.openxmlformats.org/drawingml/2006/wordprocessingDrawing" xmlns:w10="urn:schemas-microsoft-com:office:word" xmlns:w="http://schemas.openxmlformats.org/wordprocessingml/2006/main" xmlns:w14="http://schemas.microsoft.com/office/word/2010/wordml" xmlns:w15="http://schemas.microsoft.com/office/word/2012/wordml" xmlns:w16cex="http://schemas.microsoft.com/office/word/2018/wordml/cex" xmlns:w16cid="http://schemas.microsoft.com/office/word/2016/wordml/cid" xmlns:w16="http://schemas.microsoft.com/office/word/2018/wordml" xmlns:w16sdtdh="http://schemas.microsoft.com/office/word/2020/wordml/sdtdatahash" xmlns:w16se="http://schemas.microsoft.com/office/word/2015/wordml/symex" xmlns:wpg="http://schemas.microsoft.com/office/word/2010/wordprocessingGroup" xmlns:wpi="http://schemas.microsoft.com/office/word/2010/wordprocessingInk" xmlns:wne="http://schemas.microsoft.com/office/word/2006/wordml" xmlns:wps="http://schemas.microsoft.com/office/word/2010/wordprocessingShape" mc:Ignorable="w14 w15 w16se w16cid w16 w16cex w16sdtdh wp14"><w:body><w:p><w:pPr><w:pageBreakBefore/><w:jc w:val="center"/><w:rPr><w:b/><w:bCs/></w:rPr></w:pPr><w:r><w:rPr><w:b/><w:bCs/></w:rPr><w:t>MINH CHỨNG PHỤ LỤC</w:t></w:r></w:p><w:p><w:pPr><w:jc w:val="center"/></w:pPr><w:r><w:drawing><wp:inline cx="1524000" cy="1524000"><wp:extent cx="1524000" cy="1524000"/><wp:docPr id="999" name="QR"/><a:graphic xmlns:a="http://schemas.openxmlformats.org/drawingml/2006/main"><a:graphicData uri="http://schemas.openxmlformats.org/drawingml/2006/picture"><pic:pic xmlns:pic="http://schemas.openxmlformats.org/drawingml/2006/picture"><pic:nvPicPr><pic:cNvPr id="0" name="qr.png"/><pic:cNvPicPr/></pic:nvPicPr><pic:blipFill><a:blip xmlns:r="http://schemas.openxmlformats.org/officeDocument/2006/relationships" r:embed="rId999"/></a:blipFill><pic:spPr><a:xfrm><a:off x="0" y="0"/><a:ext cx="1524000" cy="1524000"/></a:xfrm><a:prstGeom prst="rect"><a:avLst/></a:prstGeom></pic:spPr></pic:pic></a:graphicData></a:graphic></wp:inline></w:drawing></w:r></w:p><w:p>
+<w:pPr>
+<w:jc w:val="both"/>
+<w:ind w:firstLine="720"/>
+<w:spacing w:line="360" w:lineRule="auto" w:after="120"/>
+</w:pPr>
+<w:r><w:t xml:space="preserve">Để minh chứng cho hiệu quả của giải pháp &quot;Ứng dụng công nghệ số trong mô hình hóa 3D nhằm nâng cao năng lực tưởng tượng không gian cho học sinh lớp 12 qua chủ đề phương pháp tọa độ trong không gian&quot;, tôi đã tiến hành khảo sát và đánh giá kết quả học tập của học sinh lớp thực nghiệm (12A2) và lớp đối chứng (12A1) tại Trường THPT PPPPTTTT trong năm học 2025-2026. Kết quả được tổng hợp và trình bày chi tiết qua các bảng thống kê dưới đây:</w:t></w:r>
+</w:p><w:p>
+<w:pPr>
+<w:jc w:val="both"/>
+<w:ind w:firstLine="720"/>
+<w:spacing w:line="360" w:lineRule="auto" w:after="120"/>
+</w:pPr>
+<w:r><w:rPr><w:b/></w:rPr><w:t xml:space="preserve">Bảng 1</w:t></w:r><w:r><w:rPr><w:b/></w:rPr><w:t xml:space="preserve">: Thống kê mô tả kết quả bài kiểm tra đánh giá năng lực tưởng tượng không gian và vận dụng kiến thức phương pháp tọa độ trong không gian</w:t></w:r>
+</w:p><w:tbl><w:tblPr><w:tblW w:w="9360" w:type="dxa"/><w:tblBorders><w:top w:val="single" w:sz="4" w:space="0" w:color="000000"/><w:left w:val="single" w:sz="4" w:space="0" w:color="000000"/><w:bottom w:val="single" w:sz="4" w:space="0" w:color="000000"/><w:right w:val="single" w:sz="4" w:space="0" w:color="000000"/><w:insideH w:val="single" w:sz="4" w:space="0" w:color="000000"/><w:insideV w:val="single" w:sz="4" w:space="0" w:color="000000"/></w:tblBorders><w:tblLook w:val="04A0"/></w:tblPr><w:tblGrid><w:gridCol w:w="1337"/><w:gridCol w:w="1337"/><w:gridCol w:w="1337"/><w:gridCol w:w="1337"/><w:gridCol w:w="1337"/><w:gridCol w:w="1337"/><w:gridCol w:w="1337"/></w:tblGrid><w:tr><w:tc><w:tcPr><w:tcW w:w="1337" w:type="dxa"/><w:shd w:val="clear" w:color="auto" w:fill="D5E8F0"/></w:tcPr><w:p><w:pPr><w:jc w:val="center"/></w:pPr><w:r><w:t xml:space="preserve">Chỉ số</w:t></w:r></w:p></w:tc><w:tc><w:tcPr><w:tcW w:w="1337" w:type="dxa"/><w:shd w:val="clear" w:color="auto" w:fill="D5E8F0"/></w:tcPr><w:p><w:pPr><w:jc w:val="center"/></w:pPr><w:r><w:t xml:space="preserve">Lớp</w:t></w:r></w:p></w:tc><w:tc><w:tcPr><w:tcW w:w="1337" w:type="dxa"/><w:shd w:val="clear" w:color="auto" w:fill="D5E8F0"/></w:tcPr><w:p><w:pPr><w:jc w:val="center"/></w:pPr><w:r><w:t xml:space="preserve">Số lượng HS</w:t></w:r></w:p></w:tc><w:tc><w:tcPr><w:tcW w:w="1337" w:type="dxa"/><w:shd w:val="clear" w:color="auto" w:fill="D5E8F0"/></w:tcPr><w:p><w:pPr><w:jc w:val="center"/></w:pPr><w:r><w:t xml:space="preserve">Điểm trung bình (ĐTB) trước tác động</w:t></w:r></w:p></w:tc><w:tc><w:tcPr><w:tcW w:w="1337" w:type="dxa"/><w:shd w:val="clear" w:color="auto" w:fill="D5E8F0"/></w:tcPr><w:p><w:pPr><w:jc w:val="center"/></w:pPr><w:r><w:t xml:space="preserve">Độ lệch chuẩn (ĐLC) trước tác động</w:t></w:r></w:p></w:tc><w:tc><w:tcPr><w:tcW w:w="1337" w:type="dxa"/><w:shd w:val="clear" w:color="auto" w:fill="D5E8F0"/></w:tcPr><w:p><w:pPr><w:jc w:val="center"/></w:pPr><w:r><w:t xml:space="preserve">Điểm trung bình (ĐTB) sau tác động</w:t></w:r></w:p></w:tc><w:tc><w:tcPr><w:tcW w:w="1337" w:type="dxa"/><w:shd w:val="clear" w:color="auto" w:fill="D5E8F0"/></w:tcPr><w:p><w:pPr><w:jc w:val="center"/></w:pPr><w:r><w:t xml:space="preserve">Độ lệch chuẩn (ĐLC) sau tác động</w:t></w:r></w:p></w:tc></w:tr><w:tr><w:tc><w:tcPr><w:tcW w:w="1337" w:type="dxa"/></w:tcPr><w:p><w:pPr><w:jc w:val="center"/></w:pPr><w:r><w:rPr><w:b/></w:rPr><w:t xml:space="preserve">Điểm kiểm tra (Thang 10)</w:t></w:r></w:p></w:tc><w:tc><w:tcPr><w:tcW w:w="1337" w:type="dxa"/></w:tcPr><w:p><w:pPr><w:jc w:val="center"/></w:pPr><w:r><w:rPr><w:b/></w:rPr><w:t xml:space="preserve">Đối chứng (12A1)</w:t></w:r></w:p></w:tc><w:tc><w:tcPr><w:tcW w:w="1337" w:type="dxa"/></w:tcPr><w:p><w:pPr><w:jc w:val="center"/></w:pPr><w:r><w:t xml:space="preserve">40</w:t></w:r></w:p></w:tc><w:tc><w:tcPr><w:tcW w:w="1337" w:type="dxa"/></w:tcPr><w:p><w:pPr><w:jc w:val="center"/></w:pPr><w:r><w:t xml:space="preserve">5.35</w:t></w:r></w:p></w:tc><w:tc><w:tcPr><w:tcW w:w="1337" w:type="dxa"/></w:tcPr><w:p><w:pPr><w:jc w:val="center"/></w:pPr><w:r><w:t xml:space="preserve">1.48</w:t></w:r></w:p></w:tc><w:tc><w:tcPr><w:tcW w:w="1337" w:type="dxa"/></w:tcPr><w:p><w:pPr><w:jc w:val="center"/></w:pPr><w:r><w:t xml:space="preserve">5.95</w:t></w:r></w:p></w:tc><w:tc><w:tcPr><w:tcW w:w="1337" w:type="dxa"/></w:tcPr><w:p><w:pPr><w:jc w:val="center"/></w:pPr><w:r><w:t xml:space="preserve">1.35</w:t></w:r></w:p></w:tc></w:tr><w:tr><w:tc><w:tcPr><w:tcW w:w="1337" w:type="dxa"/></w:tcPr><w:p><w:pPr><w:jc w:val="center"/></w:pPr><w:r><w:rPr><w:b/></w:rPr><w:t xml:space="preserve">Thực nghiệm (12A2)</w:t></w:r></w:p></w:tc><w:tc><w:tcPr><w:tcW w:w="1337" w:type="dxa"/></w:tcPr><w:p><w:pPr><w:jc w:val="center"/></w:pPr><w:r><w:t xml:space="preserve">40</w:t></w:r></w:p></w:tc><w:tc><w:tcPr><w:tcW w:w="1337" w:type="dxa"/></w:tcPr><w:p><w:pPr><w:jc w:val="center"/></w:pPr><w:r><w:t xml:space="preserve">5.42</w:t></w:r></w:p></w:tc><w:tc><w:tcPr><w:tcW w:w="1337" w:type="dxa"/></w:tcPr><w:p><w:pPr><w:jc w:val="center"/></w:pPr><w:r><w:t xml:space="preserve">1.45</w:t></w:r></w:p></w:tc><w:tc><w:tcPr><w:tcW w:w="1337" w:type="dxa"/></w:tcPr><w:p><w:pPr><w:jc w:val="center"/></w:pPr><w:r><w:t xml:space="preserve">7.40</w:t></w:r></w:p></w:tc><w:tc><w:tcPr><w:tcW w:w="1337" w:type="dxa"/></w:tcPr><w:p><w:pPr><w:jc w:val="center"/></w:pPr><w:r><w:t xml:space="preserve">1.10</w:t></w:r></w:p></w:tc><w:tc><w:tcPr><w:tcW w:w="1337" w:type="dxa"/></w:tcPr><w:p><w:pPr><w:jc w:val="center"/></w:pPr></w:p></w:tc></w:tr></w:tbl><w:p><w:pPr><w:spacing w:after="120"/></w:pPr></w:p><w:p><w:pPr>
+<w:jc w:val="both"/>
+<w:tabs><w:tab w:val="left" w:pos="720"/></w:tabs>
+<w:ind w:left="720" w:hanging="360"/>
+<w:spacing w:after="60"/>
+</w:pPr><w:r><w:t xml:space="preserve">• </w:t><w:tab/></w:r><w:r><w:rPr><w:b/></w:rPr><w:t xml:space="preserve">Nhận xét:</w:t></w:r></w:p><w:p><w:pPr>
+<w:jc w:val="both"/>
+<w:tabs><w:tab w:val="left" w:pos="720"/></w:tabs>
+<w:ind w:left="720" w:hanging="360"/>
+<w:spacing w:after="60"/>
+</w:pPr><w:r><w:t xml:space="preserve">• </w:t><w:tab/></w:r><w:r><w:t xml:space="preserve">Trước khi áp dụng giải pháp, điểm trung bình và độ lệch chuẩn của hai lớp Đối chứng và Thực nghiệm tương đương nhau, cho thấy năng lực tưởng tượng không gian và kiến thức nền tảng của học sinh hai lớp là tương đồng. Điều này đảm bảo tính khách quan trong việc so sánh hiệu quả của giải pháp.</w:t></w:r></w:p><w:p><w:pPr>
+<w:jc w:val="both"/>
+<w:tabs><w:tab w:val="left" w:pos="720"/></w:tabs>
+<w:ind w:left="720" w:hanging="360"/>
+<w:spacing w:after="60"/>
+</w:pPr><w:r><w:t xml:space="preserve">• </w:t><w:tab/></w:r><w:r><w:t xml:space="preserve">Sau khi áp dụng giải pháp, lớp Thực nghiệm (12A2) có sự cải thiện vượt bậc về điểm trung bình (từ 5.42 lên 7.40), cao hơn đáng kể so với lớp Đối chứng (từ 5.35 lên 5.95).</w:t></w:r></w:p><w:p><w:pPr>
+<w:jc w:val="both"/>
+<w:tabs><w:tab w:val="left" w:pos="720"/></w:tabs>
+<w:ind w:left="720" w:hanging="360"/>
+<w:spacing w:after="60"/>
+</w:pPr><w:r><w:t xml:space="preserve">• </w:t><w:tab/></w:r><w:r><w:t xml:space="preserve">Độ lệch chuẩn của lớp Thực nghiệm giảm rõ rệt (từ 1.45 xuống 1.10), cho thấy kết quả học tập của học sinh trong lớp đồng đều hơn, khoảng cách giữa học sinh khá giỏi và học sinh trung bình yếu được thu hẹp. Ngược lại, lớp Đối chứng có độ lệch chuẩn giảm ít hơn.</w:t></w:r></w:p><w:p>
+<w:pPr>
+<w:jc w:val="both"/>
+<w:ind w:firstLine="720"/>
+<w:spacing w:line="360" w:lineRule="auto" w:after="120"/>
+</w:pPr>
+<w:r><w:rPr><w:b/></w:rPr><w:t xml:space="preserve">Bảng 2</w:t></w:r><w:r><w:rPr><w:b/></w:rPr><w:t xml:space="preserve">: Phân loại học lực của học sinh theo kết quả bài kiểm tra</w:t></w:r>
+</w:p><w:tbl><w:tblPr><w:tblW w:w="9360" w:type="dxa"/><w:tblBorders><w:top w:val="single" w:sz="4" w:space="0" w:color="000000"/><w:left w:val="single" w:sz="4" w:space="0" w:color="000000"/><w:bottom w:val="single" w:sz="4" w:space="0" w:color="000000"/><w:right w:val="single" w:sz="4" w:space="0" w:color="000000"/><w:insideH w:val="single" w:sz="4" w:space="0" w:color="000000"/><w:insideV w:val="single" w:sz="4" w:space="0" w:color="000000"/></w:tblBorders><w:tblLook w:val="04A0"/></w:tblPr><w:tblGrid><w:gridCol w:w="1560"/><w:gridCol w:w="1560"/><w:gridCol w:w="1560"/><w:gridCol w:w="1560"/><w:gridCol w:w="1560"/><w:gridCol w:w="1560"/></w:tblGrid><w:tr><w:tc><w:tcPr><w:tcW w:w="1560" w:type="dxa"/><w:shd w:val="clear" w:color="auto" w:fill="D5E8F0"/></w:tcPr><w:p><w:pPr><w:jc w:val="center"/></w:pPr><w:r><w:t xml:space="preserve">Xếp loại học lực</w:t></w:r></w:p></w:tc><w:tc><w:tcPr><w:tcW w:w="1560" w:type="dxa"/><w:shd w:val="clear" w:color="auto" w:fill="D5E8F0"/></w:tcPr><w:p><w:pPr><w:jc w:val="center"/></w:pPr><w:r><w:t xml:space="preserve">Lớp</w:t></w:r></w:p></w:tc><w:tc><w:tcPr><w:tcW w:w="1560" w:type="dxa"/><w:shd w:val="clear" w:color="auto" w:fill="D5E8F0"/></w:tcPr><w:p><w:pPr><w:jc w:val="center"/></w:pPr><w:r><w:t xml:space="preserve">Số lượng HS trước tác động</w:t></w:r></w:p></w:tc><w:tc><w:tcPr><w:tcW w:w="1560" w:type="dxa"/><w:shd w:val="clear" w:color="auto" w:fill="D5E8F0"/></w:tcPr><w:p><w:pPr><w:jc w:val="center"/></w:pPr><w:r><w:t xml:space="preserve">Tỷ lệ (%) trước tác động</w:t></w:r></w:p></w:tc><w:tc><w:tcPr><w:tcW w:w="1560" w:type="dxa"/><w:shd w:val="clear" w:color="auto" w:fill="D5E8F0"/></w:tcPr><w:p><w:pPr><w:jc w:val="center"/></w:pPr><w:r><w:t xml:space="preserve">Số lượng HS sau tác động</w:t></w:r></w:p></w:tc><w:tc><w:tcPr><w:tcW w:w="1560" w:type="dxa"/><w:shd w:val="clear" w:color="auto" w:fill="D5E8F0"/></w:tcPr><w:p><w:pPr><w:jc w:val="center"/></w:pPr><w:r><w:t xml:space="preserve">Tỷ lệ (%) sau tác động</w:t></w:r></w:p></w:tc></w:tr><w:tr><w:tc><w:tcPr><w:tcW w:w="1560" w:type="dxa"/></w:tcPr><w:p><w:pPr><w:jc w:val="center"/></w:pPr><w:r><w:rPr><w:b/></w:rPr><w:t xml:space="preserve">Giỏi</w:t></w:r><w:r><w:t xml:space="preserve"> (Từ 8.0 trở lên)</w:t></w:r></w:p></w:tc><w:tc><w:tcPr><w:tcW w:w="1560" w:type="dxa"/></w:tcPr><w:p><w:pPr><w:jc w:val="center"/></w:pPr><w:r><w:rPr><w:b/></w:rPr><w:t xml:space="preserve">Đối chứng (12A1)</w:t></w:r></w:p></w:tc><w:tc><w:tcPr><w:tcW w:w="1560" w:type="dxa"/></w:tcPr><w:p><w:pPr><w:jc w:val="center"/></w:pPr><w:r><w:t xml:space="preserve">0</w:t></w:r></w:p></w:tc><w:tc><w:tcPr><w:tcW w:w="1560" w:type="dxa"/></w:tcPr><w:p><w:pPr><w:jc w:val="center"/></w:pPr><w:r><w:t xml:space="preserve">0.0%</w:t></w:r></w:p></w:tc><w:tc><w:tcPr><w:tcW w:w="1560" w:type="dxa"/></w:tcPr><w:p><w:pPr><w:jc w:val="center"/></w:pPr><w:r><w:t xml:space="preserve">3</w:t></w:r></w:p></w:tc><w:tc><w:tcPr><w:tcW w:w="1560" w:type="dxa"/></w:tcPr><w:p><w:pPr><w:jc w:val="center"/></w:pPr><w:r><w:t xml:space="preserve">7.5%</w:t></w:r></w:p></w:tc></w:tr><w:tr><w:tc><w:tcPr><w:tcW w:w="1560" w:type="dxa"/></w:tcPr><w:p><w:pPr><w:jc w:val="center"/></w:pPr><w:r><w:rPr><w:b/></w:rPr><w:t xml:space="preserve">Thực nghiệm (12A2)</w:t></w:r></w:p></w:tc><w:tc><w:tcPr><w:tcW w:w="1560" w:type="dxa"/></w:tcPr><w:p><w:pPr><w:jc w:val="center"/></w:pPr><w:r><w:t xml:space="preserve">0</w:t></w:r></w:p></w:tc><w:tc><w:tcPr><w:tcW w:w="1560" w:type="dxa"/></w:tcPr><w:p><w:pPr><w:jc w:val="center"/></w:pPr><w:r><w:t xml:space="preserve">0.0%</w:t></w:r></w:p></w:tc><w:tc><w:tcPr><w:tcW w:w="1560" w:type="dxa"/></w:tcPr><w:p><w:pPr><w:jc w:val="center"/></w:pPr><w:r><w:t xml:space="preserve">12</w:t></w:r></w:p></w:tc><w:tc><w:tcPr><w:tcW w:w="1560" w:type="dxa"/></w:tcPr><w:p><w:pPr><w:jc w:val="center"/></w:pPr><w:r><w:t xml:space="preserve">30.0%</w:t></w:r></w:p></w:tc><w:tc><w:tcPr><w:tcW w:w="1560" w:type="dxa"/></w:tcPr><w:p><w:pPr><w:jc w:val="center"/></w:pPr></w:p></w:tc></w:tr><w:tr><w:tc><w:tcPr><w:tcW w:w="1560" w:type="dxa"/></w:tcPr><w:p><w:pPr><w:jc w:val="center"/></w:pPr><w:r><w:rPr><w:b/></w:rPr><w:t xml:space="preserve">Khá</w:t></w:r><w:r><w:t xml:space="preserve"> (Từ 6.5 đến dưới 8.0)</w:t></w:r></w:p></w:tc><w:tc><w:tcPr><w:tcW w:w="1560" w:type="dxa"/></w:tcPr><w:p><w:pPr><w:jc w:val="center"/></w:pPr><w:r><w:rPr><w:b/></w:rPr><w:t xml:space="preserve">Đối chứng (12A1)</w:t></w:r></w:p></w:tc><w:tc><w:tcPr><w:tcW w:w="1560" w:type="dxa"/></w:tcPr><w:p><w:pPr><w:jc w:val="center"/></w:pPr><w:r><w:t xml:space="preserve">6</w:t></w:r></w:p></w:tc><w:tc><w:tcPr><w:tcW w:w="1560" w:type="dxa"/></w:tcPr><w:p><w:pPr><w:jc w:val="center"/></w:pPr><w:r><w:t xml:space="preserve">15.0%</w:t></w:r></w:p></w:tc><w:tc><w:tcPr><w:tcW w:w="1560" w:type="dxa"/></w:tcPr><w:p><w:pPr><w:jc w:val="center"/></w:pPr><w:r><w:t xml:space="preserve">10</w:t></w:r></w:p></w:tc><w:tc><w:tcPr><w:tcW w:w="1560" w:type="dxa"/></w:tcPr><w:p><w:pPr><w:jc w:val="center"/></w:pPr><w:r><w:t xml:space="preserve">25.0%</w:t></w:r></w:p></w:tc></w:tr><w:tr><w:tc><w:tcPr><w:tcW w:w="1560" w:type="dxa"/></w:tcPr><w:p><w:pPr><w:jc w:val="center"/></w:pPr><w:r><w:rPr><w:b/></w:rPr><w:t xml:space="preserve">Thực nghiệm (12A2)</w:t></w:r></w:p></w:tc><w:tc><w:tcPr><w:tcW w:w="1560" w:type="dxa"/></w:tcPr><w:p><w:pPr><w:jc w:val="center"/></w:pPr><w:r><w:t xml:space="preserve">7</w:t></w:r></w:p></w:tc><w:tc><w:tcPr><w:tcW w:w="1560" w:type="dxa"/></w:tcPr><w:p><w:pPr><w:jc w:val="center"/></w:pPr><w:r><w:t xml:space="preserve">17.5%</w:t></w:r></w:p></w:tc><w:tc><w:tcPr><w:tcW w:w="1560" w:type="dxa"/></w:tcPr><w:p><w:pPr><w:jc w:val="center"/></w:pPr><w:r><w:t xml:space="preserve">20</w:t></w:r></w:p></w:tc><w:tc><w:tcPr><w:tcW w:w="1560" w:type="dxa"/></w:tcPr><w:p><w:pPr><w:jc w:val="center"/></w:pPr><w:r><w:t xml:space="preserve">50.0%</w:t></w:r></w:p></w:tc><w:tc><w:tcPr><w:tcW w:w="1560" w:type="dxa"/></w:tcPr><w:p><w:pPr><w:jc w:val="center"/></w:pPr></w:p></w:tc></w:tr><w:tr><w:tc><w:tcPr><w:tcW w:w="1560" w:type="dxa"/></w:tcPr><w:p><w:pPr><w:jc w:val="center"/></w:pPr><w:r><w:rPr><w:b/></w:rPr><w:t xml:space="preserve">Trung bình</w:t></w:r><w:r><w:t xml:space="preserve"> (Từ 5.0 đến dưới 6.5)</w:t></w:r></w:p></w:tc><w:tc><w:tcPr><w:tcW w:w="1560" w:type="dxa"/></w:tcPr><w:p><w:pPr><w:jc w:val="center"/></w:pPr><w:r><w:rPr><w:b/></w:rPr><w:t xml:space="preserve">Đối chứng (12A1)</w:t></w:r></w:p></w:tc><w:tc><w:tcPr><w:tcW w:w="1560" w:type="dxa"/></w:tcPr><w:p><w:pPr><w:jc w:val="center"/></w:pPr><w:r><w:t xml:space="preserve">22</w:t></w:r></w:p></w:tc><w:tc><w:tcPr><w:tcW w:w="1560" w:type="dxa"/></w:tcPr><w:p><w:pPr><w:jc w:val="center"/></w:pPr><w:r><w:t xml:space="preserve">55.0%</w:t></w:r></w:p></w:tc><w:tc><w:tcPr><w:tcW w:w="1560" w:type="dxa"/></w:tcPr><w:p><w:pPr><w:jc w:val="center"/></w:pPr><w:r><w:t xml:space="preserve">19</w:t></w:r></w:p></w:tc><w:tc><w:tcPr><w:tcW w:w="1560" w:type="dxa"/></w:tcPr><w:p><w:pPr><w:jc w:val="center"/></w:pPr><w:r><w:t xml:space="preserve">47.5%</w:t></w:r></w:p></w:tc></w:tr><w:tr><w:tc><w:tcPr><w:tcW w:w="1560" w:type="dxa"/></w:tcPr><w:p><w:pPr><w:jc w:val="center"/></w:pPr><w:r><w:rPr><w:b/></w:rPr><w:t xml:space="preserve">Thực nghiệm (12A2)</w:t></w:r></w:p></w:tc><w:tc><w:tcPr><w:tcW w:w="1560" w:type="dxa"/></w:tcPr><w:p><w:pPr><w:jc w:val="center"/></w:pPr><w:r><w:t xml:space="preserve">21</w:t></w:r></w:p></w:tc><w:tc><w:tcPr><w:tcW w:w="1560" w:type="dxa"/></w:tcPr><w:p><w:pPr><w:jc w:val="center"/></w:pPr><w:r><w:t xml:space="preserve">52.5%</w:t></w:r></w:p></w:tc><w:tc><w:tcPr><w:tcW w:w="1560" w:type="dxa"/></w:tcPr><w:p><w:pPr><w:jc w:val="center"/></w:pPr><w:r><w:t xml:space="preserve">8</w:t></w:r></w:p></w:tc><w:tc><w:tcPr><w:tcW w:w="1560" w:type="dxa"/></w:tcPr><w:p><w:pPr><w:jc w:val="center"/></w:pPr><w:r><w:t xml:space="preserve">20.0%</w:t></w:r></w:p></w:tc><w:tc><w:tcPr><w:tcW w:w="1560" w:type="dxa"/></w:tcPr><w:p><w:pPr><w:jc w:val="center"/></w:pPr></w:p></w:tc></w:tr><w:tr><w:tc><w:tcPr><w:tcW w:w="1560" w:type="dxa"/></w:tcPr><w:p><w:pPr><w:jc w:val="center"/></w:pPr><w:r><w:rPr><w:b/></w:rPr><w:t xml:space="preserve">Yếu</w:t></w:r><w:r><w:t xml:space="preserve"> (Dưới 5.0)</w:t></w:r></w:p></w:tc><w:tc><w:tcPr><w:tcW w:w="1560" w:type="dxa"/></w:tcPr><w:p><w:pPr><w:jc w:val="center"/></w:pPr><w:r><w:rPr><w:b/></w:rPr><w:t xml:space="preserve">Đối chứng (12A1)</w:t></w:r></w:p></w:tc><w:tc><w:tcPr><w:tcW w:w="1560" w:type="dxa"/></w:tcPr><w:p><w:pPr><w:jc w:val="center"/></w:pPr><w:r><w:t xml:space="preserve">12</w:t></w:r></w:p></w:tc><w:tc><w:tcPr><w:tcW w:w="1560" w:type="dxa"/></w:tcPr><w:p><w:pPr><w:jc w:val="center"/></w:pPr><w:r><w:t xml:space="preserve">30.0%</w:t></w:r></w:p></w:tc><w:tc><w:tcPr><w:tcW w:w="1560" w:type="dxa"/></w:tcPr><w:p><w:pPr><w:jc w:val="center"/></w:pPr><w:r><w:t xml:space="preserve">8</w:t></w:r></w:p></w:tc><w:tc><w:tcPr><w:tcW w:w="1560" w:type="dxa"/></w:tcPr><w:p><w:pPr><w:jc w:val="center"/></w:pPr><w:r><w:t xml:space="preserve">20.0%</w:t></w:r></w:p></w:tc></w:tr><w:tr><w:tc><w:tcPr><w:tcW w:w="1560" w:type="dxa"/></w:tcPr><w:p><w:pPr><w:jc w:val="center"/></w:pPr><w:r><w:rPr><w:b/></w:rPr><w:t xml:space="preserve">Thực nghiệm (12A2)</w:t></w:r></w:p></w:tc><w:tc><w:tcPr><w:tcW w:w="1560" w:type="dxa"/></w:tcPr><w:p><w:pPr><w:jc w:val="center"/></w:pPr><w:r><w:t xml:space="preserve">12</w:t></w:r></w:p></w:tc><w:tc><w:tcPr><w:tcW w:w="1560" w:type="dxa"/></w:tcPr><w:p><w:pPr><w:jc w:val="center"/></w:pPr><w:r><w:t xml:space="preserve">30.0%</w:t></w:r></w:p></w:tc><w:tc><w:tcPr><w:tcW w:w="1560" w:type="dxa"/></w:tcPr><w:p><w:pPr><w:jc w:val="center"/></w:pPr><w:r><w:t xml:space="preserve">0</w:t></w:r></w:p></w:tc><w:tc><w:tcPr><w:tcW w:w="1560" w:type="dxa"/></w:tcPr><w:p><w:pPr><w:jc w:val="center"/></w:pPr><w:r><w:t xml:space="preserve">0.0%</w:t></w:r></w:p></w:tc><w:tc><w:tcPr><w:tcW w:w="1560" w:type="dxa"/></w:tcPr><w:p><w:pPr><w:jc w:val="center"/></w:pPr></w:p></w:tc></w:tr><w:tr><w:tc><w:tcPr><w:tcW w:w="1560" w:type="dxa"/></w:tcPr><w:p><w:pPr><w:jc w:val="center"/></w:pPr><w:r><w:rPr><w:b/></w:rPr><w:t xml:space="preserve">Tổng cộng</w:t></w:r></w:p></w:tc><w:tc><w:tcPr><w:tcW w:w="1560" w:type="dxa"/></w:tcPr><w:p><w:pPr><w:jc w:val="center"/></w:pPr><w:r><w:rPr><w:b/></w:rPr><w:t xml:space="preserve">80</w:t></w:r></w:p></w:tc><w:tc><w:tcPr><w:tcW w:w="1560" w:type="dxa"/></w:tcPr><w:p><w:pPr><w:jc w:val="center"/></w:pPr><w:r><w:rPr><w:b/></w:rPr><w:t xml:space="preserve">100%</w:t></w:r></w:p></w:tc><w:tc><w:tcPr><w:tcW w:w="1560" w:type="dxa"/></w:tcPr><w:p><w:pPr><w:jc w:val="center"/></w:pPr><w:r><w:rPr><w:b/></w:rPr><w:t xml:space="preserve">80</w:t></w:r></w:p></w:tc><w:tc><w:tcPr><w:tcW w:w="1560" w:type="dxa"/></w:tcPr><w:p><w:pPr><w:jc w:val="center"/></w:pPr><w:r><w:rPr><w:b/></w:rPr><w:t xml:space="preserve">100%</w:t></w:r></w:p></w:tc><w:tc><w:tcPr><w:tcW w:w="1560" w:type="dxa"/></w:tcPr><w:p><w:pPr><w:jc w:val="center"/></w:pPr></w:p></w:tc></w:tr></w:tbl><w:p><w:pPr><w:spacing w:after="120"/></w:pPr></w:p><w:p><w:pPr>
+<w:jc w:val="both"/>
+<w:tabs><w:tab w:val="left" w:pos="720"/></w:tabs>
+<w:ind w:left="720" w:hanging="360"/>
+<w:spacing w:after="60"/>
+</w:pPr><w:r><w:t xml:space="preserve">• </w:t><w:tab/></w:r><w:r><w:rPr><w:b/></w:rPr><w:t xml:space="preserve">Nhận xét:</w:t></w:r></w:p><w:p><w:pPr>
+<w:jc w:val="both"/>
+<w:tabs><w:tab w:val="left" w:pos="720"/></w:tabs>
+<w:ind w:left="720" w:hanging="360"/>
+<w:spacing w:after="60"/>
+</w:pPr><w:r><w:t xml:space="preserve">• </w:t><w:tab/></w:r><w:r><w:t xml:space="preserve">Trước tác động, cả hai lớp đều có tỷ lệ học sinh yếu và trung bình cao (tổng cộng trên 80%), không có học sinh đạt loại Giỏi, phản ánh đúng thực trạng &quot;học sinh yếu năng lực tưởng tượng không gian&quot; và &quot;kết quả kiểm tra thấp&quot;.</w:t></w:r></w:p><w:p><w:pPr>
+<w:jc w:val="both"/>
+<w:tabs><w:tab w:val="left" w:pos="720"/></w:tabs>
+<w:ind w:left="720" w:hanging="360"/>
+<w:spacing w:after="60"/>
+</w:pPr><w:r><w:t xml:space="preserve">• </w:t><w:tab/></w:r><w:r><w:t xml:space="preserve">Sau tác động, sự thay đổi về học lực của lớp Thực nghiệm (12A2) là rất rõ rệt và tích cực:</w:t></w:r></w:p><w:p><w:pPr>
+<w:jc w:val="both"/>
+<w:tabs><w:tab w:val="left" w:pos="720"/></w:tabs>
+<w:ind w:left="720" w:hanging="360"/>
+<w:spacing w:after="60"/>
+</w:pPr><w:r><w:t xml:space="preserve">• </w:t><w:tab/></w:r><w:r><w:t xml:space="preserve">Tỷ lệ học sinh đạt loại Giỏi tăng từ 0% lên 30.0% (12 học sinh).</w:t></w:r></w:p><w:p><w:pPr>
+<w:jc w:val="both"/>
+<w:tabs><w:tab w:val="left" w:pos="720"/></w:tabs>
+<w:ind w:left="720" w:hanging="360"/>
+<w:spacing w:after="60"/>
+</w:pPr><w:r><w:t xml:space="preserve">• </w:t><w:tab/></w:r><w:r><w:t xml:space="preserve">Tỷ lệ học sinh đạt loại Khá tăng từ 17.5% lên 50.0% (20 học sinh).</w:t></w:r></w:p><w:p><w:pPr>
+<w:jc w:val="both"/>
+<w:tabs><w:tab w:val="left" w:pos="720"/></w:tabs>
+<w:ind w:left="720" w:hanging="360"/>
+<w:spacing w:after="60"/>
+</w:pPr><w:r><w:t xml:space="preserve">• </w:t><w:tab/></w:r><w:r><w:t xml:space="preserve">Tổng số học sinh đạt loại Khá và Giỏi của lớp Thực nghiệm là 80.0% (32 học sinh), vượt mục tiêu đề ra (ít nhất 70% học sinh đạt điểm từ 7 trở lên).</w:t></w:r></w:p><w:p><w:pPr>
+<w:jc w:val="both"/>
+<w:tabs><w:tab w:val="left" w:pos="720"/></w:tabs>
+<w:ind w:left="720" w:hanging="360"/>
+<w:spacing w:after="60"/>
+</w:pPr><w:r><w:t xml:space="preserve">• </w:t><w:tab/></w:r><w:r><w:t xml:space="preserve">Đặc biệt, tỷ lệ học sinh yếu giảm từ 30.0% xuống 0%, cho thấy giải pháp đã giúp khắc phục hoàn toàn tình trạng học sinh yếu kém trong chủ đề này.</w:t></w:r></w:p><w:p><w:pPr>
+<w:jc w:val="both"/>
+<w:tabs><w:tab w:val="left" w:pos="720"/></w:tabs>
+<w:ind w:left="720" w:hanging="360"/>
+<w:spacing w:after="60"/>
+</w:pPr><w:r><w:t xml:space="preserve">• </w:t><w:tab/></w:r><w:r><w:t xml:space="preserve">Trong khi đó, lớp Đối chứng (12A1) cũng có sự cải thiện nhưng ở mức độ khiêm tốn hơn: tỷ lệ học sinh Giỏi và Khá tăng nhẹ (tổng cộng 32.5%), tỷ lệ học sinh Yếu giảm nhưng vẫn còn 20.0%.</w:t></w:r></w:p><w:p>
+<w:pPr>
+<w:jc w:val="both"/>
+<w:ind w:firstLine="720"/>
+<w:spacing w:line="360" w:lineRule="auto" w:after="120"/>
+</w:pPr>
+<w:r><w:t xml:space="preserve">Những số liệu trên đã minh chứng một cách khách quan và khoa học về tính hiệu quả của việc ứng dụng công nghệ số trong mô hình hóa 3D để nâng cao năng lực tưởng tượng không gian và chất lượng học tập môn Toán cho học sinh lớp 12 tại Trường THPT PPPPTTTT.</w:t></w:r>
+</w:p><w:sectPr><w:headerReference w:type="even" r:id="rId7"/><w:headerReference w:type="default" r:id="rId8"/><w:footerReference w:type="even" r:id="rId9"/><w:footerReference w:type="default" r:id="rId10"/><w:headerReference w:type="first" r:id="rId11"/><w:footerReference w:type="first" r:id="rId12"/><w:pgSz w:w="11906" w:h="16838"/><w:pgMar w:top="1134" w:right="1134" w:bottom="1134" w:left="1701" w:header="708" w:footer="708" w:gutter="0"/><w:pgNumType w:start="1"/><w:cols w:space="720"/><w:docGrid w:linePitch="360"/></w:sectPr></w:body></w:document>
 </file>
 
 <file path=word/endnotes.xml><?xml version="1.0" encoding="utf-8"?>

--- a/projects/skkn_1773776784610_eblasj47t/appendices/phu-luc-data_table.docx
+++ b/projects/skkn_1773776784610_eblasj47t/appendices/phu-luc-data_table.docx
@@ -1,6 +1,6 @@
 
 <file path=word/document.xml><?xml version="1.0" encoding="UTF-8" standalone="yes"?>
-<w:document xmlns:wpc="http://schemas.microsoft.com/office/word/2010/wordprocessingCanvas" xmlns:cx="http://schemas.microsoft.com/office/drawing/2014/chartex" xmlns:cx1="http://schemas.microsoft.com/office/drawing/2015/9/8/chartex" xmlns:cx2="http://schemas.microsoft.com/office/drawing/2015/10/21/chartex" xmlns:cx3="http://schemas.microsoft.com/office/drawing/2016/5/9/chartex" xmlns:cx4="http://schemas.microsoft.com/office/drawing/2016/5/10/chartex" xmlns:cx5="http://schemas.microsoft.com/office/drawing/2016/5/11/chartex" xmlns:cx6="http://schemas.microsoft.com/office/drawing/2016/5/12/chartex" xmlns:cx7="http://schemas.microsoft.com/office/drawing/2016/5/13/chartex" xmlns:cx8="http://schemas.microsoft.com/office/drawing/2016/5/14/chartex" xmlns:mc="http://schemas.openxmlformats.org/markup-compatibility/2006" xmlns:aink="http://schemas.microsoft.com/office/drawing/2016/ink" xmlns:am3d="http://schemas.microsoft.com/office/drawing/2017/model3d" xmlns:o="urn:schemas-microsoft-com:office:office" xmlns:oel="http://schemas.microsoft.com/office/2019/extlst" xmlns:r="http://schemas.openxmlformats.org/officeDocument/2006/relationships" xmlns:m="http://schemas.openxmlformats.org/officeDocument/2006/math" xmlns:v="urn:schemas-microsoft-com:vml" xmlns:wp14="http://schemas.microsoft.com/office/word/2010/wordprocessingDrawing" xmlns:wp="http://schemas.openxmlformats.org/drawingml/2006/wordprocessingDrawing" xmlns:w10="urn:schemas-microsoft-com:office:word" xmlns:w="http://schemas.openxmlformats.org/wordprocessingml/2006/main" xmlns:w14="http://schemas.microsoft.com/office/word/2010/wordml" xmlns:w15="http://schemas.microsoft.com/office/word/2012/wordml" xmlns:w16cex="http://schemas.microsoft.com/office/word/2018/wordml/cex" xmlns:w16cid="http://schemas.microsoft.com/office/word/2016/wordml/cid" xmlns:w16="http://schemas.microsoft.com/office/word/2018/wordml" xmlns:w16sdtdh="http://schemas.microsoft.com/office/word/2020/wordml/sdtdatahash" xmlns:w16se="http://schemas.microsoft.com/office/word/2015/wordml/symex" xmlns:wpg="http://schemas.microsoft.com/office/word/2010/wordprocessingGroup" xmlns:wpi="http://schemas.microsoft.com/office/word/2010/wordprocessingInk" xmlns:wne="http://schemas.microsoft.com/office/word/2006/wordml" xmlns:wps="http://schemas.microsoft.com/office/word/2010/wordprocessingShape" mc:Ignorable="w14 w15 w16se w16cid w16 w16cex w16sdtdh wp14"><w:body><w:p><w:pPr><w:pageBreakBefore/><w:jc w:val="center"/><w:rPr><w:b/><w:bCs/></w:rPr></w:pPr><w:r><w:rPr><w:b/><w:bCs/></w:rPr><w:t>MINH CHỨNG PHỤ LỤC</w:t></w:r></w:p><w:p><w:pPr><w:jc w:val="center"/></w:pPr><w:r><w:drawing><wp:inline cx="1524000" cy="1524000"><wp:extent cx="1524000" cy="1524000"/><wp:docPr id="999" name="QR"/><a:graphic xmlns:a="http://schemas.openxmlformats.org/drawingml/2006/main"><a:graphicData uri="http://schemas.openxmlformats.org/drawingml/2006/picture"><pic:pic xmlns:pic="http://schemas.openxmlformats.org/drawingml/2006/picture"><pic:nvPicPr><pic:cNvPr id="0" name="qr.png"/><pic:cNvPicPr/></pic:nvPicPr><pic:blipFill><a:blip xmlns:r="http://schemas.openxmlformats.org/officeDocument/2006/relationships" r:embed="rId999"/></a:blipFill><pic:spPr><a:xfrm><a:off x="0" y="0"/><a:ext cx="1524000" cy="1524000"/></a:xfrm><a:prstGeom prst="rect"><a:avLst/></a:prstGeom></pic:spPr></pic:pic></a:graphicData></a:graphic></wp:inline></w:drawing></w:r></w:p><w:p>
+<w:document xmlns:pic="http://schemas.openxmlformats.org/drawingml/2006/picture" xmlns:wpc="http://schemas.microsoft.com/office/word/2010/wordprocessingCanvas" xmlns:cx="http://schemas.microsoft.com/office/drawing/2014/chartex" xmlns:cx1="http://schemas.microsoft.com/office/drawing/2015/9/8/chartex" xmlns:cx2="http://schemas.microsoft.com/office/drawing/2015/10/21/chartex" xmlns:cx3="http://schemas.microsoft.com/office/drawing/2016/5/9/chartex" xmlns:cx4="http://schemas.microsoft.com/office/drawing/2016/5/10/chartex" xmlns:cx5="http://schemas.microsoft.com/office/drawing/2016/5/11/chartex" xmlns:cx6="http://schemas.microsoft.com/office/drawing/2016/5/12/chartex" xmlns:cx7="http://schemas.microsoft.com/office/drawing/2016/5/13/chartex" xmlns:cx8="http://schemas.microsoft.com/office/drawing/2016/5/14/chartex" xmlns:mc="http://schemas.openxmlformats.org/markup-compatibility/2006" xmlns:aink="http://schemas.microsoft.com/office/drawing/2016/ink" xmlns:am3d="http://schemas.microsoft.com/office/drawing/2017/model3d" xmlns:o="urn:schemas-microsoft-com:office:office" xmlns:oel="http://schemas.microsoft.com/office/2019/extlst" xmlns:r="http://schemas.openxmlformats.org/officeDocument/2006/relationships" xmlns:m="http://schemas.openxmlformats.org/officeDocument/2006/math" xmlns:v="urn:schemas-microsoft-com:vml" xmlns:wp14="http://schemas.microsoft.com/office/word/2010/wordprocessingDrawing" xmlns:wp="http://schemas.openxmlformats.org/drawingml/2006/wordprocessingDrawing" xmlns:w10="urn:schemas-microsoft-com:office:word" xmlns:w="http://schemas.openxmlformats.org/wordprocessingml/2006/main" xmlns:w14="http://schemas.microsoft.com/office/word/2010/wordml" xmlns:w15="http://schemas.microsoft.com/office/word/2012/wordml" xmlns:w16cex="http://schemas.microsoft.com/office/word/2018/wordml/cex" xmlns:w16cid="http://schemas.microsoft.com/office/word/2016/wordml/cid" xmlns:w16="http://schemas.microsoft.com/office/word/2018/wordml" xmlns:w16sdtdh="http://schemas.microsoft.com/office/word/2020/wordml/sdtdatahash" xmlns:w16se="http://schemas.microsoft.com/office/word/2015/wordml/symex" xmlns:wpg="http://schemas.microsoft.com/office/word/2010/wordprocessingGroup" xmlns:wpi="http://schemas.microsoft.com/office/word/2010/wordprocessingInk" xmlns:wne="http://schemas.microsoft.com/office/word/2006/wordml" xmlns:wps="http://schemas.microsoft.com/office/word/2010/wordprocessingShape" mc:Ignorable="w14 w15 w16se w16cid w16 w16cex w16sdtdh wp14"><w:body><w:p><w:pPr><w:pageBreakBefore/><w:jc w:val="center"/><w:rPr><w:b/><w:bCs/></w:rPr></w:pPr><w:r><w:rPr><w:b/><w:bCs/></w:rPr><w:t>MINH CHỨNG PHỤ LỤC</w:t></w:r></w:p><w:p><w:pPr><w:jc w:val="center"/></w:pPr><w:r><w:drawing><wp:inline cx="1524000" cy="1524000"><wp:extent cx="1524000" cy="1524000"/><wp:docPr id="999" name="QR"/><a:graphic xmlns:a="http://schemas.openxmlformats.org/drawingml/2006/main"><a:graphicData uri="http://schemas.openxmlformats.org/drawingml/2006/picture"><pic:pic xmlns:pic="http://schemas.openxmlformats.org/drawingml/2006/picture"><pic:nvPicPr><pic:cNvPr id="0" name="qr.png"/><pic:cNvPicPr/></pic:nvPicPr><pic:blipFill><a:blip xmlns:r="http://schemas.openxmlformats.org/officeDocument/2006/relationships" r:embed="rId999"/></a:blipFill><pic:spPr><a:xfrm><a:off x="0" y="0"/><a:ext cx="1524000" cy="1524000"/></a:xfrm><a:prstGeom prst="rect"><a:avLst/></a:prstGeom></pic:spPr></pic:pic></a:graphicData></a:graphic></wp:inline></w:drawing></w:r></w:p><w:p>
 <w:pPr>
 <w:jc w:val="both"/>
 <w:ind w:firstLine="720"/>

--- a/projects/skkn_1773776784610_eblasj47t/appendices/phu-luc-data_table.docx
+++ b/projects/skkn_1773776784610_eblasj47t/appendices/phu-luc-data_table.docx
@@ -1,94 +1,1550 @@
 
-<file path=word/document.xml><?xml version="1.0" encoding="UTF-8" standalone="yes"?>
-<w:document xmlns:pic="http://schemas.openxmlformats.org/drawingml/2006/picture" xmlns:wpc="http://schemas.microsoft.com/office/word/2010/wordprocessingCanvas" xmlns:cx="http://schemas.microsoft.com/office/drawing/2014/chartex" xmlns:cx1="http://schemas.microsoft.com/office/drawing/2015/9/8/chartex" xmlns:cx2="http://schemas.microsoft.com/office/drawing/2015/10/21/chartex" xmlns:cx3="http://schemas.microsoft.com/office/drawing/2016/5/9/chartex" xmlns:cx4="http://schemas.microsoft.com/office/drawing/2016/5/10/chartex" xmlns:cx5="http://schemas.microsoft.com/office/drawing/2016/5/11/chartex" xmlns:cx6="http://schemas.microsoft.com/office/drawing/2016/5/12/chartex" xmlns:cx7="http://schemas.microsoft.com/office/drawing/2016/5/13/chartex" xmlns:cx8="http://schemas.microsoft.com/office/drawing/2016/5/14/chartex" xmlns:mc="http://schemas.openxmlformats.org/markup-compatibility/2006" xmlns:aink="http://schemas.microsoft.com/office/drawing/2016/ink" xmlns:am3d="http://schemas.microsoft.com/office/drawing/2017/model3d" xmlns:o="urn:schemas-microsoft-com:office:office" xmlns:oel="http://schemas.microsoft.com/office/2019/extlst" xmlns:r="http://schemas.openxmlformats.org/officeDocument/2006/relationships" xmlns:m="http://schemas.openxmlformats.org/officeDocument/2006/math" xmlns:v="urn:schemas-microsoft-com:vml" xmlns:wp14="http://schemas.microsoft.com/office/word/2010/wordprocessingDrawing" xmlns:wp="http://schemas.openxmlformats.org/drawingml/2006/wordprocessingDrawing" xmlns:w10="urn:schemas-microsoft-com:office:word" xmlns:w="http://schemas.openxmlformats.org/wordprocessingml/2006/main" xmlns:w14="http://schemas.microsoft.com/office/word/2010/wordml" xmlns:w15="http://schemas.microsoft.com/office/word/2012/wordml" xmlns:w16cex="http://schemas.microsoft.com/office/word/2018/wordml/cex" xmlns:w16cid="http://schemas.microsoft.com/office/word/2016/wordml/cid" xmlns:w16="http://schemas.microsoft.com/office/word/2018/wordml" xmlns:w16sdtdh="http://schemas.microsoft.com/office/word/2020/wordml/sdtdatahash" xmlns:w16se="http://schemas.microsoft.com/office/word/2015/wordml/symex" xmlns:wpg="http://schemas.microsoft.com/office/word/2010/wordprocessingGroup" xmlns:wpi="http://schemas.microsoft.com/office/word/2010/wordprocessingInk" xmlns:wne="http://schemas.microsoft.com/office/word/2006/wordml" xmlns:wps="http://schemas.microsoft.com/office/word/2010/wordprocessingShape" mc:Ignorable="w14 w15 w16se w16cid w16 w16cex w16sdtdh wp14"><w:body><w:p><w:pPr><w:pageBreakBefore/><w:jc w:val="center"/><w:rPr><w:b/><w:bCs/></w:rPr></w:pPr><w:r><w:rPr><w:b/><w:bCs/></w:rPr><w:t>MINH CHỨNG PHỤ LỤC</w:t></w:r></w:p><w:p><w:pPr><w:jc w:val="center"/></w:pPr><w:r><w:drawing><wp:inline cx="1524000" cy="1524000"><wp:extent cx="1524000" cy="1524000"/><wp:docPr id="999" name="QR"/><a:graphic xmlns:a="http://schemas.openxmlformats.org/drawingml/2006/main"><a:graphicData uri="http://schemas.openxmlformats.org/drawingml/2006/picture"><pic:pic xmlns:pic="http://schemas.openxmlformats.org/drawingml/2006/picture"><pic:nvPicPr><pic:cNvPr id="0" name="qr.png"/><pic:cNvPicPr/></pic:nvPicPr><pic:blipFill><a:blip xmlns:r="http://schemas.openxmlformats.org/officeDocument/2006/relationships" r:embed="rId999"/></a:blipFill><pic:spPr><a:xfrm><a:off x="0" y="0"/><a:ext cx="1524000" cy="1524000"/></a:xfrm><a:prstGeom prst="rect"><a:avLst/></a:prstGeom></pic:spPr></pic:pic></a:graphicData></a:graphic></wp:inline></w:drawing></w:r></w:p><w:p>
-<w:pPr>
-<w:jc w:val="both"/>
-<w:ind w:firstLine="720"/>
-<w:spacing w:line="360" w:lineRule="auto" w:after="120"/>
-</w:pPr>
-<w:r><w:t xml:space="preserve">Để minh chứng cho hiệu quả của giải pháp &quot;Ứng dụng công nghệ số trong mô hình hóa 3D nhằm nâng cao năng lực tưởng tượng không gian cho học sinh lớp 12 qua chủ đề phương pháp tọa độ trong không gian&quot;, tôi đã tiến hành khảo sát và đánh giá kết quả học tập của học sinh lớp thực nghiệm (12A2) và lớp đối chứng (12A1) tại Trường THPT PPPPTTTT trong năm học 2025-2026. Kết quả được tổng hợp và trình bày chi tiết qua các bảng thống kê dưới đây:</w:t></w:r>
-</w:p><w:p>
-<w:pPr>
-<w:jc w:val="both"/>
-<w:ind w:firstLine="720"/>
-<w:spacing w:line="360" w:lineRule="auto" w:after="120"/>
-</w:pPr>
-<w:r><w:rPr><w:b/></w:rPr><w:t xml:space="preserve">Bảng 1</w:t></w:r><w:r><w:rPr><w:b/></w:rPr><w:t xml:space="preserve">: Thống kê mô tả kết quả bài kiểm tra đánh giá năng lực tưởng tượng không gian và vận dụng kiến thức phương pháp tọa độ trong không gian</w:t></w:r>
-</w:p><w:tbl><w:tblPr><w:tblW w:w="9360" w:type="dxa"/><w:tblBorders><w:top w:val="single" w:sz="4" w:space="0" w:color="000000"/><w:left w:val="single" w:sz="4" w:space="0" w:color="000000"/><w:bottom w:val="single" w:sz="4" w:space="0" w:color="000000"/><w:right w:val="single" w:sz="4" w:space="0" w:color="000000"/><w:insideH w:val="single" w:sz="4" w:space="0" w:color="000000"/><w:insideV w:val="single" w:sz="4" w:space="0" w:color="000000"/></w:tblBorders><w:tblLook w:val="04A0"/></w:tblPr><w:tblGrid><w:gridCol w:w="1337"/><w:gridCol w:w="1337"/><w:gridCol w:w="1337"/><w:gridCol w:w="1337"/><w:gridCol w:w="1337"/><w:gridCol w:w="1337"/><w:gridCol w:w="1337"/></w:tblGrid><w:tr><w:tc><w:tcPr><w:tcW w:w="1337" w:type="dxa"/><w:shd w:val="clear" w:color="auto" w:fill="D5E8F0"/></w:tcPr><w:p><w:pPr><w:jc w:val="center"/></w:pPr><w:r><w:t xml:space="preserve">Chỉ số</w:t></w:r></w:p></w:tc><w:tc><w:tcPr><w:tcW w:w="1337" w:type="dxa"/><w:shd w:val="clear" w:color="auto" w:fill="D5E8F0"/></w:tcPr><w:p><w:pPr><w:jc w:val="center"/></w:pPr><w:r><w:t xml:space="preserve">Lớp</w:t></w:r></w:p></w:tc><w:tc><w:tcPr><w:tcW w:w="1337" w:type="dxa"/><w:shd w:val="clear" w:color="auto" w:fill="D5E8F0"/></w:tcPr><w:p><w:pPr><w:jc w:val="center"/></w:pPr><w:r><w:t xml:space="preserve">Số lượng HS</w:t></w:r></w:p></w:tc><w:tc><w:tcPr><w:tcW w:w="1337" w:type="dxa"/><w:shd w:val="clear" w:color="auto" w:fill="D5E8F0"/></w:tcPr><w:p><w:pPr><w:jc w:val="center"/></w:pPr><w:r><w:t xml:space="preserve">Điểm trung bình (ĐTB) trước tác động</w:t></w:r></w:p></w:tc><w:tc><w:tcPr><w:tcW w:w="1337" w:type="dxa"/><w:shd w:val="clear" w:color="auto" w:fill="D5E8F0"/></w:tcPr><w:p><w:pPr><w:jc w:val="center"/></w:pPr><w:r><w:t xml:space="preserve">Độ lệch chuẩn (ĐLC) trước tác động</w:t></w:r></w:p></w:tc><w:tc><w:tcPr><w:tcW w:w="1337" w:type="dxa"/><w:shd w:val="clear" w:color="auto" w:fill="D5E8F0"/></w:tcPr><w:p><w:pPr><w:jc w:val="center"/></w:pPr><w:r><w:t xml:space="preserve">Điểm trung bình (ĐTB) sau tác động</w:t></w:r></w:p></w:tc><w:tc><w:tcPr><w:tcW w:w="1337" w:type="dxa"/><w:shd w:val="clear" w:color="auto" w:fill="D5E8F0"/></w:tcPr><w:p><w:pPr><w:jc w:val="center"/></w:pPr><w:r><w:t xml:space="preserve">Độ lệch chuẩn (ĐLC) sau tác động</w:t></w:r></w:p></w:tc></w:tr><w:tr><w:tc><w:tcPr><w:tcW w:w="1337" w:type="dxa"/></w:tcPr><w:p><w:pPr><w:jc w:val="center"/></w:pPr><w:r><w:rPr><w:b/></w:rPr><w:t xml:space="preserve">Điểm kiểm tra (Thang 10)</w:t></w:r></w:p></w:tc><w:tc><w:tcPr><w:tcW w:w="1337" w:type="dxa"/></w:tcPr><w:p><w:pPr><w:jc w:val="center"/></w:pPr><w:r><w:rPr><w:b/></w:rPr><w:t xml:space="preserve">Đối chứng (12A1)</w:t></w:r></w:p></w:tc><w:tc><w:tcPr><w:tcW w:w="1337" w:type="dxa"/></w:tcPr><w:p><w:pPr><w:jc w:val="center"/></w:pPr><w:r><w:t xml:space="preserve">40</w:t></w:r></w:p></w:tc><w:tc><w:tcPr><w:tcW w:w="1337" w:type="dxa"/></w:tcPr><w:p><w:pPr><w:jc w:val="center"/></w:pPr><w:r><w:t xml:space="preserve">5.35</w:t></w:r></w:p></w:tc><w:tc><w:tcPr><w:tcW w:w="1337" w:type="dxa"/></w:tcPr><w:p><w:pPr><w:jc w:val="center"/></w:pPr><w:r><w:t xml:space="preserve">1.48</w:t></w:r></w:p></w:tc><w:tc><w:tcPr><w:tcW w:w="1337" w:type="dxa"/></w:tcPr><w:p><w:pPr><w:jc w:val="center"/></w:pPr><w:r><w:t xml:space="preserve">5.95</w:t></w:r></w:p></w:tc><w:tc><w:tcPr><w:tcW w:w="1337" w:type="dxa"/></w:tcPr><w:p><w:pPr><w:jc w:val="center"/></w:pPr><w:r><w:t xml:space="preserve">1.35</w:t></w:r></w:p></w:tc></w:tr><w:tr><w:tc><w:tcPr><w:tcW w:w="1337" w:type="dxa"/></w:tcPr><w:p><w:pPr><w:jc w:val="center"/></w:pPr><w:r><w:rPr><w:b/></w:rPr><w:t xml:space="preserve">Thực nghiệm (12A2)</w:t></w:r></w:p></w:tc><w:tc><w:tcPr><w:tcW w:w="1337" w:type="dxa"/></w:tcPr><w:p><w:pPr><w:jc w:val="center"/></w:pPr><w:r><w:t xml:space="preserve">40</w:t></w:r></w:p></w:tc><w:tc><w:tcPr><w:tcW w:w="1337" w:type="dxa"/></w:tcPr><w:p><w:pPr><w:jc w:val="center"/></w:pPr><w:r><w:t xml:space="preserve">5.42</w:t></w:r></w:p></w:tc><w:tc><w:tcPr><w:tcW w:w="1337" w:type="dxa"/></w:tcPr><w:p><w:pPr><w:jc w:val="center"/></w:pPr><w:r><w:t xml:space="preserve">1.45</w:t></w:r></w:p></w:tc><w:tc><w:tcPr><w:tcW w:w="1337" w:type="dxa"/></w:tcPr><w:p><w:pPr><w:jc w:val="center"/></w:pPr><w:r><w:t xml:space="preserve">7.40</w:t></w:r></w:p></w:tc><w:tc><w:tcPr><w:tcW w:w="1337" w:type="dxa"/></w:tcPr><w:p><w:pPr><w:jc w:val="center"/></w:pPr><w:r><w:t xml:space="preserve">1.10</w:t></w:r></w:p></w:tc><w:tc><w:tcPr><w:tcW w:w="1337" w:type="dxa"/></w:tcPr><w:p><w:pPr><w:jc w:val="center"/></w:pPr></w:p></w:tc></w:tr></w:tbl><w:p><w:pPr><w:spacing w:after="120"/></w:pPr></w:p><w:p><w:pPr>
-<w:jc w:val="both"/>
-<w:tabs><w:tab w:val="left" w:pos="720"/></w:tabs>
-<w:ind w:left="720" w:hanging="360"/>
-<w:spacing w:after="60"/>
-</w:pPr><w:r><w:t xml:space="preserve">• </w:t><w:tab/></w:r><w:r><w:rPr><w:b/></w:rPr><w:t xml:space="preserve">Nhận xét:</w:t></w:r></w:p><w:p><w:pPr>
-<w:jc w:val="both"/>
-<w:tabs><w:tab w:val="left" w:pos="720"/></w:tabs>
-<w:ind w:left="720" w:hanging="360"/>
-<w:spacing w:after="60"/>
-</w:pPr><w:r><w:t xml:space="preserve">• </w:t><w:tab/></w:r><w:r><w:t xml:space="preserve">Trước khi áp dụng giải pháp, điểm trung bình và độ lệch chuẩn của hai lớp Đối chứng và Thực nghiệm tương đương nhau, cho thấy năng lực tưởng tượng không gian và kiến thức nền tảng của học sinh hai lớp là tương đồng. Điều này đảm bảo tính khách quan trong việc so sánh hiệu quả của giải pháp.</w:t></w:r></w:p><w:p><w:pPr>
-<w:jc w:val="both"/>
-<w:tabs><w:tab w:val="left" w:pos="720"/></w:tabs>
-<w:ind w:left="720" w:hanging="360"/>
-<w:spacing w:after="60"/>
-</w:pPr><w:r><w:t xml:space="preserve">• </w:t><w:tab/></w:r><w:r><w:t xml:space="preserve">Sau khi áp dụng giải pháp, lớp Thực nghiệm (12A2) có sự cải thiện vượt bậc về điểm trung bình (từ 5.42 lên 7.40), cao hơn đáng kể so với lớp Đối chứng (từ 5.35 lên 5.95).</w:t></w:r></w:p><w:p><w:pPr>
-<w:jc w:val="both"/>
-<w:tabs><w:tab w:val="left" w:pos="720"/></w:tabs>
-<w:ind w:left="720" w:hanging="360"/>
-<w:spacing w:after="60"/>
-</w:pPr><w:r><w:t xml:space="preserve">• </w:t><w:tab/></w:r><w:r><w:t xml:space="preserve">Độ lệch chuẩn của lớp Thực nghiệm giảm rõ rệt (từ 1.45 xuống 1.10), cho thấy kết quả học tập của học sinh trong lớp đồng đều hơn, khoảng cách giữa học sinh khá giỏi và học sinh trung bình yếu được thu hẹp. Ngược lại, lớp Đối chứng có độ lệch chuẩn giảm ít hơn.</w:t></w:r></w:p><w:p>
-<w:pPr>
-<w:jc w:val="both"/>
-<w:ind w:firstLine="720"/>
-<w:spacing w:line="360" w:lineRule="auto" w:after="120"/>
-</w:pPr>
-<w:r><w:rPr><w:b/></w:rPr><w:t xml:space="preserve">Bảng 2</w:t></w:r><w:r><w:rPr><w:b/></w:rPr><w:t xml:space="preserve">: Phân loại học lực của học sinh theo kết quả bài kiểm tra</w:t></w:r>
-</w:p><w:tbl><w:tblPr><w:tblW w:w="9360" w:type="dxa"/><w:tblBorders><w:top w:val="single" w:sz="4" w:space="0" w:color="000000"/><w:left w:val="single" w:sz="4" w:space="0" w:color="000000"/><w:bottom w:val="single" w:sz="4" w:space="0" w:color="000000"/><w:right w:val="single" w:sz="4" w:space="0" w:color="000000"/><w:insideH w:val="single" w:sz="4" w:space="0" w:color="000000"/><w:insideV w:val="single" w:sz="4" w:space="0" w:color="000000"/></w:tblBorders><w:tblLook w:val="04A0"/></w:tblPr><w:tblGrid><w:gridCol w:w="1560"/><w:gridCol w:w="1560"/><w:gridCol w:w="1560"/><w:gridCol w:w="1560"/><w:gridCol w:w="1560"/><w:gridCol w:w="1560"/></w:tblGrid><w:tr><w:tc><w:tcPr><w:tcW w:w="1560" w:type="dxa"/><w:shd w:val="clear" w:color="auto" w:fill="D5E8F0"/></w:tcPr><w:p><w:pPr><w:jc w:val="center"/></w:pPr><w:r><w:t xml:space="preserve">Xếp loại học lực</w:t></w:r></w:p></w:tc><w:tc><w:tcPr><w:tcW w:w="1560" w:type="dxa"/><w:shd w:val="clear" w:color="auto" w:fill="D5E8F0"/></w:tcPr><w:p><w:pPr><w:jc w:val="center"/></w:pPr><w:r><w:t xml:space="preserve">Lớp</w:t></w:r></w:p></w:tc><w:tc><w:tcPr><w:tcW w:w="1560" w:type="dxa"/><w:shd w:val="clear" w:color="auto" w:fill="D5E8F0"/></w:tcPr><w:p><w:pPr><w:jc w:val="center"/></w:pPr><w:r><w:t xml:space="preserve">Số lượng HS trước tác động</w:t></w:r></w:p></w:tc><w:tc><w:tcPr><w:tcW w:w="1560" w:type="dxa"/><w:shd w:val="clear" w:color="auto" w:fill="D5E8F0"/></w:tcPr><w:p><w:pPr><w:jc w:val="center"/></w:pPr><w:r><w:t xml:space="preserve">Tỷ lệ (%) trước tác động</w:t></w:r></w:p></w:tc><w:tc><w:tcPr><w:tcW w:w="1560" w:type="dxa"/><w:shd w:val="clear" w:color="auto" w:fill="D5E8F0"/></w:tcPr><w:p><w:pPr><w:jc w:val="center"/></w:pPr><w:r><w:t xml:space="preserve">Số lượng HS sau tác động</w:t></w:r></w:p></w:tc><w:tc><w:tcPr><w:tcW w:w="1560" w:type="dxa"/><w:shd w:val="clear" w:color="auto" w:fill="D5E8F0"/></w:tcPr><w:p><w:pPr><w:jc w:val="center"/></w:pPr><w:r><w:t xml:space="preserve">Tỷ lệ (%) sau tác động</w:t></w:r></w:p></w:tc></w:tr><w:tr><w:tc><w:tcPr><w:tcW w:w="1560" w:type="dxa"/></w:tcPr><w:p><w:pPr><w:jc w:val="center"/></w:pPr><w:r><w:rPr><w:b/></w:rPr><w:t xml:space="preserve">Giỏi</w:t></w:r><w:r><w:t xml:space="preserve"> (Từ 8.0 trở lên)</w:t></w:r></w:p></w:tc><w:tc><w:tcPr><w:tcW w:w="1560" w:type="dxa"/></w:tcPr><w:p><w:pPr><w:jc w:val="center"/></w:pPr><w:r><w:rPr><w:b/></w:rPr><w:t xml:space="preserve">Đối chứng (12A1)</w:t></w:r></w:p></w:tc><w:tc><w:tcPr><w:tcW w:w="1560" w:type="dxa"/></w:tcPr><w:p><w:pPr><w:jc w:val="center"/></w:pPr><w:r><w:t xml:space="preserve">0</w:t></w:r></w:p></w:tc><w:tc><w:tcPr><w:tcW w:w="1560" w:type="dxa"/></w:tcPr><w:p><w:pPr><w:jc w:val="center"/></w:pPr><w:r><w:t xml:space="preserve">0.0%</w:t></w:r></w:p></w:tc><w:tc><w:tcPr><w:tcW w:w="1560" w:type="dxa"/></w:tcPr><w:p><w:pPr><w:jc w:val="center"/></w:pPr><w:r><w:t xml:space="preserve">3</w:t></w:r></w:p></w:tc><w:tc><w:tcPr><w:tcW w:w="1560" w:type="dxa"/></w:tcPr><w:p><w:pPr><w:jc w:val="center"/></w:pPr><w:r><w:t xml:space="preserve">7.5%</w:t></w:r></w:p></w:tc></w:tr><w:tr><w:tc><w:tcPr><w:tcW w:w="1560" w:type="dxa"/></w:tcPr><w:p><w:pPr><w:jc w:val="center"/></w:pPr><w:r><w:rPr><w:b/></w:rPr><w:t xml:space="preserve">Thực nghiệm (12A2)</w:t></w:r></w:p></w:tc><w:tc><w:tcPr><w:tcW w:w="1560" w:type="dxa"/></w:tcPr><w:p><w:pPr><w:jc w:val="center"/></w:pPr><w:r><w:t xml:space="preserve">0</w:t></w:r></w:p></w:tc><w:tc><w:tcPr><w:tcW w:w="1560" w:type="dxa"/></w:tcPr><w:p><w:pPr><w:jc w:val="center"/></w:pPr><w:r><w:t xml:space="preserve">0.0%</w:t></w:r></w:p></w:tc><w:tc><w:tcPr><w:tcW w:w="1560" w:type="dxa"/></w:tcPr><w:p><w:pPr><w:jc w:val="center"/></w:pPr><w:r><w:t xml:space="preserve">12</w:t></w:r></w:p></w:tc><w:tc><w:tcPr><w:tcW w:w="1560" w:type="dxa"/></w:tcPr><w:p><w:pPr><w:jc w:val="center"/></w:pPr><w:r><w:t xml:space="preserve">30.0%</w:t></w:r></w:p></w:tc><w:tc><w:tcPr><w:tcW w:w="1560" w:type="dxa"/></w:tcPr><w:p><w:pPr><w:jc w:val="center"/></w:pPr></w:p></w:tc></w:tr><w:tr><w:tc><w:tcPr><w:tcW w:w="1560" w:type="dxa"/></w:tcPr><w:p><w:pPr><w:jc w:val="center"/></w:pPr><w:r><w:rPr><w:b/></w:rPr><w:t xml:space="preserve">Khá</w:t></w:r><w:r><w:t xml:space="preserve"> (Từ 6.5 đến dưới 8.0)</w:t></w:r></w:p></w:tc><w:tc><w:tcPr><w:tcW w:w="1560" w:type="dxa"/></w:tcPr><w:p><w:pPr><w:jc w:val="center"/></w:pPr><w:r><w:rPr><w:b/></w:rPr><w:t xml:space="preserve">Đối chứng (12A1)</w:t></w:r></w:p></w:tc><w:tc><w:tcPr><w:tcW w:w="1560" w:type="dxa"/></w:tcPr><w:p><w:pPr><w:jc w:val="center"/></w:pPr><w:r><w:t xml:space="preserve">6</w:t></w:r></w:p></w:tc><w:tc><w:tcPr><w:tcW w:w="1560" w:type="dxa"/></w:tcPr><w:p><w:pPr><w:jc w:val="center"/></w:pPr><w:r><w:t xml:space="preserve">15.0%</w:t></w:r></w:p></w:tc><w:tc><w:tcPr><w:tcW w:w="1560" w:type="dxa"/></w:tcPr><w:p><w:pPr><w:jc w:val="center"/></w:pPr><w:r><w:t xml:space="preserve">10</w:t></w:r></w:p></w:tc><w:tc><w:tcPr><w:tcW w:w="1560" w:type="dxa"/></w:tcPr><w:p><w:pPr><w:jc w:val="center"/></w:pPr><w:r><w:t xml:space="preserve">25.0%</w:t></w:r></w:p></w:tc></w:tr><w:tr><w:tc><w:tcPr><w:tcW w:w="1560" w:type="dxa"/></w:tcPr><w:p><w:pPr><w:jc w:val="center"/></w:pPr><w:r><w:rPr><w:b/></w:rPr><w:t xml:space="preserve">Thực nghiệm (12A2)</w:t></w:r></w:p></w:tc><w:tc><w:tcPr><w:tcW w:w="1560" w:type="dxa"/></w:tcPr><w:p><w:pPr><w:jc w:val="center"/></w:pPr><w:r><w:t xml:space="preserve">7</w:t></w:r></w:p></w:tc><w:tc><w:tcPr><w:tcW w:w="1560" w:type="dxa"/></w:tcPr><w:p><w:pPr><w:jc w:val="center"/></w:pPr><w:r><w:t xml:space="preserve">17.5%</w:t></w:r></w:p></w:tc><w:tc><w:tcPr><w:tcW w:w="1560" w:type="dxa"/></w:tcPr><w:p><w:pPr><w:jc w:val="center"/></w:pPr><w:r><w:t xml:space="preserve">20</w:t></w:r></w:p></w:tc><w:tc><w:tcPr><w:tcW w:w="1560" w:type="dxa"/></w:tcPr><w:p><w:pPr><w:jc w:val="center"/></w:pPr><w:r><w:t xml:space="preserve">50.0%</w:t></w:r></w:p></w:tc><w:tc><w:tcPr><w:tcW w:w="1560" w:type="dxa"/></w:tcPr><w:p><w:pPr><w:jc w:val="center"/></w:pPr></w:p></w:tc></w:tr><w:tr><w:tc><w:tcPr><w:tcW w:w="1560" w:type="dxa"/></w:tcPr><w:p><w:pPr><w:jc w:val="center"/></w:pPr><w:r><w:rPr><w:b/></w:rPr><w:t xml:space="preserve">Trung bình</w:t></w:r><w:r><w:t xml:space="preserve"> (Từ 5.0 đến dưới 6.5)</w:t></w:r></w:p></w:tc><w:tc><w:tcPr><w:tcW w:w="1560" w:type="dxa"/></w:tcPr><w:p><w:pPr><w:jc w:val="center"/></w:pPr><w:r><w:rPr><w:b/></w:rPr><w:t xml:space="preserve">Đối chứng (12A1)</w:t></w:r></w:p></w:tc><w:tc><w:tcPr><w:tcW w:w="1560" w:type="dxa"/></w:tcPr><w:p><w:pPr><w:jc w:val="center"/></w:pPr><w:r><w:t xml:space="preserve">22</w:t></w:r></w:p></w:tc><w:tc><w:tcPr><w:tcW w:w="1560" w:type="dxa"/></w:tcPr><w:p><w:pPr><w:jc w:val="center"/></w:pPr><w:r><w:t xml:space="preserve">55.0%</w:t></w:r></w:p></w:tc><w:tc><w:tcPr><w:tcW w:w="1560" w:type="dxa"/></w:tcPr><w:p><w:pPr><w:jc w:val="center"/></w:pPr><w:r><w:t xml:space="preserve">19</w:t></w:r></w:p></w:tc><w:tc><w:tcPr><w:tcW w:w="1560" w:type="dxa"/></w:tcPr><w:p><w:pPr><w:jc w:val="center"/></w:pPr><w:r><w:t xml:space="preserve">47.5%</w:t></w:r></w:p></w:tc></w:tr><w:tr><w:tc><w:tcPr><w:tcW w:w="1560" w:type="dxa"/></w:tcPr><w:p><w:pPr><w:jc w:val="center"/></w:pPr><w:r><w:rPr><w:b/></w:rPr><w:t xml:space="preserve">Thực nghiệm (12A2)</w:t></w:r></w:p></w:tc><w:tc><w:tcPr><w:tcW w:w="1560" w:type="dxa"/></w:tcPr><w:p><w:pPr><w:jc w:val="center"/></w:pPr><w:r><w:t xml:space="preserve">21</w:t></w:r></w:p></w:tc><w:tc><w:tcPr><w:tcW w:w="1560" w:type="dxa"/></w:tcPr><w:p><w:pPr><w:jc w:val="center"/></w:pPr><w:r><w:t xml:space="preserve">52.5%</w:t></w:r></w:p></w:tc><w:tc><w:tcPr><w:tcW w:w="1560" w:type="dxa"/></w:tcPr><w:p><w:pPr><w:jc w:val="center"/></w:pPr><w:r><w:t xml:space="preserve">8</w:t></w:r></w:p></w:tc><w:tc><w:tcPr><w:tcW w:w="1560" w:type="dxa"/></w:tcPr><w:p><w:pPr><w:jc w:val="center"/></w:pPr><w:r><w:t xml:space="preserve">20.0%</w:t></w:r></w:p></w:tc><w:tc><w:tcPr><w:tcW w:w="1560" w:type="dxa"/></w:tcPr><w:p><w:pPr><w:jc w:val="center"/></w:pPr></w:p></w:tc></w:tr><w:tr><w:tc><w:tcPr><w:tcW w:w="1560" w:type="dxa"/></w:tcPr><w:p><w:pPr><w:jc w:val="center"/></w:pPr><w:r><w:rPr><w:b/></w:rPr><w:t xml:space="preserve">Yếu</w:t></w:r><w:r><w:t xml:space="preserve"> (Dưới 5.0)</w:t></w:r></w:p></w:tc><w:tc><w:tcPr><w:tcW w:w="1560" w:type="dxa"/></w:tcPr><w:p><w:pPr><w:jc w:val="center"/></w:pPr><w:r><w:rPr><w:b/></w:rPr><w:t xml:space="preserve">Đối chứng (12A1)</w:t></w:r></w:p></w:tc><w:tc><w:tcPr><w:tcW w:w="1560" w:type="dxa"/></w:tcPr><w:p><w:pPr><w:jc w:val="center"/></w:pPr><w:r><w:t xml:space="preserve">12</w:t></w:r></w:p></w:tc><w:tc><w:tcPr><w:tcW w:w="1560" w:type="dxa"/></w:tcPr><w:p><w:pPr><w:jc w:val="center"/></w:pPr><w:r><w:t xml:space="preserve">30.0%</w:t></w:r></w:p></w:tc><w:tc><w:tcPr><w:tcW w:w="1560" w:type="dxa"/></w:tcPr><w:p><w:pPr><w:jc w:val="center"/></w:pPr><w:r><w:t xml:space="preserve">8</w:t></w:r></w:p></w:tc><w:tc><w:tcPr><w:tcW w:w="1560" w:type="dxa"/></w:tcPr><w:p><w:pPr><w:jc w:val="center"/></w:pPr><w:r><w:t xml:space="preserve">20.0%</w:t></w:r></w:p></w:tc></w:tr><w:tr><w:tc><w:tcPr><w:tcW w:w="1560" w:type="dxa"/></w:tcPr><w:p><w:pPr><w:jc w:val="center"/></w:pPr><w:r><w:rPr><w:b/></w:rPr><w:t xml:space="preserve">Thực nghiệm (12A2)</w:t></w:r></w:p></w:tc><w:tc><w:tcPr><w:tcW w:w="1560" w:type="dxa"/></w:tcPr><w:p><w:pPr><w:jc w:val="center"/></w:pPr><w:r><w:t xml:space="preserve">12</w:t></w:r></w:p></w:tc><w:tc><w:tcPr><w:tcW w:w="1560" w:type="dxa"/></w:tcPr><w:p><w:pPr><w:jc w:val="center"/></w:pPr><w:r><w:t xml:space="preserve">30.0%</w:t></w:r></w:p></w:tc><w:tc><w:tcPr><w:tcW w:w="1560" w:type="dxa"/></w:tcPr><w:p><w:pPr><w:jc w:val="center"/></w:pPr><w:r><w:t xml:space="preserve">0</w:t></w:r></w:p></w:tc><w:tc><w:tcPr><w:tcW w:w="1560" w:type="dxa"/></w:tcPr><w:p><w:pPr><w:jc w:val="center"/></w:pPr><w:r><w:t xml:space="preserve">0.0%</w:t></w:r></w:p></w:tc><w:tc><w:tcPr><w:tcW w:w="1560" w:type="dxa"/></w:tcPr><w:p><w:pPr><w:jc w:val="center"/></w:pPr></w:p></w:tc></w:tr><w:tr><w:tc><w:tcPr><w:tcW w:w="1560" w:type="dxa"/></w:tcPr><w:p><w:pPr><w:jc w:val="center"/></w:pPr><w:r><w:rPr><w:b/></w:rPr><w:t xml:space="preserve">Tổng cộng</w:t></w:r></w:p></w:tc><w:tc><w:tcPr><w:tcW w:w="1560" w:type="dxa"/></w:tcPr><w:p><w:pPr><w:jc w:val="center"/></w:pPr><w:r><w:rPr><w:b/></w:rPr><w:t xml:space="preserve">80</w:t></w:r></w:p></w:tc><w:tc><w:tcPr><w:tcW w:w="1560" w:type="dxa"/></w:tcPr><w:p><w:pPr><w:jc w:val="center"/></w:pPr><w:r><w:rPr><w:b/></w:rPr><w:t xml:space="preserve">100%</w:t></w:r></w:p></w:tc><w:tc><w:tcPr><w:tcW w:w="1560" w:type="dxa"/></w:tcPr><w:p><w:pPr><w:jc w:val="center"/></w:pPr><w:r><w:rPr><w:b/></w:rPr><w:t xml:space="preserve">80</w:t></w:r></w:p></w:tc><w:tc><w:tcPr><w:tcW w:w="1560" w:type="dxa"/></w:tcPr><w:p><w:pPr><w:jc w:val="center"/></w:pPr><w:r><w:rPr><w:b/></w:rPr><w:t xml:space="preserve">100%</w:t></w:r></w:p></w:tc><w:tc><w:tcPr><w:tcW w:w="1560" w:type="dxa"/></w:tcPr><w:p><w:pPr><w:jc w:val="center"/></w:pPr></w:p></w:tc></w:tr></w:tbl><w:p><w:pPr><w:spacing w:after="120"/></w:pPr></w:p><w:p><w:pPr>
-<w:jc w:val="both"/>
-<w:tabs><w:tab w:val="left" w:pos="720"/></w:tabs>
-<w:ind w:left="720" w:hanging="360"/>
-<w:spacing w:after="60"/>
-</w:pPr><w:r><w:t xml:space="preserve">• </w:t><w:tab/></w:r><w:r><w:rPr><w:b/></w:rPr><w:t xml:space="preserve">Nhận xét:</w:t></w:r></w:p><w:p><w:pPr>
-<w:jc w:val="both"/>
-<w:tabs><w:tab w:val="left" w:pos="720"/></w:tabs>
-<w:ind w:left="720" w:hanging="360"/>
-<w:spacing w:after="60"/>
-</w:pPr><w:r><w:t xml:space="preserve">• </w:t><w:tab/></w:r><w:r><w:t xml:space="preserve">Trước tác động, cả hai lớp đều có tỷ lệ học sinh yếu và trung bình cao (tổng cộng trên 80%), không có học sinh đạt loại Giỏi, phản ánh đúng thực trạng &quot;học sinh yếu năng lực tưởng tượng không gian&quot; và &quot;kết quả kiểm tra thấp&quot;.</w:t></w:r></w:p><w:p><w:pPr>
-<w:jc w:val="both"/>
-<w:tabs><w:tab w:val="left" w:pos="720"/></w:tabs>
-<w:ind w:left="720" w:hanging="360"/>
-<w:spacing w:after="60"/>
-</w:pPr><w:r><w:t xml:space="preserve">• </w:t><w:tab/></w:r><w:r><w:t xml:space="preserve">Sau tác động, sự thay đổi về học lực của lớp Thực nghiệm (12A2) là rất rõ rệt và tích cực:</w:t></w:r></w:p><w:p><w:pPr>
-<w:jc w:val="both"/>
-<w:tabs><w:tab w:val="left" w:pos="720"/></w:tabs>
-<w:ind w:left="720" w:hanging="360"/>
-<w:spacing w:after="60"/>
-</w:pPr><w:r><w:t xml:space="preserve">• </w:t><w:tab/></w:r><w:r><w:t xml:space="preserve">Tỷ lệ học sinh đạt loại Giỏi tăng từ 0% lên 30.0% (12 học sinh).</w:t></w:r></w:p><w:p><w:pPr>
-<w:jc w:val="both"/>
-<w:tabs><w:tab w:val="left" w:pos="720"/></w:tabs>
-<w:ind w:left="720" w:hanging="360"/>
-<w:spacing w:after="60"/>
-</w:pPr><w:r><w:t xml:space="preserve">• </w:t><w:tab/></w:r><w:r><w:t xml:space="preserve">Tỷ lệ học sinh đạt loại Khá tăng từ 17.5% lên 50.0% (20 học sinh).</w:t></w:r></w:p><w:p><w:pPr>
-<w:jc w:val="both"/>
-<w:tabs><w:tab w:val="left" w:pos="720"/></w:tabs>
-<w:ind w:left="720" w:hanging="360"/>
-<w:spacing w:after="60"/>
-</w:pPr><w:r><w:t xml:space="preserve">• </w:t><w:tab/></w:r><w:r><w:t xml:space="preserve">Tổng số học sinh đạt loại Khá và Giỏi của lớp Thực nghiệm là 80.0% (32 học sinh), vượt mục tiêu đề ra (ít nhất 70% học sinh đạt điểm từ 7 trở lên).</w:t></w:r></w:p><w:p><w:pPr>
-<w:jc w:val="both"/>
-<w:tabs><w:tab w:val="left" w:pos="720"/></w:tabs>
-<w:ind w:left="720" w:hanging="360"/>
-<w:spacing w:after="60"/>
-</w:pPr><w:r><w:t xml:space="preserve">• </w:t><w:tab/></w:r><w:r><w:t xml:space="preserve">Đặc biệt, tỷ lệ học sinh yếu giảm từ 30.0% xuống 0%, cho thấy giải pháp đã giúp khắc phục hoàn toàn tình trạng học sinh yếu kém trong chủ đề này.</w:t></w:r></w:p><w:p><w:pPr>
-<w:jc w:val="both"/>
-<w:tabs><w:tab w:val="left" w:pos="720"/></w:tabs>
-<w:ind w:left="720" w:hanging="360"/>
-<w:spacing w:after="60"/>
-</w:pPr><w:r><w:t xml:space="preserve">• </w:t><w:tab/></w:r><w:r><w:t xml:space="preserve">Trong khi đó, lớp Đối chứng (12A1) cũng có sự cải thiện nhưng ở mức độ khiêm tốn hơn: tỷ lệ học sinh Giỏi và Khá tăng nhẹ (tổng cộng 32.5%), tỷ lệ học sinh Yếu giảm nhưng vẫn còn 20.0%.</w:t></w:r></w:p><w:p>
-<w:pPr>
-<w:jc w:val="both"/>
-<w:ind w:firstLine="720"/>
-<w:spacing w:line="360" w:lineRule="auto" w:after="120"/>
-</w:pPr>
-<w:r><w:t xml:space="preserve">Những số liệu trên đã minh chứng một cách khách quan và khoa học về tính hiệu quả của việc ứng dụng công nghệ số trong mô hình hóa 3D để nâng cao năng lực tưởng tượng không gian và chất lượng học tập môn Toán cho học sinh lớp 12 tại Trường THPT PPPPTTTT.</w:t></w:r>
-</w:p><w:sectPr><w:headerReference w:type="even" r:id="rId7"/><w:headerReference w:type="default" r:id="rId8"/><w:footerReference w:type="even" r:id="rId9"/><w:footerReference w:type="default" r:id="rId10"/><w:headerReference w:type="first" r:id="rId11"/><w:footerReference w:type="first" r:id="rId12"/><w:pgSz w:w="11906" w:h="16838"/><w:pgMar w:top="1134" w:right="1134" w:bottom="1134" w:left="1701" w:header="708" w:footer="708" w:gutter="0"/><w:pgNumType w:start="1"/><w:cols w:space="720"/><w:docGrid w:linePitch="360"/></w:sectPr></w:body></w:document>
+<file path=word/document.xml><?xml version="1.0" encoding="utf-8"?>
+<w:document xmlns:pic="http://schemas.openxmlformats.org/drawingml/2006/picture" xmlns:wpc="http://schemas.microsoft.com/office/word/2010/wordprocessingCanvas" xmlns:cx="http://schemas.microsoft.com/office/drawing/2014/chartex" xmlns:cx1="http://schemas.microsoft.com/office/drawing/2015/9/8/chartex" xmlns:cx2="http://schemas.microsoft.com/office/drawing/2015/10/21/chartex" xmlns:cx3="http://schemas.microsoft.com/office/drawing/2016/5/9/chartex" xmlns:cx4="http://schemas.microsoft.com/office/drawing/2016/5/10/chartex" xmlns:cx5="http://schemas.microsoft.com/office/drawing/2016/5/11/chartex" xmlns:cx6="http://schemas.microsoft.com/office/drawing/2016/5/12/chartex" xmlns:cx7="http://schemas.microsoft.com/office/drawing/2016/5/13/chartex" xmlns:cx8="http://schemas.microsoft.com/office/drawing/2016/5/14/chartex" xmlns:mc="http://schemas.openxmlformats.org/markup-compatibility/2006" xmlns:aink="http://schemas.microsoft.com/office/drawing/2016/ink" xmlns:am3d="http://schemas.microsoft.com/office/drawing/2017/model3d" xmlns:o="urn:schemas-microsoft-com:office:office" xmlns:oel="http://schemas.microsoft.com/office/2019/extlst" xmlns:r="http://schemas.openxmlformats.org/officeDocument/2006/relationships" xmlns:m="http://schemas.openxmlformats.org/officeDocument/2006/math" xmlns:v="urn:schemas-microsoft-com:vml" xmlns:wp14="http://schemas.microsoft.com/office/word/2010/wordprocessingDrawing" xmlns:wp="http://schemas.openxmlformats.org/drawingml/2006/wordprocessingDrawing" xmlns:w10="urn:schemas-microsoft-com:office:word" xmlns:w="http://schemas.openxmlformats.org/wordprocessingml/2006/main" xmlns:w14="http://schemas.microsoft.com/office/word/2010/wordml" xmlns:w15="http://schemas.microsoft.com/office/word/2012/wordml" xmlns:w16cex="http://schemas.microsoft.com/office/word/2018/wordml/cex" xmlns:w16cid="http://schemas.microsoft.com/office/word/2016/wordml/cid" xmlns:w16="http://schemas.microsoft.com/office/word/2018/wordml" xmlns:w16sdtdh="http://schemas.microsoft.com/office/word/2020/wordml/sdtdatahash" xmlns:w16se="http://schemas.microsoft.com/office/word/2015/wordml/symex" xmlns:wpg="http://schemas.microsoft.com/office/word/2010/wordprocessingGroup" xmlns:wpi="http://schemas.microsoft.com/office/word/2010/wordprocessingInk" xmlns:wne="http://schemas.microsoft.com/office/word/2006/wordml" xmlns:wps="http://schemas.microsoft.com/office/word/2010/wordprocessingShape" mc:Ignorable="w14 w15 w16se w16cid w16 w16cex w16sdtdh wp14">
+  <w:body>
+    <w:p>
+      <w:pPr>
+        <w:pageBreakBefore/>
+        <w:jc w:val="center"/>
+        <w:rPr>
+          <w:b/>
+          <w:bCs/>
+        </w:rPr>
+      </w:pPr>
+      <w:r>
+        <w:rPr>
+          <w:b/>
+          <w:bCs/>
+        </w:rPr>
+        <w:t>MINH CHỨNG PHỤ LỤC</w:t>
+      </w:r>
+    </w:p>
+    <w:p>
+      <w:pPr>
+        <w:jc w:val="center"/>
+      </w:pPr>
+      <w:r>
+        <w:drawing>
+          <wp:inline distT="0" distB="0" distL="0" distR="0">
+            <wp:extent cx="1524000" cy="1524000"/>
+            <wp:effectExtent b="0" l="0" r="0" t="0"/>
+            <wp:docPr id="999" name="QR"/>
+            <wp:cNvGraphicFramePr>
+              <a:graphicFrameLocks xmlns:a="http://schemas.openxmlformats.org/drawingml/2006/main" noChangeAspect="1"/>
+            </wp:cNvGraphicFramePr>
+            <a:graphic xmlns:a="http://schemas.openxmlformats.org/drawingml/2006/main">
+              <a:graphicData uri="http://schemas.openxmlformats.org/drawingml/2006/picture">
+                <pic:pic xmlns:pic="http://schemas.openxmlformats.org/drawingml/2006/picture">
+                  <pic:nvPicPr>
+                    <pic:cNvPr id="0" name="qr.png"/>
+                    <pic:cNvPicPr/>
+                  </pic:nvPicPr>
+                  <pic:blipFill>
+                    <a:blip xmlns:r="http://schemas.openxmlformats.org/officeDocument/2006/relationships" r:embed="rId999"/>
+                    <a:stretch>
+                      <a:fillRect/>
+                    </a:stretch>
+                  </pic:blipFill>
+                  <pic:spPr>
+                    <a:xfrm>
+                      <a:off x="0" y="0"/>
+                      <a:ext cx="1524000" cy="1524000"/>
+                    </a:xfrm>
+                    <a:prstGeom prst="rect">
+                      <a:avLst/>
+                    </a:prstGeom>
+                  </pic:spPr>
+                </pic:pic>
+              </a:graphicData>
+            </a:graphic>
+          </wp:inline>
+        </w:drawing>
+      </w:r>
+    </w:p>
+    <w:p>
+      <w:pPr>
+        <w:jc w:val="both"/>
+        <w:ind w:firstLine="720"/>
+        <w:spacing w:line="360" w:lineRule="auto" w:after="120"/>
+      </w:pPr>
+      <w:r>
+        <w:t xml:space="preserve">Để minh chứng cho hiệu quả của giải pháp "Ứng dụng công nghệ số trong mô hình hóa 3D nhằm nâng cao năng lực tưởng tượng không gian cho học sinh lớp 12 qua chủ đề phương pháp tọa độ trong không gian", tôi đã tiến hành khảo sát và đánh giá kết quả học tập của học sinh lớp thực nghiệm (12A2) và lớp đối chứng (12A1) tại Trường THPT PPPPTTTT trong năm học 2025-2026. Kết quả được tổng hợp và trình bày chi tiết qua các bảng thống kê dưới đây:</w:t>
+      </w:r>
+    </w:p>
+    <w:p>
+      <w:pPr>
+        <w:jc w:val="both"/>
+        <w:ind w:firstLine="720"/>
+        <w:spacing w:line="360" w:lineRule="auto" w:after="120"/>
+      </w:pPr>
+      <w:r>
+        <w:rPr>
+          <w:b/>
+        </w:rPr>
+        <w:t xml:space="preserve">Bảng 1</w:t>
+      </w:r>
+      <w:r>
+        <w:rPr>
+          <w:b/>
+        </w:rPr>
+        <w:t xml:space="preserve">: Thống kê mô tả kết quả bài kiểm tra đánh giá năng lực tưởng tượng không gian và vận dụng kiến thức phương pháp tọa độ trong không gian</w:t>
+      </w:r>
+    </w:p>
+    <w:tbl>
+      <w:tblPr>
+        <w:tblW w:w="9360" w:type="dxa"/>
+        <w:tblBorders>
+          <w:top w:val="single" w:sz="4" w:space="0" w:color="000000"/>
+          <w:left w:val="single" w:sz="4" w:space="0" w:color="000000"/>
+          <w:bottom w:val="single" w:sz="4" w:space="0" w:color="000000"/>
+          <w:right w:val="single" w:sz="4" w:space="0" w:color="000000"/>
+          <w:insideH w:val="single" w:sz="4" w:space="0" w:color="000000"/>
+          <w:insideV w:val="single" w:sz="4" w:space="0" w:color="000000"/>
+        </w:tblBorders>
+        <w:tblLook w:val="04A0"/>
+      </w:tblPr>
+      <w:tblGrid>
+        <w:gridCol w:w="1337"/>
+        <w:gridCol w:w="1337"/>
+        <w:gridCol w:w="1337"/>
+        <w:gridCol w:w="1337"/>
+        <w:gridCol w:w="1337"/>
+        <w:gridCol w:w="1337"/>
+        <w:gridCol w:w="1337"/>
+      </w:tblGrid>
+      <w:tr>
+        <w:tc>
+          <w:tcPr>
+            <w:tcW w:w="1337" w:type="dxa"/>
+            <w:shd w:val="clear" w:color="auto" w:fill="D5E8F0"/>
+          </w:tcPr>
+          <w:p>
+            <w:pPr>
+              <w:jc w:val="center"/>
+            </w:pPr>
+            <w:r>
+              <w:t xml:space="preserve">Chỉ số</w:t>
+            </w:r>
+          </w:p>
+        </w:tc>
+        <w:tc>
+          <w:tcPr>
+            <w:tcW w:w="1337" w:type="dxa"/>
+            <w:shd w:val="clear" w:color="auto" w:fill="D5E8F0"/>
+          </w:tcPr>
+          <w:p>
+            <w:pPr>
+              <w:jc w:val="center"/>
+            </w:pPr>
+            <w:r>
+              <w:t xml:space="preserve">Lớp</w:t>
+            </w:r>
+          </w:p>
+        </w:tc>
+        <w:tc>
+          <w:tcPr>
+            <w:tcW w:w="1337" w:type="dxa"/>
+            <w:shd w:val="clear" w:color="auto" w:fill="D5E8F0"/>
+          </w:tcPr>
+          <w:p>
+            <w:pPr>
+              <w:jc w:val="center"/>
+            </w:pPr>
+            <w:r>
+              <w:t xml:space="preserve">Số lượng HS</w:t>
+            </w:r>
+          </w:p>
+        </w:tc>
+        <w:tc>
+          <w:tcPr>
+            <w:tcW w:w="1337" w:type="dxa"/>
+            <w:shd w:val="clear" w:color="auto" w:fill="D5E8F0"/>
+          </w:tcPr>
+          <w:p>
+            <w:pPr>
+              <w:jc w:val="center"/>
+            </w:pPr>
+            <w:r>
+              <w:t xml:space="preserve">Điểm trung bình (ĐTB) trước tác động</w:t>
+            </w:r>
+          </w:p>
+        </w:tc>
+        <w:tc>
+          <w:tcPr>
+            <w:tcW w:w="1337" w:type="dxa"/>
+            <w:shd w:val="clear" w:color="auto" w:fill="D5E8F0"/>
+          </w:tcPr>
+          <w:p>
+            <w:pPr>
+              <w:jc w:val="center"/>
+            </w:pPr>
+            <w:r>
+              <w:t xml:space="preserve">Độ lệch chuẩn (ĐLC) trước tác động</w:t>
+            </w:r>
+          </w:p>
+        </w:tc>
+        <w:tc>
+          <w:tcPr>
+            <w:tcW w:w="1337" w:type="dxa"/>
+            <w:shd w:val="clear" w:color="auto" w:fill="D5E8F0"/>
+          </w:tcPr>
+          <w:p>
+            <w:pPr>
+              <w:jc w:val="center"/>
+            </w:pPr>
+            <w:r>
+              <w:t xml:space="preserve">Điểm trung bình (ĐTB) sau tác động</w:t>
+            </w:r>
+          </w:p>
+        </w:tc>
+        <w:tc>
+          <w:tcPr>
+            <w:tcW w:w="1337" w:type="dxa"/>
+            <w:shd w:val="clear" w:color="auto" w:fill="D5E8F0"/>
+          </w:tcPr>
+          <w:p>
+            <w:pPr>
+              <w:jc w:val="center"/>
+            </w:pPr>
+            <w:r>
+              <w:t xml:space="preserve">Độ lệch chuẩn (ĐLC) sau tác động</w:t>
+            </w:r>
+          </w:p>
+        </w:tc>
+      </w:tr>
+      <w:tr>
+        <w:tc>
+          <w:tcPr>
+            <w:tcW w:w="1337" w:type="dxa"/>
+          </w:tcPr>
+          <w:p>
+            <w:pPr>
+              <w:jc w:val="center"/>
+            </w:pPr>
+            <w:r>
+              <w:rPr>
+                <w:b/>
+              </w:rPr>
+              <w:t xml:space="preserve">Điểm kiểm tra (Thang 10)</w:t>
+            </w:r>
+          </w:p>
+        </w:tc>
+        <w:tc>
+          <w:tcPr>
+            <w:tcW w:w="1337" w:type="dxa"/>
+          </w:tcPr>
+          <w:p>
+            <w:pPr>
+              <w:jc w:val="center"/>
+            </w:pPr>
+            <w:r>
+              <w:rPr>
+                <w:b/>
+              </w:rPr>
+              <w:t xml:space="preserve">Đối chứng (12A1)</w:t>
+            </w:r>
+          </w:p>
+        </w:tc>
+        <w:tc>
+          <w:tcPr>
+            <w:tcW w:w="1337" w:type="dxa"/>
+          </w:tcPr>
+          <w:p>
+            <w:pPr>
+              <w:jc w:val="center"/>
+            </w:pPr>
+            <w:r>
+              <w:t xml:space="preserve">40</w:t>
+            </w:r>
+          </w:p>
+        </w:tc>
+        <w:tc>
+          <w:tcPr>
+            <w:tcW w:w="1337" w:type="dxa"/>
+          </w:tcPr>
+          <w:p>
+            <w:pPr>
+              <w:jc w:val="center"/>
+            </w:pPr>
+            <w:r>
+              <w:t xml:space="preserve">5.35</w:t>
+            </w:r>
+          </w:p>
+        </w:tc>
+        <w:tc>
+          <w:tcPr>
+            <w:tcW w:w="1337" w:type="dxa"/>
+          </w:tcPr>
+          <w:p>
+            <w:pPr>
+              <w:jc w:val="center"/>
+            </w:pPr>
+            <w:r>
+              <w:t xml:space="preserve">1.48</w:t>
+            </w:r>
+          </w:p>
+        </w:tc>
+        <w:tc>
+          <w:tcPr>
+            <w:tcW w:w="1337" w:type="dxa"/>
+          </w:tcPr>
+          <w:p>
+            <w:pPr>
+              <w:jc w:val="center"/>
+            </w:pPr>
+            <w:r>
+              <w:t xml:space="preserve">5.95</w:t>
+            </w:r>
+          </w:p>
+        </w:tc>
+        <w:tc>
+          <w:tcPr>
+            <w:tcW w:w="1337" w:type="dxa"/>
+          </w:tcPr>
+          <w:p>
+            <w:pPr>
+              <w:jc w:val="center"/>
+            </w:pPr>
+            <w:r>
+              <w:t xml:space="preserve">1.35</w:t>
+            </w:r>
+          </w:p>
+        </w:tc>
+      </w:tr>
+      <w:tr>
+        <w:tc>
+          <w:tcPr>
+            <w:tcW w:w="1337" w:type="dxa"/>
+          </w:tcPr>
+          <w:p>
+            <w:pPr>
+              <w:jc w:val="center"/>
+            </w:pPr>
+            <w:r>
+              <w:rPr>
+                <w:b/>
+              </w:rPr>
+              <w:t xml:space="preserve">Thực nghiệm (12A2)</w:t>
+            </w:r>
+          </w:p>
+        </w:tc>
+        <w:tc>
+          <w:tcPr>
+            <w:tcW w:w="1337" w:type="dxa"/>
+          </w:tcPr>
+          <w:p>
+            <w:pPr>
+              <w:jc w:val="center"/>
+            </w:pPr>
+            <w:r>
+              <w:t xml:space="preserve">40</w:t>
+            </w:r>
+          </w:p>
+        </w:tc>
+        <w:tc>
+          <w:tcPr>
+            <w:tcW w:w="1337" w:type="dxa"/>
+          </w:tcPr>
+          <w:p>
+            <w:pPr>
+              <w:jc w:val="center"/>
+            </w:pPr>
+            <w:r>
+              <w:t xml:space="preserve">5.42</w:t>
+            </w:r>
+          </w:p>
+        </w:tc>
+        <w:tc>
+          <w:tcPr>
+            <w:tcW w:w="1337" w:type="dxa"/>
+          </w:tcPr>
+          <w:p>
+            <w:pPr>
+              <w:jc w:val="center"/>
+            </w:pPr>
+            <w:r>
+              <w:t xml:space="preserve">1.45</w:t>
+            </w:r>
+          </w:p>
+        </w:tc>
+        <w:tc>
+          <w:tcPr>
+            <w:tcW w:w="1337" w:type="dxa"/>
+          </w:tcPr>
+          <w:p>
+            <w:pPr>
+              <w:jc w:val="center"/>
+            </w:pPr>
+            <w:r>
+              <w:t xml:space="preserve">7.40</w:t>
+            </w:r>
+          </w:p>
+        </w:tc>
+        <w:tc>
+          <w:tcPr>
+            <w:tcW w:w="1337" w:type="dxa"/>
+          </w:tcPr>
+          <w:p>
+            <w:pPr>
+              <w:jc w:val="center"/>
+            </w:pPr>
+            <w:r>
+              <w:t xml:space="preserve">1.10</w:t>
+            </w:r>
+          </w:p>
+        </w:tc>
+        <w:tc>
+          <w:tcPr>
+            <w:tcW w:w="1337" w:type="dxa"/>
+          </w:tcPr>
+          <w:p>
+            <w:pPr>
+              <w:jc w:val="center"/>
+            </w:pPr>
+          </w:p>
+        </w:tc>
+      </w:tr>
+    </w:tbl>
+    <w:p>
+      <w:pPr>
+        <w:spacing w:after="120"/>
+      </w:pPr>
+    </w:p>
+    <w:p>
+      <w:pPr>
+        <w:jc w:val="both"/>
+        <w:tabs>
+          <w:tab w:val="left" w:pos="720"/>
+        </w:tabs>
+        <w:ind w:left="720" w:hanging="360"/>
+        <w:spacing w:after="60"/>
+      </w:pPr>
+      <w:r>
+        <w:t xml:space="preserve">• </w:t>
+        <w:tab/>
+      </w:r>
+      <w:r>
+        <w:rPr>
+          <w:b/>
+        </w:rPr>
+        <w:t xml:space="preserve">Nhận xét:</w:t>
+      </w:r>
+    </w:p>
+    <w:p>
+      <w:pPr>
+        <w:jc w:val="both"/>
+        <w:tabs>
+          <w:tab w:val="left" w:pos="720"/>
+        </w:tabs>
+        <w:ind w:left="720" w:hanging="360"/>
+        <w:spacing w:after="60"/>
+      </w:pPr>
+      <w:r>
+        <w:t xml:space="preserve">• </w:t>
+        <w:tab/>
+      </w:r>
+      <w:r>
+        <w:t xml:space="preserve">Trước khi áp dụng giải pháp, điểm trung bình và độ lệch chuẩn của hai lớp Đối chứng và Thực nghiệm tương đương nhau, cho thấy năng lực tưởng tượng không gian và kiến thức nền tảng của học sinh hai lớp là tương đồng. Điều này đảm bảo tính khách quan trong việc so sánh hiệu quả của giải pháp.</w:t>
+      </w:r>
+    </w:p>
+    <w:p>
+      <w:pPr>
+        <w:jc w:val="both"/>
+        <w:tabs>
+          <w:tab w:val="left" w:pos="720"/>
+        </w:tabs>
+        <w:ind w:left="720" w:hanging="360"/>
+        <w:spacing w:after="60"/>
+      </w:pPr>
+      <w:r>
+        <w:t xml:space="preserve">• </w:t>
+        <w:tab/>
+      </w:r>
+      <w:r>
+        <w:t xml:space="preserve">Sau khi áp dụng giải pháp, lớp Thực nghiệm (12A2) có sự cải thiện vượt bậc về điểm trung bình (từ 5.42 lên 7.40), cao hơn đáng kể so với lớp Đối chứng (từ 5.35 lên 5.95).</w:t>
+      </w:r>
+    </w:p>
+    <w:p>
+      <w:pPr>
+        <w:jc w:val="both"/>
+        <w:tabs>
+          <w:tab w:val="left" w:pos="720"/>
+        </w:tabs>
+        <w:ind w:left="720" w:hanging="360"/>
+        <w:spacing w:after="60"/>
+      </w:pPr>
+      <w:r>
+        <w:t xml:space="preserve">• </w:t>
+        <w:tab/>
+      </w:r>
+      <w:r>
+        <w:t xml:space="preserve">Độ lệch chuẩn của lớp Thực nghiệm giảm rõ rệt (từ 1.45 xuống 1.10), cho thấy kết quả học tập của học sinh trong lớp đồng đều hơn, khoảng cách giữa học sinh khá giỏi và học sinh trung bình yếu được thu hẹp. Ngược lại, lớp Đối chứng có độ lệch chuẩn giảm ít hơn.</w:t>
+      </w:r>
+    </w:p>
+    <w:p>
+      <w:pPr>
+        <w:jc w:val="both"/>
+        <w:ind w:firstLine="720"/>
+        <w:spacing w:line="360" w:lineRule="auto" w:after="120"/>
+      </w:pPr>
+      <w:r>
+        <w:rPr>
+          <w:b/>
+        </w:rPr>
+        <w:t xml:space="preserve">Bảng 2</w:t>
+      </w:r>
+      <w:r>
+        <w:rPr>
+          <w:b/>
+        </w:rPr>
+        <w:t xml:space="preserve">: Phân loại học lực của học sinh theo kết quả bài kiểm tra</w:t>
+      </w:r>
+    </w:p>
+    <w:tbl>
+      <w:tblPr>
+        <w:tblW w:w="9360" w:type="dxa"/>
+        <w:tblBorders>
+          <w:top w:val="single" w:sz="4" w:space="0" w:color="000000"/>
+          <w:left w:val="single" w:sz="4" w:space="0" w:color="000000"/>
+          <w:bottom w:val="single" w:sz="4" w:space="0" w:color="000000"/>
+          <w:right w:val="single" w:sz="4" w:space="0" w:color="000000"/>
+          <w:insideH w:val="single" w:sz="4" w:space="0" w:color="000000"/>
+          <w:insideV w:val="single" w:sz="4" w:space="0" w:color="000000"/>
+        </w:tblBorders>
+        <w:tblLook w:val="04A0"/>
+      </w:tblPr>
+      <w:tblGrid>
+        <w:gridCol w:w="1560"/>
+        <w:gridCol w:w="1560"/>
+        <w:gridCol w:w="1560"/>
+        <w:gridCol w:w="1560"/>
+        <w:gridCol w:w="1560"/>
+        <w:gridCol w:w="1560"/>
+      </w:tblGrid>
+      <w:tr>
+        <w:tc>
+          <w:tcPr>
+            <w:tcW w:w="1560" w:type="dxa"/>
+            <w:shd w:val="clear" w:color="auto" w:fill="D5E8F0"/>
+          </w:tcPr>
+          <w:p>
+            <w:pPr>
+              <w:jc w:val="center"/>
+            </w:pPr>
+            <w:r>
+              <w:t xml:space="preserve">Xếp loại học lực</w:t>
+            </w:r>
+          </w:p>
+        </w:tc>
+        <w:tc>
+          <w:tcPr>
+            <w:tcW w:w="1560" w:type="dxa"/>
+            <w:shd w:val="clear" w:color="auto" w:fill="D5E8F0"/>
+          </w:tcPr>
+          <w:p>
+            <w:pPr>
+              <w:jc w:val="center"/>
+            </w:pPr>
+            <w:r>
+              <w:t xml:space="preserve">Lớp</w:t>
+            </w:r>
+          </w:p>
+        </w:tc>
+        <w:tc>
+          <w:tcPr>
+            <w:tcW w:w="1560" w:type="dxa"/>
+            <w:shd w:val="clear" w:color="auto" w:fill="D5E8F0"/>
+          </w:tcPr>
+          <w:p>
+            <w:pPr>
+              <w:jc w:val="center"/>
+            </w:pPr>
+            <w:r>
+              <w:t xml:space="preserve">Số lượng HS trước tác động</w:t>
+            </w:r>
+          </w:p>
+        </w:tc>
+        <w:tc>
+          <w:tcPr>
+            <w:tcW w:w="1560" w:type="dxa"/>
+            <w:shd w:val="clear" w:color="auto" w:fill="D5E8F0"/>
+          </w:tcPr>
+          <w:p>
+            <w:pPr>
+              <w:jc w:val="center"/>
+            </w:pPr>
+            <w:r>
+              <w:t xml:space="preserve">Tỷ lệ (%) trước tác động</w:t>
+            </w:r>
+          </w:p>
+        </w:tc>
+        <w:tc>
+          <w:tcPr>
+            <w:tcW w:w="1560" w:type="dxa"/>
+            <w:shd w:val="clear" w:color="auto" w:fill="D5E8F0"/>
+          </w:tcPr>
+          <w:p>
+            <w:pPr>
+              <w:jc w:val="center"/>
+            </w:pPr>
+            <w:r>
+              <w:t xml:space="preserve">Số lượng HS sau tác động</w:t>
+            </w:r>
+          </w:p>
+        </w:tc>
+        <w:tc>
+          <w:tcPr>
+            <w:tcW w:w="1560" w:type="dxa"/>
+            <w:shd w:val="clear" w:color="auto" w:fill="D5E8F0"/>
+          </w:tcPr>
+          <w:p>
+            <w:pPr>
+              <w:jc w:val="center"/>
+            </w:pPr>
+            <w:r>
+              <w:t xml:space="preserve">Tỷ lệ (%) sau tác động</w:t>
+            </w:r>
+          </w:p>
+        </w:tc>
+      </w:tr>
+      <w:tr>
+        <w:tc>
+          <w:tcPr>
+            <w:tcW w:w="1560" w:type="dxa"/>
+          </w:tcPr>
+          <w:p>
+            <w:pPr>
+              <w:jc w:val="center"/>
+            </w:pPr>
+            <w:r>
+              <w:rPr>
+                <w:b/>
+              </w:rPr>
+              <w:t xml:space="preserve">Giỏi</w:t>
+            </w:r>
+            <w:r>
+              <w:t xml:space="preserve"> (Từ 8.0 trở lên)</w:t>
+            </w:r>
+          </w:p>
+        </w:tc>
+        <w:tc>
+          <w:tcPr>
+            <w:tcW w:w="1560" w:type="dxa"/>
+          </w:tcPr>
+          <w:p>
+            <w:pPr>
+              <w:jc w:val="center"/>
+            </w:pPr>
+            <w:r>
+              <w:rPr>
+                <w:b/>
+              </w:rPr>
+              <w:t xml:space="preserve">Đối chứng (12A1)</w:t>
+            </w:r>
+          </w:p>
+        </w:tc>
+        <w:tc>
+          <w:tcPr>
+            <w:tcW w:w="1560" w:type="dxa"/>
+          </w:tcPr>
+          <w:p>
+            <w:pPr>
+              <w:jc w:val="center"/>
+            </w:pPr>
+            <w:r>
+              <w:t xml:space="preserve">0</w:t>
+            </w:r>
+          </w:p>
+        </w:tc>
+        <w:tc>
+          <w:tcPr>
+            <w:tcW w:w="1560" w:type="dxa"/>
+          </w:tcPr>
+          <w:p>
+            <w:pPr>
+              <w:jc w:val="center"/>
+            </w:pPr>
+            <w:r>
+              <w:t xml:space="preserve">0.0%</w:t>
+            </w:r>
+          </w:p>
+        </w:tc>
+        <w:tc>
+          <w:tcPr>
+            <w:tcW w:w="1560" w:type="dxa"/>
+          </w:tcPr>
+          <w:p>
+            <w:pPr>
+              <w:jc w:val="center"/>
+            </w:pPr>
+            <w:r>
+              <w:t xml:space="preserve">3</w:t>
+            </w:r>
+          </w:p>
+        </w:tc>
+        <w:tc>
+          <w:tcPr>
+            <w:tcW w:w="1560" w:type="dxa"/>
+          </w:tcPr>
+          <w:p>
+            <w:pPr>
+              <w:jc w:val="center"/>
+            </w:pPr>
+            <w:r>
+              <w:t xml:space="preserve">7.5%</w:t>
+            </w:r>
+          </w:p>
+        </w:tc>
+      </w:tr>
+      <w:tr>
+        <w:tc>
+          <w:tcPr>
+            <w:tcW w:w="1560" w:type="dxa"/>
+          </w:tcPr>
+          <w:p>
+            <w:pPr>
+              <w:jc w:val="center"/>
+            </w:pPr>
+            <w:r>
+              <w:rPr>
+                <w:b/>
+              </w:rPr>
+              <w:t xml:space="preserve">Thực nghiệm (12A2)</w:t>
+            </w:r>
+          </w:p>
+        </w:tc>
+        <w:tc>
+          <w:tcPr>
+            <w:tcW w:w="1560" w:type="dxa"/>
+          </w:tcPr>
+          <w:p>
+            <w:pPr>
+              <w:jc w:val="center"/>
+            </w:pPr>
+            <w:r>
+              <w:t xml:space="preserve">0</w:t>
+            </w:r>
+          </w:p>
+        </w:tc>
+        <w:tc>
+          <w:tcPr>
+            <w:tcW w:w="1560" w:type="dxa"/>
+          </w:tcPr>
+          <w:p>
+            <w:pPr>
+              <w:jc w:val="center"/>
+            </w:pPr>
+            <w:r>
+              <w:t xml:space="preserve">0.0%</w:t>
+            </w:r>
+          </w:p>
+        </w:tc>
+        <w:tc>
+          <w:tcPr>
+            <w:tcW w:w="1560" w:type="dxa"/>
+          </w:tcPr>
+          <w:p>
+            <w:pPr>
+              <w:jc w:val="center"/>
+            </w:pPr>
+            <w:r>
+              <w:t xml:space="preserve">12</w:t>
+            </w:r>
+          </w:p>
+        </w:tc>
+        <w:tc>
+          <w:tcPr>
+            <w:tcW w:w="1560" w:type="dxa"/>
+          </w:tcPr>
+          <w:p>
+            <w:pPr>
+              <w:jc w:val="center"/>
+            </w:pPr>
+            <w:r>
+              <w:t xml:space="preserve">30.0%</w:t>
+            </w:r>
+          </w:p>
+        </w:tc>
+        <w:tc>
+          <w:tcPr>
+            <w:tcW w:w="1560" w:type="dxa"/>
+          </w:tcPr>
+          <w:p>
+            <w:pPr>
+              <w:jc w:val="center"/>
+            </w:pPr>
+          </w:p>
+        </w:tc>
+      </w:tr>
+      <w:tr>
+        <w:tc>
+          <w:tcPr>
+            <w:tcW w:w="1560" w:type="dxa"/>
+          </w:tcPr>
+          <w:p>
+            <w:pPr>
+              <w:jc w:val="center"/>
+            </w:pPr>
+            <w:r>
+              <w:rPr>
+                <w:b/>
+              </w:rPr>
+              <w:t xml:space="preserve">Khá</w:t>
+            </w:r>
+            <w:r>
+              <w:t xml:space="preserve"> (Từ 6.5 đến dưới 8.0)</w:t>
+            </w:r>
+          </w:p>
+        </w:tc>
+        <w:tc>
+          <w:tcPr>
+            <w:tcW w:w="1560" w:type="dxa"/>
+          </w:tcPr>
+          <w:p>
+            <w:pPr>
+              <w:jc w:val="center"/>
+            </w:pPr>
+            <w:r>
+              <w:rPr>
+                <w:b/>
+              </w:rPr>
+              <w:t xml:space="preserve">Đối chứng (12A1)</w:t>
+            </w:r>
+          </w:p>
+        </w:tc>
+        <w:tc>
+          <w:tcPr>
+            <w:tcW w:w="1560" w:type="dxa"/>
+          </w:tcPr>
+          <w:p>
+            <w:pPr>
+              <w:jc w:val="center"/>
+            </w:pPr>
+            <w:r>
+              <w:t xml:space="preserve">6</w:t>
+            </w:r>
+          </w:p>
+        </w:tc>
+        <w:tc>
+          <w:tcPr>
+            <w:tcW w:w="1560" w:type="dxa"/>
+          </w:tcPr>
+          <w:p>
+            <w:pPr>
+              <w:jc w:val="center"/>
+            </w:pPr>
+            <w:r>
+              <w:t xml:space="preserve">15.0%</w:t>
+            </w:r>
+          </w:p>
+        </w:tc>
+        <w:tc>
+          <w:tcPr>
+            <w:tcW w:w="1560" w:type="dxa"/>
+          </w:tcPr>
+          <w:p>
+            <w:pPr>
+              <w:jc w:val="center"/>
+            </w:pPr>
+            <w:r>
+              <w:t xml:space="preserve">10</w:t>
+            </w:r>
+          </w:p>
+        </w:tc>
+        <w:tc>
+          <w:tcPr>
+            <w:tcW w:w="1560" w:type="dxa"/>
+          </w:tcPr>
+          <w:p>
+            <w:pPr>
+              <w:jc w:val="center"/>
+            </w:pPr>
+            <w:r>
+              <w:t xml:space="preserve">25.0%</w:t>
+            </w:r>
+          </w:p>
+        </w:tc>
+      </w:tr>
+      <w:tr>
+        <w:tc>
+          <w:tcPr>
+            <w:tcW w:w="1560" w:type="dxa"/>
+          </w:tcPr>
+          <w:p>
+            <w:pPr>
+              <w:jc w:val="center"/>
+            </w:pPr>
+            <w:r>
+              <w:rPr>
+                <w:b/>
+              </w:rPr>
+              <w:t xml:space="preserve">Thực nghiệm (12A2)</w:t>
+            </w:r>
+          </w:p>
+        </w:tc>
+        <w:tc>
+          <w:tcPr>
+            <w:tcW w:w="1560" w:type="dxa"/>
+          </w:tcPr>
+          <w:p>
+            <w:pPr>
+              <w:jc w:val="center"/>
+            </w:pPr>
+            <w:r>
+              <w:t xml:space="preserve">7</w:t>
+            </w:r>
+          </w:p>
+        </w:tc>
+        <w:tc>
+          <w:tcPr>
+            <w:tcW w:w="1560" w:type="dxa"/>
+          </w:tcPr>
+          <w:p>
+            <w:pPr>
+              <w:jc w:val="center"/>
+            </w:pPr>
+            <w:r>
+              <w:t xml:space="preserve">17.5%</w:t>
+            </w:r>
+          </w:p>
+        </w:tc>
+        <w:tc>
+          <w:tcPr>
+            <w:tcW w:w="1560" w:type="dxa"/>
+          </w:tcPr>
+          <w:p>
+            <w:pPr>
+              <w:jc w:val="center"/>
+            </w:pPr>
+            <w:r>
+              <w:t xml:space="preserve">20</w:t>
+            </w:r>
+          </w:p>
+        </w:tc>
+        <w:tc>
+          <w:tcPr>
+            <w:tcW w:w="1560" w:type="dxa"/>
+          </w:tcPr>
+          <w:p>
+            <w:pPr>
+              <w:jc w:val="center"/>
+            </w:pPr>
+            <w:r>
+              <w:t xml:space="preserve">50.0%</w:t>
+            </w:r>
+          </w:p>
+        </w:tc>
+        <w:tc>
+          <w:tcPr>
+            <w:tcW w:w="1560" w:type="dxa"/>
+          </w:tcPr>
+          <w:p>
+            <w:pPr>
+              <w:jc w:val="center"/>
+            </w:pPr>
+          </w:p>
+        </w:tc>
+      </w:tr>
+      <w:tr>
+        <w:tc>
+          <w:tcPr>
+            <w:tcW w:w="1560" w:type="dxa"/>
+          </w:tcPr>
+          <w:p>
+            <w:pPr>
+              <w:jc w:val="center"/>
+            </w:pPr>
+            <w:r>
+              <w:rPr>
+                <w:b/>
+              </w:rPr>
+              <w:t xml:space="preserve">Trung bình</w:t>
+            </w:r>
+            <w:r>
+              <w:t xml:space="preserve"> (Từ 5.0 đến dưới 6.5)</w:t>
+            </w:r>
+          </w:p>
+        </w:tc>
+        <w:tc>
+          <w:tcPr>
+            <w:tcW w:w="1560" w:type="dxa"/>
+          </w:tcPr>
+          <w:p>
+            <w:pPr>
+              <w:jc w:val="center"/>
+            </w:pPr>
+            <w:r>
+              <w:rPr>
+                <w:b/>
+              </w:rPr>
+              <w:t xml:space="preserve">Đối chứng (12A1)</w:t>
+            </w:r>
+          </w:p>
+        </w:tc>
+        <w:tc>
+          <w:tcPr>
+            <w:tcW w:w="1560" w:type="dxa"/>
+          </w:tcPr>
+          <w:p>
+            <w:pPr>
+              <w:jc w:val="center"/>
+            </w:pPr>
+            <w:r>
+              <w:t xml:space="preserve">22</w:t>
+            </w:r>
+          </w:p>
+        </w:tc>
+        <w:tc>
+          <w:tcPr>
+            <w:tcW w:w="1560" w:type="dxa"/>
+          </w:tcPr>
+          <w:p>
+            <w:pPr>
+              <w:jc w:val="center"/>
+            </w:pPr>
+            <w:r>
+              <w:t xml:space="preserve">55.0%</w:t>
+            </w:r>
+          </w:p>
+        </w:tc>
+        <w:tc>
+          <w:tcPr>
+            <w:tcW w:w="1560" w:type="dxa"/>
+          </w:tcPr>
+          <w:p>
+            <w:pPr>
+              <w:jc w:val="center"/>
+            </w:pPr>
+            <w:r>
+              <w:t xml:space="preserve">19</w:t>
+            </w:r>
+          </w:p>
+        </w:tc>
+        <w:tc>
+          <w:tcPr>
+            <w:tcW w:w="1560" w:type="dxa"/>
+          </w:tcPr>
+          <w:p>
+            <w:pPr>
+              <w:jc w:val="center"/>
+            </w:pPr>
+            <w:r>
+              <w:t xml:space="preserve">47.5%</w:t>
+            </w:r>
+          </w:p>
+        </w:tc>
+      </w:tr>
+      <w:tr>
+        <w:tc>
+          <w:tcPr>
+            <w:tcW w:w="1560" w:type="dxa"/>
+          </w:tcPr>
+          <w:p>
+            <w:pPr>
+              <w:jc w:val="center"/>
+            </w:pPr>
+            <w:r>
+              <w:rPr>
+                <w:b/>
+              </w:rPr>
+              <w:t xml:space="preserve">Thực nghiệm (12A2)</w:t>
+            </w:r>
+          </w:p>
+        </w:tc>
+        <w:tc>
+          <w:tcPr>
+            <w:tcW w:w="1560" w:type="dxa"/>
+          </w:tcPr>
+          <w:p>
+            <w:pPr>
+              <w:jc w:val="center"/>
+            </w:pPr>
+            <w:r>
+              <w:t xml:space="preserve">21</w:t>
+            </w:r>
+          </w:p>
+        </w:tc>
+        <w:tc>
+          <w:tcPr>
+            <w:tcW w:w="1560" w:type="dxa"/>
+          </w:tcPr>
+          <w:p>
+            <w:pPr>
+              <w:jc w:val="center"/>
+            </w:pPr>
+            <w:r>
+              <w:t xml:space="preserve">52.5%</w:t>
+            </w:r>
+          </w:p>
+        </w:tc>
+        <w:tc>
+          <w:tcPr>
+            <w:tcW w:w="1560" w:type="dxa"/>
+          </w:tcPr>
+          <w:p>
+            <w:pPr>
+              <w:jc w:val="center"/>
+            </w:pPr>
+            <w:r>
+              <w:t xml:space="preserve">8</w:t>
+            </w:r>
+          </w:p>
+        </w:tc>
+        <w:tc>
+          <w:tcPr>
+            <w:tcW w:w="1560" w:type="dxa"/>
+          </w:tcPr>
+          <w:p>
+            <w:pPr>
+              <w:jc w:val="center"/>
+            </w:pPr>
+            <w:r>
+              <w:t xml:space="preserve">20.0%</w:t>
+            </w:r>
+          </w:p>
+        </w:tc>
+        <w:tc>
+          <w:tcPr>
+            <w:tcW w:w="1560" w:type="dxa"/>
+          </w:tcPr>
+          <w:p>
+            <w:pPr>
+              <w:jc w:val="center"/>
+            </w:pPr>
+          </w:p>
+        </w:tc>
+      </w:tr>
+      <w:tr>
+        <w:tc>
+          <w:tcPr>
+            <w:tcW w:w="1560" w:type="dxa"/>
+          </w:tcPr>
+          <w:p>
+            <w:pPr>
+              <w:jc w:val="center"/>
+            </w:pPr>
+            <w:r>
+              <w:rPr>
+                <w:b/>
+              </w:rPr>
+              <w:t xml:space="preserve">Yếu</w:t>
+            </w:r>
+            <w:r>
+              <w:t xml:space="preserve"> (Dưới 5.0)</w:t>
+            </w:r>
+          </w:p>
+        </w:tc>
+        <w:tc>
+          <w:tcPr>
+            <w:tcW w:w="1560" w:type="dxa"/>
+          </w:tcPr>
+          <w:p>
+            <w:pPr>
+              <w:jc w:val="center"/>
+            </w:pPr>
+            <w:r>
+              <w:rPr>
+                <w:b/>
+              </w:rPr>
+              <w:t xml:space="preserve">Đối chứng (12A1)</w:t>
+            </w:r>
+          </w:p>
+        </w:tc>
+        <w:tc>
+          <w:tcPr>
+            <w:tcW w:w="1560" w:type="dxa"/>
+          </w:tcPr>
+          <w:p>
+            <w:pPr>
+              <w:jc w:val="center"/>
+            </w:pPr>
+            <w:r>
+              <w:t xml:space="preserve">12</w:t>
+            </w:r>
+          </w:p>
+        </w:tc>
+        <w:tc>
+          <w:tcPr>
+            <w:tcW w:w="1560" w:type="dxa"/>
+          </w:tcPr>
+          <w:p>
+            <w:pPr>
+              <w:jc w:val="center"/>
+            </w:pPr>
+            <w:r>
+              <w:t xml:space="preserve">30.0%</w:t>
+            </w:r>
+          </w:p>
+        </w:tc>
+        <w:tc>
+          <w:tcPr>
+            <w:tcW w:w="1560" w:type="dxa"/>
+          </w:tcPr>
+          <w:p>
+            <w:pPr>
+              <w:jc w:val="center"/>
+            </w:pPr>
+            <w:r>
+              <w:t xml:space="preserve">8</w:t>
+            </w:r>
+          </w:p>
+        </w:tc>
+        <w:tc>
+          <w:tcPr>
+            <w:tcW w:w="1560" w:type="dxa"/>
+          </w:tcPr>
+          <w:p>
+            <w:pPr>
+              <w:jc w:val="center"/>
+            </w:pPr>
+            <w:r>
+              <w:t xml:space="preserve">20.0%</w:t>
+            </w:r>
+          </w:p>
+        </w:tc>
+      </w:tr>
+      <w:tr>
+        <w:tc>
+          <w:tcPr>
+            <w:tcW w:w="1560" w:type="dxa"/>
+          </w:tcPr>
+          <w:p>
+            <w:pPr>
+              <w:jc w:val="center"/>
+            </w:pPr>
+            <w:r>
+              <w:rPr>
+                <w:b/>
+              </w:rPr>
+              <w:t xml:space="preserve">Thực nghiệm (12A2)</w:t>
+            </w:r>
+          </w:p>
+        </w:tc>
+        <w:tc>
+          <w:tcPr>
+            <w:tcW w:w="1560" w:type="dxa"/>
+          </w:tcPr>
+          <w:p>
+            <w:pPr>
+              <w:jc w:val="center"/>
+            </w:pPr>
+            <w:r>
+              <w:t xml:space="preserve">12</w:t>
+            </w:r>
+          </w:p>
+        </w:tc>
+        <w:tc>
+          <w:tcPr>
+            <w:tcW w:w="1560" w:type="dxa"/>
+          </w:tcPr>
+          <w:p>
+            <w:pPr>
+              <w:jc w:val="center"/>
+            </w:pPr>
+            <w:r>
+              <w:t xml:space="preserve">30.0%</w:t>
+            </w:r>
+          </w:p>
+        </w:tc>
+        <w:tc>
+          <w:tcPr>
+            <w:tcW w:w="1560" w:type="dxa"/>
+          </w:tcPr>
+          <w:p>
+            <w:pPr>
+              <w:jc w:val="center"/>
+            </w:pPr>
+            <w:r>
+              <w:t xml:space="preserve">0</w:t>
+            </w:r>
+          </w:p>
+        </w:tc>
+        <w:tc>
+          <w:tcPr>
+            <w:tcW w:w="1560" w:type="dxa"/>
+          </w:tcPr>
+          <w:p>
+            <w:pPr>
+              <w:jc w:val="center"/>
+            </w:pPr>
+            <w:r>
+              <w:t xml:space="preserve">0.0%</w:t>
+            </w:r>
+          </w:p>
+        </w:tc>
+        <w:tc>
+          <w:tcPr>
+            <w:tcW w:w="1560" w:type="dxa"/>
+          </w:tcPr>
+          <w:p>
+            <w:pPr>
+              <w:jc w:val="center"/>
+            </w:pPr>
+          </w:p>
+        </w:tc>
+      </w:tr>
+      <w:tr>
+        <w:tc>
+          <w:tcPr>
+            <w:tcW w:w="1560" w:type="dxa"/>
+          </w:tcPr>
+          <w:p>
+            <w:pPr>
+              <w:jc w:val="center"/>
+            </w:pPr>
+            <w:r>
+              <w:rPr>
+                <w:b/>
+              </w:rPr>
+              <w:t xml:space="preserve">Tổng cộng</w:t>
+            </w:r>
+          </w:p>
+        </w:tc>
+        <w:tc>
+          <w:tcPr>
+            <w:tcW w:w="1560" w:type="dxa"/>
+          </w:tcPr>
+          <w:p>
+            <w:pPr>
+              <w:jc w:val="center"/>
+            </w:pPr>
+            <w:r>
+              <w:rPr>
+                <w:b/>
+              </w:rPr>
+              <w:t xml:space="preserve">80</w:t>
+            </w:r>
+          </w:p>
+        </w:tc>
+        <w:tc>
+          <w:tcPr>
+            <w:tcW w:w="1560" w:type="dxa"/>
+          </w:tcPr>
+          <w:p>
+            <w:pPr>
+              <w:jc w:val="center"/>
+            </w:pPr>
+            <w:r>
+              <w:rPr>
+                <w:b/>
+              </w:rPr>
+              <w:t xml:space="preserve">100%</w:t>
+            </w:r>
+          </w:p>
+        </w:tc>
+        <w:tc>
+          <w:tcPr>
+            <w:tcW w:w="1560" w:type="dxa"/>
+          </w:tcPr>
+          <w:p>
+            <w:pPr>
+              <w:jc w:val="center"/>
+            </w:pPr>
+            <w:r>
+              <w:rPr>
+                <w:b/>
+              </w:rPr>
+              <w:t xml:space="preserve">80</w:t>
+            </w:r>
+          </w:p>
+        </w:tc>
+        <w:tc>
+          <w:tcPr>
+            <w:tcW w:w="1560" w:type="dxa"/>
+          </w:tcPr>
+          <w:p>
+            <w:pPr>
+              <w:jc w:val="center"/>
+            </w:pPr>
+            <w:r>
+              <w:rPr>
+                <w:b/>
+              </w:rPr>
+              <w:t xml:space="preserve">100%</w:t>
+            </w:r>
+          </w:p>
+        </w:tc>
+        <w:tc>
+          <w:tcPr>
+            <w:tcW w:w="1560" w:type="dxa"/>
+          </w:tcPr>
+          <w:p>
+            <w:pPr>
+              <w:jc w:val="center"/>
+            </w:pPr>
+          </w:p>
+        </w:tc>
+      </w:tr>
+    </w:tbl>
+    <w:p>
+      <w:pPr>
+        <w:spacing w:after="120"/>
+      </w:pPr>
+    </w:p>
+    <w:p>
+      <w:pPr>
+        <w:jc w:val="both"/>
+        <w:tabs>
+          <w:tab w:val="left" w:pos="720"/>
+        </w:tabs>
+        <w:ind w:left="720" w:hanging="360"/>
+        <w:spacing w:after="60"/>
+      </w:pPr>
+      <w:r>
+        <w:t xml:space="preserve">• </w:t>
+        <w:tab/>
+      </w:r>
+      <w:r>
+        <w:rPr>
+          <w:b/>
+        </w:rPr>
+        <w:t xml:space="preserve">Nhận xét:</w:t>
+      </w:r>
+    </w:p>
+    <w:p>
+      <w:pPr>
+        <w:jc w:val="both"/>
+        <w:tabs>
+          <w:tab w:val="left" w:pos="720"/>
+        </w:tabs>
+        <w:ind w:left="720" w:hanging="360"/>
+        <w:spacing w:after="60"/>
+      </w:pPr>
+      <w:r>
+        <w:t xml:space="preserve">• </w:t>
+        <w:tab/>
+      </w:r>
+      <w:r>
+        <w:t xml:space="preserve">Trước tác động, cả hai lớp đều có tỷ lệ học sinh yếu và trung bình cao (tổng cộng trên 80%), không có học sinh đạt loại Giỏi, phản ánh đúng thực trạng "học sinh yếu năng lực tưởng tượng không gian" và "kết quả kiểm tra thấp".</w:t>
+      </w:r>
+    </w:p>
+    <w:p>
+      <w:pPr>
+        <w:jc w:val="both"/>
+        <w:tabs>
+          <w:tab w:val="left" w:pos="720"/>
+        </w:tabs>
+        <w:ind w:left="720" w:hanging="360"/>
+        <w:spacing w:after="60"/>
+      </w:pPr>
+      <w:r>
+        <w:t xml:space="preserve">• </w:t>
+        <w:tab/>
+      </w:r>
+      <w:r>
+        <w:t xml:space="preserve">Sau tác động, sự thay đổi về học lực của lớp Thực nghiệm (12A2) là rất rõ rệt và tích cực:</w:t>
+      </w:r>
+    </w:p>
+    <w:p>
+      <w:pPr>
+        <w:jc w:val="both"/>
+        <w:tabs>
+          <w:tab w:val="left" w:pos="720"/>
+        </w:tabs>
+        <w:ind w:left="720" w:hanging="360"/>
+        <w:spacing w:after="60"/>
+      </w:pPr>
+      <w:r>
+        <w:t xml:space="preserve">• </w:t>
+        <w:tab/>
+      </w:r>
+      <w:r>
+        <w:t xml:space="preserve">Tỷ lệ học sinh đạt loại Giỏi tăng từ 0% lên 30.0% (12 học sinh).</w:t>
+      </w:r>
+    </w:p>
+    <w:p>
+      <w:pPr>
+        <w:jc w:val="both"/>
+        <w:tabs>
+          <w:tab w:val="left" w:pos="720"/>
+        </w:tabs>
+        <w:ind w:left="720" w:hanging="360"/>
+        <w:spacing w:after="60"/>
+      </w:pPr>
+      <w:r>
+        <w:t xml:space="preserve">• </w:t>
+        <w:tab/>
+      </w:r>
+      <w:r>
+        <w:t xml:space="preserve">Tỷ lệ học sinh đạt loại Khá tăng từ 17.5% lên 50.0% (20 học sinh).</w:t>
+      </w:r>
+    </w:p>
+    <w:p>
+      <w:pPr>
+        <w:jc w:val="both"/>
+        <w:tabs>
+          <w:tab w:val="left" w:pos="720"/>
+        </w:tabs>
+        <w:ind w:left="720" w:hanging="360"/>
+        <w:spacing w:after="60"/>
+      </w:pPr>
+      <w:r>
+        <w:t xml:space="preserve">• </w:t>
+        <w:tab/>
+      </w:r>
+      <w:r>
+        <w:t xml:space="preserve">Tổng số học sinh đạt loại Khá và Giỏi của lớp Thực nghiệm là 80.0% (32 học sinh), vượt mục tiêu đề ra (ít nhất 70% học sinh đạt điểm từ 7 trở lên).</w:t>
+      </w:r>
+    </w:p>
+    <w:p>
+      <w:pPr>
+        <w:jc w:val="both"/>
+        <w:tabs>
+          <w:tab w:val="left" w:pos="720"/>
+        </w:tabs>
+        <w:ind w:left="720" w:hanging="360"/>
+        <w:spacing w:after="60"/>
+      </w:pPr>
+      <w:r>
+        <w:t xml:space="preserve">• </w:t>
+        <w:tab/>
+      </w:r>
+      <w:r>
+        <w:t xml:space="preserve">Đặc biệt, tỷ lệ học sinh yếu giảm từ 30.0% xuống 0%, cho thấy giải pháp đã giúp khắc phục hoàn toàn tình trạng học sinh yếu kém trong chủ đề này.</w:t>
+      </w:r>
+    </w:p>
+    <w:p>
+      <w:pPr>
+        <w:jc w:val="both"/>
+        <w:tabs>
+          <w:tab w:val="left" w:pos="720"/>
+        </w:tabs>
+        <w:ind w:left="720" w:hanging="360"/>
+        <w:spacing w:after="60"/>
+      </w:pPr>
+      <w:r>
+        <w:t xml:space="preserve">• </w:t>
+        <w:tab/>
+      </w:r>
+      <w:r>
+        <w:t xml:space="preserve">Trong khi đó, lớp Đối chứng (12A1) cũng có sự cải thiện nhưng ở mức độ khiêm tốn hơn: tỷ lệ học sinh Giỏi và Khá tăng nhẹ (tổng cộng 32.5%), tỷ lệ học sinh Yếu giảm nhưng vẫn còn 20.0%.</w:t>
+      </w:r>
+    </w:p>
+    <w:p>
+      <w:pPr>
+        <w:jc w:val="both"/>
+        <w:ind w:firstLine="720"/>
+        <w:spacing w:line="360" w:lineRule="auto" w:after="120"/>
+      </w:pPr>
+      <w:r>
+        <w:t xml:space="preserve">Những số liệu trên đã minh chứng một cách khách quan và khoa học về tính hiệu quả của việc ứng dụng công nghệ số trong mô hình hóa 3D để nâng cao năng lực tưởng tượng không gian và chất lượng học tập môn Toán cho học sinh lớp 12 tại Trường THPT PPPPTTTT.</w:t>
+      </w:r>
+    </w:p>
+    <w:sectPr>
+      <w:headerReference w:type="even" r:id="rId7"/>
+      <w:headerReference w:type="default" r:id="rId8"/>
+      <w:footerReference w:type="even" r:id="rId9"/>
+      <w:footerReference w:type="default" r:id="rId10"/>
+      <w:headerReference w:type="first" r:id="rId11"/>
+      <w:footerReference w:type="first" r:id="rId12"/>
+      <w:pgSz w:w="11906" w:h="16838"/>
+      <w:pgMar w:top="1134" w:right="1134" w:bottom="1134" w:left="1701" w:header="708" w:footer="708" w:gutter="0"/>
+      <w:pgNumType w:start="1"/>
+      <w:cols w:space="720"/>
+      <w:docGrid w:linePitch="360"/>
+    </w:sectPr>
+  </w:body>
+</w:document>
 </file>
 
 <file path=word/endnotes.xml><?xml version="1.0" encoding="utf-8"?>
